--- a/d8_callback_and_lambda_funtions_of_flutter.docx
+++ b/d8_callback_and_lambda_funtions_of_flutter.docx
@@ -8,16 +8,16 @@
         <w:rPr>
           <w:b/>
           <w:bCs/>
-          <w:sz w:val="44"/>
-          <w:szCs w:val="44"/>
-        </w:rPr>
-      </w:pPr>
-      <w:r>
-        <w:rPr>
-          <w:b/>
-          <w:bCs/>
-          <w:sz w:val="44"/>
-          <w:szCs w:val="44"/>
+          <w:sz w:val="40"/>
+          <w:szCs w:val="40"/>
+        </w:rPr>
+      </w:pPr>
+      <w:r>
+        <w:rPr>
+          <w:b/>
+          <w:bCs/>
+          <w:sz w:val="40"/>
+          <w:szCs w:val="40"/>
         </w:rPr>
         <w:t>INDEX</w:t>
       </w:r>
@@ -26,22 +26,22 @@
       <w:pPr>
         <w:jc w:val="both"/>
         <w:rPr>
-          <w:sz w:val="36"/>
-          <w:szCs w:val="36"/>
-        </w:rPr>
-      </w:pPr>
-    </w:p>
-    <w:p>
-      <w:pPr>
-        <w:rPr>
-          <w:sz w:val="36"/>
-          <w:szCs w:val="36"/>
-        </w:rPr>
-      </w:pPr>
-      <w:r>
-        <w:rPr>
-          <w:sz w:val="36"/>
-          <w:szCs w:val="36"/>
+          <w:sz w:val="32"/>
+          <w:szCs w:val="32"/>
+        </w:rPr>
+      </w:pPr>
+    </w:p>
+    <w:p>
+      <w:pPr>
+        <w:rPr>
+          <w:sz w:val="32"/>
+          <w:szCs w:val="32"/>
+        </w:rPr>
+      </w:pPr>
+      <w:r>
+        <w:rPr>
+          <w:sz w:val="32"/>
+          <w:szCs w:val="32"/>
         </w:rPr>
         <w:br w:type="page"/>
       </w:r>
@@ -50,27 +50,27 @@
       <w:pPr>
         <w:jc w:val="both"/>
         <w:rPr>
-          <w:sz w:val="36"/>
-          <w:szCs w:val="36"/>
-        </w:rPr>
-      </w:pPr>
-    </w:p>
-    <w:p>
-      <w:pPr>
-        <w:jc w:val="both"/>
-        <w:rPr>
-          <w:b/>
-          <w:bCs/>
-          <w:sz w:val="36"/>
-          <w:szCs w:val="36"/>
-        </w:rPr>
-      </w:pPr>
-      <w:r>
-        <w:rPr>
-          <w:b/>
-          <w:bCs/>
-          <w:sz w:val="36"/>
-          <w:szCs w:val="36"/>
+          <w:sz w:val="32"/>
+          <w:szCs w:val="32"/>
+        </w:rPr>
+      </w:pPr>
+    </w:p>
+    <w:p>
+      <w:pPr>
+        <w:jc w:val="both"/>
+        <w:rPr>
+          <w:b/>
+          <w:bCs/>
+          <w:sz w:val="32"/>
+          <w:szCs w:val="32"/>
+        </w:rPr>
+      </w:pPr>
+      <w:r>
+        <w:rPr>
+          <w:b/>
+          <w:bCs/>
+          <w:sz w:val="32"/>
+          <w:szCs w:val="32"/>
         </w:rPr>
         <w:t>Callback Functions:</w:t>
       </w:r>
@@ -79,46 +79,46 @@
       <w:pPr>
         <w:jc w:val="both"/>
         <w:rPr>
-          <w:sz w:val="36"/>
-          <w:szCs w:val="36"/>
-        </w:rPr>
-      </w:pPr>
-      <w:r>
-        <w:rPr>
-          <w:sz w:val="36"/>
-          <w:szCs w:val="36"/>
+          <w:sz w:val="32"/>
+          <w:szCs w:val="32"/>
+        </w:rPr>
+      </w:pPr>
+      <w:r>
+        <w:rPr>
+          <w:sz w:val="32"/>
+          <w:szCs w:val="32"/>
         </w:rPr>
         <w:t xml:space="preserve"># Callback functions call a function from another file like </w:t>
       </w:r>
       <w:proofErr w:type="spellStart"/>
       <w:r>
         <w:rPr>
-          <w:sz w:val="36"/>
-          <w:szCs w:val="36"/>
+          <w:sz w:val="32"/>
+          <w:szCs w:val="32"/>
         </w:rPr>
         <w:t>home_page</w:t>
       </w:r>
       <w:proofErr w:type="spellEnd"/>
       <w:r>
         <w:rPr>
-          <w:sz w:val="36"/>
-          <w:szCs w:val="36"/>
+          <w:sz w:val="32"/>
+          <w:szCs w:val="32"/>
         </w:rPr>
         <w:t xml:space="preserve"> it does not return a value, but it may take a parameter. 3 common functions </w:t>
       </w:r>
       <w:proofErr w:type="gramStart"/>
       <w:r>
         <w:rPr>
-          <w:sz w:val="36"/>
-          <w:szCs w:val="36"/>
+          <w:sz w:val="32"/>
+          <w:szCs w:val="32"/>
         </w:rPr>
         <w:t>are :</w:t>
       </w:r>
       <w:proofErr w:type="gramEnd"/>
       <w:r>
         <w:rPr>
-          <w:sz w:val="36"/>
-          <w:szCs w:val="36"/>
+          <w:sz w:val="32"/>
+          <w:szCs w:val="32"/>
         </w:rPr>
         <w:t>-</w:t>
       </w:r>
@@ -127,23 +127,23 @@
       <w:pPr>
         <w:jc w:val="both"/>
         <w:rPr>
-          <w:sz w:val="36"/>
-          <w:szCs w:val="36"/>
-        </w:rPr>
-      </w:pPr>
-      <w:proofErr w:type="spellStart"/>
-      <w:r>
-        <w:rPr>
-          <w:sz w:val="36"/>
-          <w:szCs w:val="36"/>
+          <w:sz w:val="32"/>
+          <w:szCs w:val="32"/>
+        </w:rPr>
+      </w:pPr>
+      <w:proofErr w:type="spellStart"/>
+      <w:r>
+        <w:rPr>
+          <w:sz w:val="32"/>
+          <w:szCs w:val="32"/>
         </w:rPr>
         <w:t>VoidCallback</w:t>
       </w:r>
       <w:proofErr w:type="spellEnd"/>
       <w:r>
         <w:rPr>
-          <w:sz w:val="36"/>
-          <w:szCs w:val="36"/>
+          <w:sz w:val="32"/>
+          <w:szCs w:val="32"/>
         </w:rPr>
         <w:t>:</w:t>
       </w:r>
@@ -152,30 +152,30 @@
       <w:pPr>
         <w:jc w:val="both"/>
         <w:rPr>
-          <w:sz w:val="36"/>
-          <w:szCs w:val="36"/>
-        </w:rPr>
-      </w:pPr>
-      <w:r>
-        <w:rPr>
-          <w:sz w:val="36"/>
-          <w:szCs w:val="36"/>
+          <w:sz w:val="32"/>
+          <w:szCs w:val="32"/>
+        </w:rPr>
+      </w:pPr>
+      <w:r>
+        <w:rPr>
+          <w:sz w:val="32"/>
+          <w:szCs w:val="32"/>
         </w:rPr>
         <w:t xml:space="preserve"># </w:t>
       </w:r>
       <w:proofErr w:type="spellStart"/>
       <w:r>
         <w:rPr>
-          <w:sz w:val="36"/>
-          <w:szCs w:val="36"/>
+          <w:sz w:val="32"/>
+          <w:szCs w:val="32"/>
         </w:rPr>
         <w:t>VoidCallback</w:t>
       </w:r>
       <w:proofErr w:type="spellEnd"/>
       <w:r>
         <w:rPr>
-          <w:sz w:val="36"/>
-          <w:szCs w:val="36"/>
+          <w:sz w:val="32"/>
+          <w:szCs w:val="32"/>
         </w:rPr>
         <w:t xml:space="preserve"> calls a function, does not accept parameter and return type is void means nothing is returned. Used for buttons, simple taps where not data is passed.</w:t>
       </w:r>
@@ -187,18 +187,18 @@
           <w:b/>
           <w:bCs/>
           <w:color w:val="D86DCB" w:themeColor="accent5" w:themeTint="99"/>
-          <w:sz w:val="36"/>
-          <w:szCs w:val="36"/>
-        </w:rPr>
-      </w:pPr>
-      <w:proofErr w:type="spellStart"/>
-      <w:r>
-        <w:rPr>
-          <w:b/>
-          <w:bCs/>
-          <w:color w:val="D86DCB" w:themeColor="accent5" w:themeTint="99"/>
-          <w:sz w:val="36"/>
-          <w:szCs w:val="36"/>
+          <w:sz w:val="32"/>
+          <w:szCs w:val="32"/>
+        </w:rPr>
+      </w:pPr>
+      <w:proofErr w:type="spellStart"/>
+      <w:r>
+        <w:rPr>
+          <w:b/>
+          <w:bCs/>
+          <w:color w:val="D86DCB" w:themeColor="accent5" w:themeTint="99"/>
+          <w:sz w:val="32"/>
+          <w:szCs w:val="32"/>
         </w:rPr>
         <w:t>VoidCallback</w:t>
       </w:r>
@@ -208,8 +208,8 @@
           <w:b/>
           <w:bCs/>
           <w:color w:val="D86DCB" w:themeColor="accent5" w:themeTint="99"/>
-          <w:sz w:val="36"/>
-          <w:szCs w:val="36"/>
+          <w:sz w:val="32"/>
+          <w:szCs w:val="32"/>
         </w:rPr>
         <w:tab/>
       </w:r>
@@ -218,8 +218,8 @@
           <w:b/>
           <w:bCs/>
           <w:color w:val="D86DCB" w:themeColor="accent5" w:themeTint="99"/>
-          <w:sz w:val="36"/>
-          <w:szCs w:val="36"/>
+          <w:sz w:val="32"/>
+          <w:szCs w:val="32"/>
         </w:rPr>
         <w:tab/>
       </w:r>
@@ -229,8 +229,8 @@
           <w:b/>
           <w:bCs/>
           <w:color w:val="D86DCB" w:themeColor="accent5" w:themeTint="99"/>
-          <w:sz w:val="36"/>
-          <w:szCs w:val="36"/>
+          <w:sz w:val="32"/>
+          <w:szCs w:val="32"/>
         </w:rPr>
         <w:t>function_name</w:t>
       </w:r>
@@ -240,8 +240,8 @@
           <w:b/>
           <w:bCs/>
           <w:color w:val="D86DCB" w:themeColor="accent5" w:themeTint="99"/>
-          <w:sz w:val="36"/>
-          <w:szCs w:val="36"/>
+          <w:sz w:val="32"/>
+          <w:szCs w:val="32"/>
         </w:rPr>
         <w:t>;</w:t>
       </w:r>
@@ -250,32 +250,32 @@
       <w:pPr>
         <w:jc w:val="both"/>
         <w:rPr>
-          <w:sz w:val="36"/>
-          <w:szCs w:val="36"/>
-        </w:rPr>
-      </w:pPr>
-    </w:p>
-    <w:p>
-      <w:pPr>
-        <w:jc w:val="both"/>
-        <w:rPr>
-          <w:sz w:val="36"/>
-          <w:szCs w:val="36"/>
-        </w:rPr>
-      </w:pPr>
-      <w:proofErr w:type="spellStart"/>
-      <w:r>
-        <w:rPr>
-          <w:sz w:val="36"/>
-          <w:szCs w:val="36"/>
+          <w:sz w:val="32"/>
+          <w:szCs w:val="32"/>
+        </w:rPr>
+      </w:pPr>
+    </w:p>
+    <w:p>
+      <w:pPr>
+        <w:jc w:val="both"/>
+        <w:rPr>
+          <w:sz w:val="32"/>
+          <w:szCs w:val="32"/>
+        </w:rPr>
+      </w:pPr>
+      <w:proofErr w:type="spellStart"/>
+      <w:r>
+        <w:rPr>
+          <w:sz w:val="32"/>
+          <w:szCs w:val="32"/>
         </w:rPr>
         <w:t>ValueChanged</w:t>
       </w:r>
       <w:proofErr w:type="spellEnd"/>
       <w:r>
         <w:rPr>
-          <w:sz w:val="36"/>
-          <w:szCs w:val="36"/>
+          <w:sz w:val="32"/>
+          <w:szCs w:val="32"/>
         </w:rPr>
         <w:t>:</w:t>
       </w:r>
@@ -284,14 +284,14 @@
       <w:pPr>
         <w:jc w:val="both"/>
         <w:rPr>
-          <w:sz w:val="36"/>
-          <w:szCs w:val="36"/>
-        </w:rPr>
-      </w:pPr>
-      <w:r>
-        <w:rPr>
-          <w:sz w:val="36"/>
-          <w:szCs w:val="36"/>
+          <w:sz w:val="32"/>
+          <w:szCs w:val="32"/>
+        </w:rPr>
+      </w:pPr>
+      <w:r>
+        <w:rPr>
+          <w:sz w:val="32"/>
+          <w:szCs w:val="32"/>
         </w:rPr>
         <w:t xml:space="preserve"># </w:t>
       </w:r>
@@ -300,16 +300,16 @@
         <w:rPr>
           <w:b/>
           <w:bCs/>
-          <w:sz w:val="36"/>
-          <w:szCs w:val="36"/>
+          <w:sz w:val="32"/>
+          <w:szCs w:val="32"/>
         </w:rPr>
         <w:t>ValueChanged</w:t>
       </w:r>
       <w:proofErr w:type="spellEnd"/>
       <w:r>
         <w:rPr>
-          <w:sz w:val="36"/>
-          <w:szCs w:val="36"/>
+          <w:sz w:val="32"/>
+          <w:szCs w:val="32"/>
         </w:rPr>
         <w:t xml:space="preserve"> callback function accepts a parameter and does not return any value. Ensures type safety. Used for checkboxes, sliders that pass a value. It has to be wrapped by an anonymous or lambda function like </w:t>
       </w:r>
@@ -317,8 +317,8 @@
         <w:rPr>
           <w:b/>
           <w:bCs/>
-          <w:sz w:val="36"/>
-          <w:szCs w:val="36"/>
+          <w:sz w:val="32"/>
+          <w:szCs w:val="32"/>
         </w:rPr>
         <w:t xml:space="preserve">(value) =&gt; </w:t>
       </w:r>
@@ -327,16 +327,16 @@
         <w:rPr>
           <w:b/>
           <w:bCs/>
-          <w:sz w:val="36"/>
-          <w:szCs w:val="36"/>
+          <w:sz w:val="32"/>
+          <w:szCs w:val="32"/>
         </w:rPr>
         <w:t>function_name</w:t>
       </w:r>
       <w:proofErr w:type="spellEnd"/>
       <w:r>
         <w:rPr>
-          <w:sz w:val="36"/>
-          <w:szCs w:val="36"/>
+          <w:sz w:val="32"/>
+          <w:szCs w:val="32"/>
         </w:rPr>
         <w:t xml:space="preserve"> in the assigned page. (value) comes internally from flutters checkbox.</w:t>
       </w:r>
@@ -347,18 +347,18 @@
         <w:rPr>
           <w:b/>
           <w:bCs/>
-          <w:sz w:val="36"/>
-          <w:szCs w:val="36"/>
-        </w:rPr>
-      </w:pPr>
-      <w:proofErr w:type="spellStart"/>
-      <w:r>
-        <w:rPr>
-          <w:b/>
-          <w:bCs/>
-          <w:color w:val="D86DCB" w:themeColor="accent5" w:themeTint="99"/>
-          <w:sz w:val="36"/>
-          <w:szCs w:val="36"/>
+          <w:sz w:val="32"/>
+          <w:szCs w:val="32"/>
+        </w:rPr>
+      </w:pPr>
+      <w:proofErr w:type="spellStart"/>
+      <w:r>
+        <w:rPr>
+          <w:b/>
+          <w:bCs/>
+          <w:color w:val="D86DCB" w:themeColor="accent5" w:themeTint="99"/>
+          <w:sz w:val="32"/>
+          <w:szCs w:val="32"/>
         </w:rPr>
         <w:t>ValueChanged</w:t>
       </w:r>
@@ -368,8 +368,8 @@
           <w:b/>
           <w:bCs/>
           <w:color w:val="D86DCB" w:themeColor="accent5" w:themeTint="99"/>
-          <w:sz w:val="36"/>
-          <w:szCs w:val="36"/>
+          <w:sz w:val="32"/>
+          <w:szCs w:val="32"/>
         </w:rPr>
         <w:t>&lt;bool?&gt;?</w:t>
       </w:r>
@@ -378,8 +378,8 @@
           <w:b/>
           <w:bCs/>
           <w:color w:val="D86DCB" w:themeColor="accent5" w:themeTint="99"/>
-          <w:sz w:val="36"/>
-          <w:szCs w:val="36"/>
+          <w:sz w:val="32"/>
+          <w:szCs w:val="32"/>
         </w:rPr>
         <w:tab/>
       </w:r>
@@ -389,8 +389,8 @@
           <w:b/>
           <w:bCs/>
           <w:color w:val="D86DCB" w:themeColor="accent5" w:themeTint="99"/>
-          <w:sz w:val="36"/>
-          <w:szCs w:val="36"/>
+          <w:sz w:val="32"/>
+          <w:szCs w:val="32"/>
         </w:rPr>
         <w:t>function_name</w:t>
       </w:r>
@@ -400,8 +400,8 @@
           <w:b/>
           <w:bCs/>
           <w:color w:val="D86DCB" w:themeColor="accent5" w:themeTint="99"/>
-          <w:sz w:val="36"/>
-          <w:szCs w:val="36"/>
+          <w:sz w:val="32"/>
+          <w:szCs w:val="32"/>
         </w:rPr>
         <w:t>;</w:t>
       </w:r>
@@ -410,23 +410,23 @@
       <w:pPr>
         <w:jc w:val="both"/>
         <w:rPr>
-          <w:sz w:val="36"/>
-          <w:szCs w:val="36"/>
-        </w:rPr>
-      </w:pPr>
-    </w:p>
-    <w:p>
-      <w:pPr>
-        <w:jc w:val="both"/>
-        <w:rPr>
-          <w:sz w:val="36"/>
-          <w:szCs w:val="36"/>
-        </w:rPr>
-      </w:pPr>
-      <w:r>
-        <w:rPr>
-          <w:sz w:val="36"/>
-          <w:szCs w:val="36"/>
+          <w:sz w:val="32"/>
+          <w:szCs w:val="32"/>
+        </w:rPr>
+      </w:pPr>
+    </w:p>
+    <w:p>
+      <w:pPr>
+        <w:jc w:val="both"/>
+        <w:rPr>
+          <w:sz w:val="32"/>
+          <w:szCs w:val="32"/>
+        </w:rPr>
+      </w:pPr>
+      <w:r>
+        <w:rPr>
+          <w:sz w:val="32"/>
+          <w:szCs w:val="32"/>
         </w:rPr>
         <w:t xml:space="preserve">Note: Use this when we need a value from another class (notifier class of Provider) or file to be passed internally </w:t>
       </w:r>
@@ -434,22 +434,22 @@
         <w:rPr>
           <w:b/>
           <w:bCs/>
-          <w:sz w:val="36"/>
-          <w:szCs w:val="36"/>
+          <w:sz w:val="32"/>
+          <w:szCs w:val="32"/>
         </w:rPr>
         <w:t xml:space="preserve">(value) {} </w:t>
       </w:r>
       <w:r>
         <w:rPr>
-          <w:sz w:val="36"/>
-          <w:szCs w:val="36"/>
+          <w:sz w:val="32"/>
+          <w:szCs w:val="32"/>
         </w:rPr>
         <w:t>from Flutter and access it in another file (Usually UI)</w:t>
       </w:r>
       <w:r>
         <w:rPr>
-          <w:sz w:val="36"/>
-          <w:szCs w:val="36"/>
+          <w:sz w:val="32"/>
+          <w:szCs w:val="32"/>
         </w:rPr>
         <w:t>. Like this, in Provider or another class.</w:t>
       </w:r>
@@ -461,20 +461,224 @@
           <w:b/>
           <w:bCs/>
           <w:color w:val="D86DCB" w:themeColor="accent5" w:themeTint="99"/>
-          <w:sz w:val="36"/>
-          <w:szCs w:val="36"/>
-        </w:rPr>
-      </w:pPr>
-      <w:r>
-        <w:rPr>
-          <w:b/>
-          <w:bCs/>
-          <w:color w:val="D86DCB" w:themeColor="accent5" w:themeTint="99"/>
-          <w:sz w:val="36"/>
-          <w:szCs w:val="36"/>
+          <w:sz w:val="32"/>
+          <w:szCs w:val="32"/>
+        </w:rPr>
+      </w:pPr>
+      <w:r>
+        <w:rPr>
+          <w:b/>
+          <w:bCs/>
+          <w:color w:val="D86DCB" w:themeColor="accent5" w:themeTint="99"/>
+          <w:sz w:val="32"/>
+          <w:szCs w:val="32"/>
+        </w:rPr>
+        <w:t xml:space="preserve">void </w:t>
+      </w:r>
+      <w:proofErr w:type="spellStart"/>
+      <w:proofErr w:type="gramStart"/>
+      <w:r>
+        <w:rPr>
+          <w:b/>
+          <w:bCs/>
+          <w:color w:val="D86DCB" w:themeColor="accent5" w:themeTint="99"/>
+          <w:sz w:val="32"/>
+          <w:szCs w:val="32"/>
+        </w:rPr>
+        <w:t>getValue</w:t>
+      </w:r>
+      <w:proofErr w:type="spellEnd"/>
+      <w:r>
+        <w:rPr>
+          <w:b/>
+          <w:bCs/>
+          <w:color w:val="D86DCB" w:themeColor="accent5" w:themeTint="99"/>
+          <w:sz w:val="32"/>
+          <w:szCs w:val="32"/>
+        </w:rPr>
+        <w:t>(</w:t>
+      </w:r>
+      <w:proofErr w:type="gramEnd"/>
+      <w:r>
+        <w:rPr>
+          <w:b/>
+          <w:bCs/>
+          <w:color w:val="D86DCB" w:themeColor="accent5" w:themeTint="99"/>
+          <w:sz w:val="32"/>
+          <w:szCs w:val="32"/>
+        </w:rPr>
+        <w:t xml:space="preserve">{required </w:t>
+      </w:r>
+      <w:proofErr w:type="spellStart"/>
+      <w:r>
+        <w:rPr>
+          <w:b/>
+          <w:bCs/>
+          <w:color w:val="D86DCB" w:themeColor="accent5" w:themeTint="99"/>
+          <w:sz w:val="32"/>
+          <w:szCs w:val="32"/>
+        </w:rPr>
+        <w:t>ValueChanged</w:t>
+      </w:r>
+      <w:proofErr w:type="spellEnd"/>
+      <w:r>
+        <w:rPr>
+          <w:b/>
+          <w:bCs/>
+          <w:color w:val="D86DCB" w:themeColor="accent5" w:themeTint="99"/>
+          <w:sz w:val="32"/>
+          <w:szCs w:val="32"/>
+        </w:rPr>
+        <w:t xml:space="preserve">&lt;int&gt; </w:t>
+      </w:r>
+      <w:proofErr w:type="spellStart"/>
+      <w:r>
+        <w:rPr>
+          <w:b/>
+          <w:bCs/>
+          <w:color w:val="D86DCB" w:themeColor="accent5" w:themeTint="99"/>
+          <w:sz w:val="32"/>
+          <w:szCs w:val="32"/>
+        </w:rPr>
+        <w:t>onTap</w:t>
+      </w:r>
+      <w:proofErr w:type="spellEnd"/>
+      <w:r>
+        <w:rPr>
+          <w:b/>
+          <w:bCs/>
+          <w:color w:val="D86DCB" w:themeColor="accent5" w:themeTint="99"/>
+          <w:sz w:val="32"/>
+          <w:szCs w:val="32"/>
+        </w:rPr>
+        <w:t>}){</w:t>
+      </w:r>
+    </w:p>
+    <w:p>
+      <w:pPr>
+        <w:jc w:val="both"/>
+        <w:rPr>
+          <w:b/>
+          <w:bCs/>
+          <w:color w:val="D86DCB" w:themeColor="accent5" w:themeTint="99"/>
+          <w:sz w:val="32"/>
+          <w:szCs w:val="32"/>
+        </w:rPr>
+      </w:pPr>
+      <w:r>
+        <w:rPr>
+          <w:b/>
+          <w:bCs/>
+          <w:color w:val="D86DCB" w:themeColor="accent5" w:themeTint="99"/>
+          <w:sz w:val="32"/>
+          <w:szCs w:val="32"/>
+        </w:rPr>
+        <w:t xml:space="preserve">    final int num = 0;</w:t>
+      </w:r>
+    </w:p>
+    <w:p>
+      <w:pPr>
+        <w:jc w:val="both"/>
+        <w:rPr>
+          <w:b/>
+          <w:bCs/>
+          <w:color w:val="D86DCB" w:themeColor="accent5" w:themeTint="99"/>
+          <w:sz w:val="32"/>
+          <w:szCs w:val="32"/>
+        </w:rPr>
+      </w:pPr>
+      <w:r>
+        <w:rPr>
+          <w:b/>
+          <w:bCs/>
+          <w:color w:val="D86DCB" w:themeColor="accent5" w:themeTint="99"/>
+          <w:sz w:val="32"/>
+          <w:szCs w:val="32"/>
+        </w:rPr>
+        <w:t xml:space="preserve">    </w:t>
+      </w:r>
+      <w:proofErr w:type="spellStart"/>
+      <w:r>
+        <w:rPr>
+          <w:b/>
+          <w:bCs/>
+          <w:color w:val="D86DCB" w:themeColor="accent5" w:themeTint="99"/>
+          <w:sz w:val="32"/>
+          <w:szCs w:val="32"/>
+        </w:rPr>
+        <w:t>onTap</w:t>
+      </w:r>
+      <w:proofErr w:type="spellEnd"/>
+      <w:r>
+        <w:rPr>
+          <w:b/>
+          <w:bCs/>
+          <w:color w:val="D86DCB" w:themeColor="accent5" w:themeTint="99"/>
+          <w:sz w:val="32"/>
+          <w:szCs w:val="32"/>
+        </w:rPr>
+        <w:t>(num);</w:t>
+      </w:r>
+    </w:p>
+    <w:p>
+      <w:pPr>
+        <w:jc w:val="both"/>
+        <w:rPr>
+          <w:b/>
+          <w:bCs/>
+          <w:color w:val="D86DCB" w:themeColor="accent5" w:themeTint="99"/>
+          <w:sz w:val="32"/>
+          <w:szCs w:val="32"/>
+        </w:rPr>
+      </w:pPr>
+      <w:r>
+        <w:rPr>
+          <w:b/>
+          <w:bCs/>
+          <w:color w:val="D86DCB" w:themeColor="accent5" w:themeTint="99"/>
+          <w:sz w:val="32"/>
+          <w:szCs w:val="32"/>
         </w:rPr>
         <w:lastRenderedPageBreak/>
-        <w:t xml:space="preserve">void </w:t>
+        <w:t xml:space="preserve">  }</w:t>
+      </w:r>
+    </w:p>
+    <w:p>
+      <w:pPr>
+        <w:jc w:val="both"/>
+        <w:rPr>
+          <w:sz w:val="32"/>
+          <w:szCs w:val="32"/>
+        </w:rPr>
+      </w:pPr>
+      <w:r>
+        <w:rPr>
+          <w:sz w:val="32"/>
+          <w:szCs w:val="32"/>
+        </w:rPr>
+        <w:t># In UI or other,</w:t>
+      </w:r>
+    </w:p>
+    <w:p>
+      <w:pPr>
+        <w:jc w:val="both"/>
+        <w:rPr>
+          <w:b/>
+          <w:bCs/>
+          <w:color w:val="D86DCB" w:themeColor="accent5" w:themeTint="99"/>
+          <w:sz w:val="32"/>
+          <w:szCs w:val="32"/>
+        </w:rPr>
+      </w:pPr>
+      <w:r>
+        <w:rPr>
+          <w:b/>
+          <w:bCs/>
+          <w:color w:val="D86DCB" w:themeColor="accent5" w:themeTint="99"/>
+          <w:sz w:val="32"/>
+          <w:szCs w:val="32"/>
+        </w:rPr>
+        <w:t xml:space="preserve">final provider = </w:t>
       </w:r>
       <w:proofErr w:type="spellStart"/>
       <w:proofErr w:type="gramStart"/>
@@ -483,63 +687,89 @@
           <w:b/>
           <w:bCs/>
           <w:color w:val="D86DCB" w:themeColor="accent5" w:themeTint="99"/>
-          <w:sz w:val="36"/>
-          <w:szCs w:val="36"/>
-        </w:rPr>
-        <w:t>getValue</w:t>
-      </w:r>
-      <w:proofErr w:type="spellEnd"/>
-      <w:r>
-        <w:rPr>
-          <w:b/>
-          <w:bCs/>
-          <w:color w:val="D86DCB" w:themeColor="accent5" w:themeTint="99"/>
-          <w:sz w:val="36"/>
-          <w:szCs w:val="36"/>
+          <w:sz w:val="32"/>
+          <w:szCs w:val="32"/>
+        </w:rPr>
+        <w:t>context.read</w:t>
+      </w:r>
+      <w:proofErr w:type="spellEnd"/>
+      <w:proofErr w:type="gramEnd"/>
+      <w:r>
+        <w:rPr>
+          <w:b/>
+          <w:bCs/>
+          <w:color w:val="D86DCB" w:themeColor="accent5" w:themeTint="99"/>
+          <w:sz w:val="32"/>
+          <w:szCs w:val="32"/>
+        </w:rPr>
+        <w:t>&lt;</w:t>
+      </w:r>
+      <w:proofErr w:type="spellStart"/>
+      <w:r>
+        <w:rPr>
+          <w:b/>
+          <w:bCs/>
+          <w:color w:val="D86DCB" w:themeColor="accent5" w:themeTint="99"/>
+          <w:sz w:val="32"/>
+          <w:szCs w:val="32"/>
+        </w:rPr>
+        <w:t>MainNavProvider</w:t>
+      </w:r>
+      <w:proofErr w:type="spellEnd"/>
+      <w:r>
+        <w:rPr>
+          <w:b/>
+          <w:bCs/>
+          <w:color w:val="D86DCB" w:themeColor="accent5" w:themeTint="99"/>
+          <w:sz w:val="32"/>
+          <w:szCs w:val="32"/>
+        </w:rPr>
+        <w:t>&gt;();</w:t>
+      </w:r>
+    </w:p>
+    <w:p>
+      <w:pPr>
+        <w:jc w:val="both"/>
+        <w:rPr>
+          <w:b/>
+          <w:bCs/>
+          <w:color w:val="D86DCB" w:themeColor="accent5" w:themeTint="99"/>
+          <w:sz w:val="32"/>
+          <w:szCs w:val="32"/>
+        </w:rPr>
+      </w:pPr>
+      <w:proofErr w:type="spellStart"/>
+      <w:proofErr w:type="gramStart"/>
+      <w:r>
+        <w:rPr>
+          <w:b/>
+          <w:bCs/>
+          <w:color w:val="D86DCB" w:themeColor="accent5" w:themeTint="99"/>
+          <w:sz w:val="32"/>
+          <w:szCs w:val="32"/>
+        </w:rPr>
+        <w:t>provider.getValue</w:t>
+      </w:r>
+      <w:proofErr w:type="spellEnd"/>
+      <w:proofErr w:type="gramEnd"/>
+      <w:r>
+        <w:rPr>
+          <w:b/>
+          <w:bCs/>
+          <w:color w:val="D86DCB" w:themeColor="accent5" w:themeTint="99"/>
+          <w:sz w:val="32"/>
+          <w:szCs w:val="32"/>
         </w:rPr>
         <w:t>(</w:t>
       </w:r>
-      <w:proofErr w:type="gramEnd"/>
-      <w:r>
-        <w:rPr>
-          <w:b/>
-          <w:bCs/>
-          <w:color w:val="D86DCB" w:themeColor="accent5" w:themeTint="99"/>
-          <w:sz w:val="36"/>
-          <w:szCs w:val="36"/>
-        </w:rPr>
-        <w:t xml:space="preserve">{required </w:t>
-      </w:r>
-      <w:proofErr w:type="spellStart"/>
-      <w:r>
-        <w:rPr>
-          <w:b/>
-          <w:bCs/>
-          <w:color w:val="D86DCB" w:themeColor="accent5" w:themeTint="99"/>
-          <w:sz w:val="36"/>
-          <w:szCs w:val="36"/>
-        </w:rPr>
-        <w:t>ValueChanged</w:t>
-      </w:r>
-      <w:proofErr w:type="spellEnd"/>
-      <w:r>
-        <w:rPr>
-          <w:b/>
-          <w:bCs/>
-          <w:color w:val="D86DCB" w:themeColor="accent5" w:themeTint="99"/>
-          <w:sz w:val="36"/>
-          <w:szCs w:val="36"/>
-        </w:rPr>
-        <w:t xml:space="preserve">&lt;int&gt; </w:t>
-      </w:r>
-      <w:proofErr w:type="spellStart"/>
-      <w:r>
-        <w:rPr>
-          <w:b/>
-          <w:bCs/>
-          <w:color w:val="D86DCB" w:themeColor="accent5" w:themeTint="99"/>
-          <w:sz w:val="36"/>
-          <w:szCs w:val="36"/>
+      <w:proofErr w:type="spellStart"/>
+      <w:r>
+        <w:rPr>
+          <w:b/>
+          <w:bCs/>
+          <w:color w:val="D86DCB" w:themeColor="accent5" w:themeTint="99"/>
+          <w:sz w:val="32"/>
+          <w:szCs w:val="32"/>
         </w:rPr>
         <w:t>onTap</w:t>
       </w:r>
@@ -549,258 +779,8 @@
           <w:b/>
           <w:bCs/>
           <w:color w:val="D86DCB" w:themeColor="accent5" w:themeTint="99"/>
-          <w:sz w:val="36"/>
-          <w:szCs w:val="36"/>
-        </w:rPr>
-        <w:t>}){</w:t>
-      </w:r>
-    </w:p>
-    <w:p>
-      <w:pPr>
-        <w:jc w:val="both"/>
-        <w:rPr>
-          <w:b/>
-          <w:bCs/>
-          <w:color w:val="D86DCB" w:themeColor="accent5" w:themeTint="99"/>
-          <w:sz w:val="36"/>
-          <w:szCs w:val="36"/>
-        </w:rPr>
-      </w:pPr>
-      <w:r>
-        <w:rPr>
-          <w:b/>
-          <w:bCs/>
-          <w:color w:val="D86DCB" w:themeColor="accent5" w:themeTint="99"/>
-          <w:sz w:val="36"/>
-          <w:szCs w:val="36"/>
-        </w:rPr>
-        <w:t xml:space="preserve">    final int num = 0;</w:t>
-      </w:r>
-    </w:p>
-    <w:p>
-      <w:pPr>
-        <w:jc w:val="both"/>
-        <w:rPr>
-          <w:b/>
-          <w:bCs/>
-          <w:color w:val="D86DCB" w:themeColor="accent5" w:themeTint="99"/>
-          <w:sz w:val="36"/>
-          <w:szCs w:val="36"/>
-        </w:rPr>
-      </w:pPr>
-      <w:r>
-        <w:rPr>
-          <w:b/>
-          <w:bCs/>
-          <w:color w:val="D86DCB" w:themeColor="accent5" w:themeTint="99"/>
-          <w:sz w:val="36"/>
-          <w:szCs w:val="36"/>
-        </w:rPr>
-        <w:t xml:space="preserve">    </w:t>
-      </w:r>
-      <w:proofErr w:type="spellStart"/>
-      <w:r>
-        <w:rPr>
-          <w:b/>
-          <w:bCs/>
-          <w:color w:val="D86DCB" w:themeColor="accent5" w:themeTint="99"/>
-          <w:sz w:val="36"/>
-          <w:szCs w:val="36"/>
-        </w:rPr>
-        <w:t>onTap</w:t>
-      </w:r>
-      <w:proofErr w:type="spellEnd"/>
-      <w:r>
-        <w:rPr>
-          <w:b/>
-          <w:bCs/>
-          <w:color w:val="D86DCB" w:themeColor="accent5" w:themeTint="99"/>
-          <w:sz w:val="36"/>
-          <w:szCs w:val="36"/>
-        </w:rPr>
-        <w:t>(num);</w:t>
-      </w:r>
-    </w:p>
-    <w:p>
-      <w:pPr>
-        <w:jc w:val="both"/>
-        <w:rPr>
-          <w:b/>
-          <w:bCs/>
-          <w:color w:val="D86DCB" w:themeColor="accent5" w:themeTint="99"/>
-          <w:sz w:val="36"/>
-          <w:szCs w:val="36"/>
-        </w:rPr>
-      </w:pPr>
-      <w:r>
-        <w:rPr>
-          <w:b/>
-          <w:bCs/>
-          <w:color w:val="D86DCB" w:themeColor="accent5" w:themeTint="99"/>
-          <w:sz w:val="36"/>
-          <w:szCs w:val="36"/>
-        </w:rPr>
-        <w:t xml:space="preserve">  }</w:t>
-      </w:r>
-    </w:p>
-    <w:p>
-      <w:pPr>
-        <w:jc w:val="both"/>
-        <w:rPr>
-          <w:sz w:val="36"/>
-          <w:szCs w:val="36"/>
-        </w:rPr>
-      </w:pPr>
-      <w:r>
-        <w:rPr>
-          <w:sz w:val="36"/>
-          <w:szCs w:val="36"/>
-        </w:rPr>
-        <w:t># In UI or other,</w:t>
-      </w:r>
-    </w:p>
-    <w:p>
-      <w:pPr>
-        <w:jc w:val="both"/>
-        <w:rPr>
-          <w:b/>
-          <w:bCs/>
-          <w:color w:val="D86DCB" w:themeColor="accent5" w:themeTint="99"/>
-          <w:sz w:val="36"/>
-          <w:szCs w:val="36"/>
-        </w:rPr>
-      </w:pPr>
-      <w:r>
-        <w:rPr>
-          <w:b/>
-          <w:bCs/>
-          <w:color w:val="D86DCB" w:themeColor="accent5" w:themeTint="99"/>
-          <w:sz w:val="36"/>
-          <w:szCs w:val="36"/>
-        </w:rPr>
-        <w:t xml:space="preserve">final provider = </w:t>
-      </w:r>
-      <w:proofErr w:type="spellStart"/>
-      <w:proofErr w:type="gramStart"/>
-      <w:r>
-        <w:rPr>
-          <w:b/>
-          <w:bCs/>
-          <w:color w:val="D86DCB" w:themeColor="accent5" w:themeTint="99"/>
-          <w:sz w:val="36"/>
-          <w:szCs w:val="36"/>
-        </w:rPr>
-        <w:t>context.read</w:t>
-      </w:r>
-      <w:proofErr w:type="spellEnd"/>
-      <w:proofErr w:type="gramEnd"/>
-      <w:r>
-        <w:rPr>
-          <w:b/>
-          <w:bCs/>
-          <w:color w:val="D86DCB" w:themeColor="accent5" w:themeTint="99"/>
-          <w:sz w:val="36"/>
-          <w:szCs w:val="36"/>
-        </w:rPr>
-        <w:t>&lt;</w:t>
-      </w:r>
-      <w:proofErr w:type="spellStart"/>
-      <w:r>
-        <w:rPr>
-          <w:b/>
-          <w:bCs/>
-          <w:color w:val="D86DCB" w:themeColor="accent5" w:themeTint="99"/>
-          <w:sz w:val="36"/>
-          <w:szCs w:val="36"/>
-        </w:rPr>
-        <w:t>MainNavProvider</w:t>
-      </w:r>
-      <w:proofErr w:type="spellEnd"/>
-      <w:r>
-        <w:rPr>
-          <w:b/>
-          <w:bCs/>
-          <w:color w:val="D86DCB" w:themeColor="accent5" w:themeTint="99"/>
-          <w:sz w:val="36"/>
-          <w:szCs w:val="36"/>
-        </w:rPr>
-        <w:t>&gt;()</w:t>
-      </w:r>
-      <w:r>
-        <w:rPr>
-          <w:b/>
-          <w:bCs/>
-          <w:color w:val="D86DCB" w:themeColor="accent5" w:themeTint="99"/>
-          <w:sz w:val="36"/>
-          <w:szCs w:val="36"/>
-        </w:rPr>
-        <w:t>;</w:t>
-      </w:r>
-    </w:p>
-    <w:p>
-      <w:pPr>
-        <w:jc w:val="both"/>
-        <w:rPr>
-          <w:b/>
-          <w:bCs/>
-          <w:color w:val="D86DCB" w:themeColor="accent5" w:themeTint="99"/>
-          <w:sz w:val="36"/>
-          <w:szCs w:val="36"/>
-        </w:rPr>
-      </w:pPr>
-      <w:proofErr w:type="spellStart"/>
-      <w:proofErr w:type="gramStart"/>
-      <w:r>
-        <w:rPr>
-          <w:b/>
-          <w:bCs/>
-          <w:color w:val="D86DCB" w:themeColor="accent5" w:themeTint="99"/>
-          <w:sz w:val="36"/>
-          <w:szCs w:val="36"/>
-        </w:rPr>
-        <w:t>provider</w:t>
-      </w:r>
-      <w:r>
-        <w:rPr>
-          <w:b/>
-          <w:bCs/>
-          <w:color w:val="D86DCB" w:themeColor="accent5" w:themeTint="99"/>
-          <w:sz w:val="36"/>
-          <w:szCs w:val="36"/>
-        </w:rPr>
-        <w:t>.getValue</w:t>
-      </w:r>
-      <w:proofErr w:type="spellEnd"/>
-      <w:proofErr w:type="gramEnd"/>
-      <w:r>
-        <w:rPr>
-          <w:b/>
-          <w:bCs/>
-          <w:color w:val="D86DCB" w:themeColor="accent5" w:themeTint="99"/>
-          <w:sz w:val="36"/>
-          <w:szCs w:val="36"/>
-        </w:rPr>
-        <w:t>(</w:t>
-      </w:r>
-      <w:proofErr w:type="spellStart"/>
-      <w:r>
-        <w:rPr>
-          <w:b/>
-          <w:bCs/>
-          <w:color w:val="D86DCB" w:themeColor="accent5" w:themeTint="99"/>
-          <w:sz w:val="36"/>
-          <w:szCs w:val="36"/>
-        </w:rPr>
-        <w:t>onTap</w:t>
-      </w:r>
-      <w:proofErr w:type="spellEnd"/>
-      <w:r>
-        <w:rPr>
-          <w:b/>
-          <w:bCs/>
-          <w:color w:val="D86DCB" w:themeColor="accent5" w:themeTint="99"/>
-          <w:sz w:val="36"/>
-          <w:szCs w:val="36"/>
+          <w:sz w:val="32"/>
+          <w:szCs w:val="32"/>
         </w:rPr>
         <w:t>: (value){</w:t>
       </w:r>
@@ -809,8 +789,8 @@
           <w:b/>
           <w:bCs/>
           <w:color w:val="D86DCB" w:themeColor="accent5" w:themeTint="99"/>
-          <w:sz w:val="36"/>
-          <w:szCs w:val="36"/>
+          <w:sz w:val="32"/>
+          <w:szCs w:val="32"/>
         </w:rPr>
         <w:br/>
         <w:t xml:space="preserve">  </w:t>
@@ -821,8 +801,8 @@
           <w:b/>
           <w:bCs/>
           <w:color w:val="D86DCB" w:themeColor="accent5" w:themeTint="99"/>
-          <w:sz w:val="36"/>
-          <w:szCs w:val="36"/>
+          <w:sz w:val="32"/>
+          <w:szCs w:val="32"/>
         </w:rPr>
         <w:t>debugPrint</w:t>
       </w:r>
@@ -832,8 +812,8 @@
           <w:b/>
           <w:bCs/>
           <w:color w:val="D86DCB" w:themeColor="accent5" w:themeTint="99"/>
-          <w:sz w:val="36"/>
-          <w:szCs w:val="36"/>
+          <w:sz w:val="32"/>
+          <w:szCs w:val="32"/>
         </w:rPr>
         <w:t>('$value');</w:t>
       </w:r>
@@ -842,8 +822,8 @@
           <w:b/>
           <w:bCs/>
           <w:color w:val="D86DCB" w:themeColor="accent5" w:themeTint="99"/>
-          <w:sz w:val="36"/>
-          <w:szCs w:val="36"/>
+          <w:sz w:val="32"/>
+          <w:szCs w:val="32"/>
         </w:rPr>
         <w:br/>
         <w:t>});</w:t>
@@ -853,23 +833,23 @@
       <w:pPr>
         <w:jc w:val="both"/>
         <w:rPr>
-          <w:sz w:val="36"/>
-          <w:szCs w:val="36"/>
-        </w:rPr>
-      </w:pPr>
-    </w:p>
-    <w:p>
-      <w:pPr>
-        <w:jc w:val="both"/>
-        <w:rPr>
-          <w:sz w:val="36"/>
-          <w:szCs w:val="36"/>
-        </w:rPr>
-      </w:pPr>
-      <w:r>
-        <w:rPr>
-          <w:sz w:val="36"/>
-          <w:szCs w:val="36"/>
+          <w:sz w:val="32"/>
+          <w:szCs w:val="32"/>
+        </w:rPr>
+      </w:pPr>
+    </w:p>
+    <w:p>
+      <w:pPr>
+        <w:jc w:val="both"/>
+        <w:rPr>
+          <w:sz w:val="32"/>
+          <w:szCs w:val="32"/>
+        </w:rPr>
+      </w:pPr>
+      <w:r>
+        <w:rPr>
+          <w:sz w:val="32"/>
+          <w:szCs w:val="32"/>
         </w:rPr>
         <w:t>Function:</w:t>
       </w:r>
@@ -878,892 +858,935 @@
       <w:pPr>
         <w:jc w:val="both"/>
         <w:rPr>
-          <w:sz w:val="36"/>
-          <w:szCs w:val="36"/>
-        </w:rPr>
-      </w:pPr>
-      <w:r>
-        <w:rPr>
-          <w:sz w:val="36"/>
-          <w:szCs w:val="36"/>
+          <w:sz w:val="32"/>
+          <w:szCs w:val="32"/>
+        </w:rPr>
+      </w:pPr>
+      <w:r>
+        <w:rPr>
+          <w:sz w:val="32"/>
+          <w:szCs w:val="32"/>
         </w:rPr>
         <w:t xml:space="preserve"># Function callback accepts a parameter and does not return any value. But </w:t>
       </w:r>
-      <w:proofErr w:type="spellStart"/>
-      <w:r>
-        <w:rPr>
-          <w:sz w:val="36"/>
-          <w:szCs w:val="36"/>
-        </w:rPr>
-        <w:t>its</w:t>
-      </w:r>
-      <w:proofErr w:type="spellEnd"/>
-      <w:r>
-        <w:rPr>
-          <w:sz w:val="36"/>
-          <w:szCs w:val="36"/>
+      <w:r>
+        <w:rPr>
+          <w:sz w:val="32"/>
+          <w:szCs w:val="32"/>
+        </w:rPr>
+        <w:t>it’s</w:t>
+      </w:r>
+      <w:r>
+        <w:rPr>
+          <w:sz w:val="32"/>
+          <w:szCs w:val="32"/>
         </w:rPr>
         <w:t xml:space="preserve"> not type safe. </w:t>
       </w:r>
-      <w:proofErr w:type="spellStart"/>
+      <w:r>
+        <w:rPr>
+          <w:sz w:val="32"/>
+          <w:szCs w:val="32"/>
+        </w:rPr>
+        <w:t>It’s</w:t>
+      </w:r>
+      <w:r>
+        <w:rPr>
+          <w:sz w:val="32"/>
+          <w:szCs w:val="32"/>
+        </w:rPr>
+        <w:t xml:space="preserve"> needed for flexibility. Used for sliders, checkboxes. Works like</w:t>
+      </w:r>
+      <w:r>
+        <w:rPr>
+          <w:b/>
+          <w:bCs/>
+          <w:sz w:val="32"/>
+          <w:szCs w:val="32"/>
+        </w:rPr>
+        <w:t xml:space="preserve"> </w:t>
+      </w:r>
+      <w:proofErr w:type="spellStart"/>
+      <w:r>
+        <w:rPr>
+          <w:b/>
+          <w:bCs/>
+          <w:sz w:val="32"/>
+          <w:szCs w:val="32"/>
+        </w:rPr>
+        <w:t>V</w:t>
+      </w:r>
+      <w:r>
+        <w:rPr>
+          <w:b/>
+          <w:bCs/>
+          <w:sz w:val="32"/>
+          <w:szCs w:val="32"/>
+        </w:rPr>
+        <w:t>alue</w:t>
+      </w:r>
+      <w:r>
+        <w:rPr>
+          <w:b/>
+          <w:bCs/>
+          <w:sz w:val="32"/>
+          <w:szCs w:val="32"/>
+        </w:rPr>
+        <w:t>Changed</w:t>
+      </w:r>
+      <w:proofErr w:type="spellEnd"/>
+      <w:r>
+        <w:rPr>
+          <w:sz w:val="32"/>
+          <w:szCs w:val="32"/>
+        </w:rPr>
+        <w:t xml:space="preserve"> for </w:t>
+      </w:r>
+      <w:r>
+        <w:rPr>
+          <w:b/>
+          <w:bCs/>
+          <w:sz w:val="32"/>
+          <w:szCs w:val="32"/>
+        </w:rPr>
+        <w:t>(value) =&gt;</w:t>
+      </w:r>
+      <w:r>
+        <w:rPr>
+          <w:sz w:val="32"/>
+          <w:szCs w:val="32"/>
+        </w:rPr>
+        <w:t>.</w:t>
+      </w:r>
+    </w:p>
+    <w:p>
+      <w:pPr>
+        <w:jc w:val="both"/>
+        <w:rPr>
+          <w:b/>
+          <w:bCs/>
+          <w:color w:val="D86DCB" w:themeColor="accent5" w:themeTint="99"/>
+          <w:sz w:val="32"/>
+          <w:szCs w:val="32"/>
+        </w:rPr>
+      </w:pPr>
+      <w:r>
+        <w:rPr>
+          <w:b/>
+          <w:bCs/>
+          <w:color w:val="D86DCB" w:themeColor="accent5" w:themeTint="99"/>
+          <w:sz w:val="32"/>
+          <w:szCs w:val="32"/>
+        </w:rPr>
+        <w:t>Function(bool?)?</w:t>
+      </w:r>
+      <w:r>
+        <w:rPr>
+          <w:b/>
+          <w:bCs/>
+          <w:color w:val="D86DCB" w:themeColor="accent5" w:themeTint="99"/>
+          <w:sz w:val="32"/>
+          <w:szCs w:val="32"/>
+        </w:rPr>
+        <w:tab/>
+      </w:r>
+      <w:proofErr w:type="spellStart"/>
+      <w:r>
+        <w:rPr>
+          <w:b/>
+          <w:bCs/>
+          <w:color w:val="D86DCB" w:themeColor="accent5" w:themeTint="99"/>
+          <w:sz w:val="32"/>
+          <w:szCs w:val="32"/>
+        </w:rPr>
+        <w:t>function_name</w:t>
+      </w:r>
+      <w:proofErr w:type="spellEnd"/>
+      <w:r>
+        <w:rPr>
+          <w:b/>
+          <w:bCs/>
+          <w:color w:val="D86DCB" w:themeColor="accent5" w:themeTint="99"/>
+          <w:sz w:val="32"/>
+          <w:szCs w:val="32"/>
+        </w:rPr>
+        <w:t>:</w:t>
+      </w:r>
+    </w:p>
+    <w:p>
+      <w:pPr>
+        <w:jc w:val="both"/>
+        <w:rPr>
+          <w:sz w:val="32"/>
+          <w:szCs w:val="32"/>
+        </w:rPr>
+      </w:pPr>
+    </w:p>
+    <w:p>
+      <w:pPr>
+        <w:jc w:val="both"/>
+        <w:rPr>
+          <w:sz w:val="32"/>
+          <w:szCs w:val="32"/>
+        </w:rPr>
+      </w:pPr>
+      <w:r>
+        <w:rPr>
+          <w:sz w:val="32"/>
+          <w:szCs w:val="32"/>
+        </w:rPr>
+        <w:t xml:space="preserve">Note: final can be used for </w:t>
+      </w:r>
+      <w:proofErr w:type="spellStart"/>
+      <w:r>
+        <w:rPr>
+          <w:b/>
+          <w:bCs/>
+          <w:sz w:val="32"/>
+          <w:szCs w:val="32"/>
+        </w:rPr>
+        <w:t>VoidCallback</w:t>
+      </w:r>
+      <w:proofErr w:type="spellEnd"/>
+      <w:r>
+        <w:rPr>
+          <w:sz w:val="32"/>
+          <w:szCs w:val="32"/>
+        </w:rPr>
+        <w:t xml:space="preserve"> and </w:t>
+      </w:r>
+      <w:proofErr w:type="spellStart"/>
+      <w:r>
+        <w:rPr>
+          <w:b/>
+          <w:bCs/>
+          <w:sz w:val="32"/>
+          <w:szCs w:val="32"/>
+        </w:rPr>
+        <w:t>VoidChanged</w:t>
+      </w:r>
+      <w:proofErr w:type="spellEnd"/>
+      <w:r>
+        <w:rPr>
+          <w:sz w:val="32"/>
+          <w:szCs w:val="32"/>
+        </w:rPr>
+        <w:t xml:space="preserve"> so const be used for optimization. But </w:t>
+      </w:r>
+      <w:r>
+        <w:rPr>
+          <w:b/>
+          <w:bCs/>
+          <w:sz w:val="32"/>
+          <w:szCs w:val="32"/>
+        </w:rPr>
+        <w:t xml:space="preserve">Function(bool?)? </w:t>
+      </w:r>
+      <w:r>
+        <w:rPr>
+          <w:sz w:val="32"/>
+          <w:szCs w:val="32"/>
+        </w:rPr>
+        <w:t>cannot have final before it. Making it unoptimized.</w:t>
+      </w:r>
+    </w:p>
+    <w:p>
+      <w:pPr>
+        <w:jc w:val="both"/>
+        <w:rPr>
+          <w:sz w:val="32"/>
+          <w:szCs w:val="32"/>
+        </w:rPr>
+      </w:pPr>
+    </w:p>
+    <w:p>
+      <w:pPr>
+        <w:jc w:val="both"/>
+        <w:rPr>
+          <w:sz w:val="32"/>
+          <w:szCs w:val="32"/>
+        </w:rPr>
+      </w:pPr>
+      <w:r>
+        <w:rPr>
+          <w:sz w:val="32"/>
+          <w:szCs w:val="32"/>
+        </w:rPr>
+        <w:t>Passing</w:t>
+      </w:r>
+      <w:r>
+        <w:rPr>
+          <w:sz w:val="32"/>
+          <w:szCs w:val="32"/>
+        </w:rPr>
+        <w:t xml:space="preserve"> </w:t>
+      </w:r>
       <w:proofErr w:type="gramStart"/>
       <w:r>
         <w:rPr>
-          <w:sz w:val="36"/>
-          <w:szCs w:val="36"/>
+          <w:sz w:val="32"/>
+          <w:szCs w:val="32"/>
+        </w:rPr>
+        <w:t>F</w:t>
+      </w:r>
+      <w:r>
+        <w:rPr>
+          <w:sz w:val="32"/>
+          <w:szCs w:val="32"/>
+        </w:rPr>
+        <w:t>unction</w:t>
+      </w:r>
+      <w:r>
+        <w:rPr>
+          <w:sz w:val="32"/>
+          <w:szCs w:val="32"/>
+        </w:rPr>
+        <w:t>(</w:t>
+      </w:r>
+      <w:proofErr w:type="gramEnd"/>
+      <w:r>
+        <w:rPr>
+          <w:sz w:val="32"/>
+          <w:szCs w:val="32"/>
+        </w:rPr>
+        <w:t>)</w:t>
+      </w:r>
+      <w:r>
+        <w:rPr>
+          <w:sz w:val="32"/>
+          <w:szCs w:val="32"/>
+        </w:rPr>
+        <w:t xml:space="preserve"> as </w:t>
+      </w:r>
+      <w:r>
+        <w:rPr>
+          <w:sz w:val="32"/>
+          <w:szCs w:val="32"/>
+        </w:rPr>
+        <w:t>parameter for Calling it:</w:t>
+      </w:r>
+    </w:p>
+    <w:p>
+      <w:pPr>
+        <w:jc w:val="both"/>
+        <w:rPr>
+          <w:sz w:val="32"/>
+          <w:szCs w:val="32"/>
+        </w:rPr>
+      </w:pPr>
+      <w:r>
+        <w:rPr>
+          <w:sz w:val="32"/>
+          <w:szCs w:val="32"/>
+        </w:rPr>
+        <w:t xml:space="preserve"># </w:t>
+      </w:r>
+      <w:r>
+        <w:rPr>
+          <w:sz w:val="32"/>
+          <w:szCs w:val="32"/>
+        </w:rPr>
+        <w:t xml:space="preserve">We can also pass a function as parameter or argument of a class or function specifying the data type </w:t>
+      </w:r>
+      <w:r>
+        <w:rPr>
+          <w:b/>
+          <w:bCs/>
+          <w:sz w:val="32"/>
+          <w:szCs w:val="32"/>
+        </w:rPr>
+        <w:t xml:space="preserve">Future&lt;void&gt; </w:t>
+      </w:r>
+      <w:proofErr w:type="gramStart"/>
+      <w:r>
+        <w:rPr>
+          <w:b/>
+          <w:bCs/>
+          <w:sz w:val="32"/>
+          <w:szCs w:val="32"/>
+        </w:rPr>
+        <w:t>Function(</w:t>
+      </w:r>
+      <w:proofErr w:type="gramEnd"/>
+      <w:r>
+        <w:rPr>
+          <w:b/>
+          <w:bCs/>
+          <w:sz w:val="32"/>
+          <w:szCs w:val="32"/>
+        </w:rPr>
+        <w:t>)</w:t>
+      </w:r>
+      <w:r>
+        <w:rPr>
+          <w:b/>
+          <w:bCs/>
+          <w:sz w:val="32"/>
+          <w:szCs w:val="32"/>
+        </w:rPr>
+        <w:t xml:space="preserve"> </w:t>
+      </w:r>
+      <w:r>
+        <w:rPr>
+          <w:sz w:val="32"/>
+          <w:szCs w:val="32"/>
+        </w:rPr>
+        <w:t>and then just call it.</w:t>
+      </w:r>
+    </w:p>
+    <w:p>
+      <w:pPr>
+        <w:jc w:val="both"/>
+        <w:rPr>
+          <w:b/>
+          <w:bCs/>
+          <w:color w:val="D86DCB" w:themeColor="accent5" w:themeTint="99"/>
+          <w:sz w:val="32"/>
+          <w:szCs w:val="32"/>
+        </w:rPr>
+      </w:pPr>
+      <w:r>
+        <w:rPr>
+          <w:b/>
+          <w:bCs/>
+          <w:color w:val="D86DCB" w:themeColor="accent5" w:themeTint="99"/>
+          <w:sz w:val="32"/>
+          <w:szCs w:val="32"/>
+        </w:rPr>
+        <w:t xml:space="preserve">class </w:t>
+      </w:r>
+      <w:proofErr w:type="spellStart"/>
+      <w:r>
+        <w:rPr>
+          <w:b/>
+          <w:bCs/>
+          <w:color w:val="D86DCB" w:themeColor="accent5" w:themeTint="99"/>
+          <w:sz w:val="32"/>
+          <w:szCs w:val="32"/>
+        </w:rPr>
+        <w:t>ProductDialog</w:t>
+      </w:r>
+      <w:proofErr w:type="spellEnd"/>
+      <w:r>
+        <w:rPr>
+          <w:b/>
+          <w:bCs/>
+          <w:color w:val="D86DCB" w:themeColor="accent5" w:themeTint="99"/>
+          <w:sz w:val="32"/>
+          <w:szCs w:val="32"/>
+        </w:rPr>
+        <w:t xml:space="preserve"> extends </w:t>
+      </w:r>
+      <w:proofErr w:type="spellStart"/>
+      <w:r>
+        <w:rPr>
+          <w:b/>
+          <w:bCs/>
+          <w:color w:val="D86DCB" w:themeColor="accent5" w:themeTint="99"/>
+          <w:sz w:val="32"/>
+          <w:szCs w:val="32"/>
+        </w:rPr>
+        <w:t>StatefulWidget</w:t>
+      </w:r>
+      <w:proofErr w:type="spellEnd"/>
+      <w:r>
+        <w:rPr>
+          <w:b/>
+          <w:bCs/>
+          <w:color w:val="D86DCB" w:themeColor="accent5" w:themeTint="99"/>
+          <w:sz w:val="32"/>
+          <w:szCs w:val="32"/>
+        </w:rPr>
+        <w:t xml:space="preserve"> {</w:t>
+      </w:r>
+    </w:p>
+    <w:p>
+      <w:pPr>
+        <w:jc w:val="both"/>
+        <w:rPr>
+          <w:b/>
+          <w:bCs/>
+          <w:color w:val="D86DCB" w:themeColor="accent5" w:themeTint="99"/>
+          <w:sz w:val="32"/>
+          <w:szCs w:val="32"/>
+        </w:rPr>
+      </w:pPr>
+      <w:r>
+        <w:rPr>
+          <w:b/>
+          <w:bCs/>
+          <w:color w:val="D86DCB" w:themeColor="accent5" w:themeTint="99"/>
+          <w:sz w:val="32"/>
+          <w:szCs w:val="32"/>
+        </w:rPr>
+        <w:t xml:space="preserve">  final Future&lt;void&gt; </w:t>
+      </w:r>
+      <w:proofErr w:type="gramStart"/>
+      <w:r>
+        <w:rPr>
+          <w:b/>
+          <w:bCs/>
+          <w:color w:val="D86DCB" w:themeColor="accent5" w:themeTint="99"/>
+          <w:sz w:val="32"/>
+          <w:szCs w:val="32"/>
+        </w:rPr>
+        <w:t>Function(</w:t>
+      </w:r>
+      <w:proofErr w:type="gramEnd"/>
+      <w:r>
+        <w:rPr>
+          <w:b/>
+          <w:bCs/>
+          <w:color w:val="D86DCB" w:themeColor="accent5" w:themeTint="99"/>
+          <w:sz w:val="32"/>
+          <w:szCs w:val="32"/>
+        </w:rPr>
+        <w:t xml:space="preserve">) </w:t>
+      </w:r>
+      <w:proofErr w:type="spellStart"/>
+      <w:r>
+        <w:rPr>
+          <w:b/>
+          <w:bCs/>
+          <w:color w:val="D86DCB" w:themeColor="accent5" w:themeTint="99"/>
+          <w:sz w:val="32"/>
+          <w:szCs w:val="32"/>
+        </w:rPr>
+        <w:t>fetchProductsData</w:t>
+      </w:r>
+      <w:proofErr w:type="spellEnd"/>
+      <w:r>
+        <w:rPr>
+          <w:b/>
+          <w:bCs/>
+          <w:color w:val="D86DCB" w:themeColor="accent5" w:themeTint="99"/>
+          <w:sz w:val="32"/>
+          <w:szCs w:val="32"/>
+        </w:rPr>
+        <w:t>;</w:t>
+      </w:r>
+    </w:p>
+    <w:p>
+      <w:pPr>
+        <w:jc w:val="both"/>
+        <w:rPr>
+          <w:b/>
+          <w:bCs/>
+          <w:color w:val="D86DCB" w:themeColor="accent5" w:themeTint="99"/>
+          <w:sz w:val="32"/>
+          <w:szCs w:val="32"/>
+        </w:rPr>
+      </w:pPr>
+      <w:r>
+        <w:rPr>
+          <w:b/>
+          <w:bCs/>
+          <w:color w:val="D86DCB" w:themeColor="accent5" w:themeTint="99"/>
+          <w:sz w:val="32"/>
+          <w:szCs w:val="32"/>
+        </w:rPr>
+        <w:t xml:space="preserve">  const </w:t>
+      </w:r>
+      <w:proofErr w:type="spellStart"/>
+      <w:proofErr w:type="gramStart"/>
+      <w:r>
+        <w:rPr>
+          <w:b/>
+          <w:bCs/>
+          <w:color w:val="D86DCB" w:themeColor="accent5" w:themeTint="99"/>
+          <w:sz w:val="32"/>
+          <w:szCs w:val="32"/>
+        </w:rPr>
+        <w:t>ProductDialog</w:t>
+      </w:r>
+      <w:proofErr w:type="spellEnd"/>
+      <w:r>
+        <w:rPr>
+          <w:b/>
+          <w:bCs/>
+          <w:color w:val="D86DCB" w:themeColor="accent5" w:themeTint="99"/>
+          <w:sz w:val="32"/>
+          <w:szCs w:val="32"/>
+        </w:rPr>
+        <w:t>(</w:t>
+      </w:r>
+      <w:proofErr w:type="gramEnd"/>
+      <w:r>
+        <w:rPr>
+          <w:b/>
+          <w:bCs/>
+          <w:color w:val="D86DCB" w:themeColor="accent5" w:themeTint="99"/>
+          <w:sz w:val="32"/>
+          <w:szCs w:val="32"/>
+        </w:rPr>
+        <w:t>{</w:t>
+      </w:r>
+    </w:p>
+    <w:p>
+      <w:pPr>
+        <w:jc w:val="both"/>
+        <w:rPr>
+          <w:b/>
+          <w:bCs/>
+          <w:color w:val="D86DCB" w:themeColor="accent5" w:themeTint="99"/>
+          <w:sz w:val="32"/>
+          <w:szCs w:val="32"/>
+        </w:rPr>
+      </w:pPr>
+      <w:r>
+        <w:rPr>
+          <w:b/>
+          <w:bCs/>
+          <w:color w:val="D86DCB" w:themeColor="accent5" w:themeTint="99"/>
+          <w:sz w:val="32"/>
+          <w:szCs w:val="32"/>
+        </w:rPr>
+        <w:t xml:space="preserve">    </w:t>
+      </w:r>
+      <w:proofErr w:type="spellStart"/>
+      <w:r>
+        <w:rPr>
+          <w:b/>
+          <w:bCs/>
+          <w:color w:val="D86DCB" w:themeColor="accent5" w:themeTint="99"/>
+          <w:sz w:val="32"/>
+          <w:szCs w:val="32"/>
+        </w:rPr>
+        <w:t>super.key</w:t>
+      </w:r>
+      <w:proofErr w:type="spellEnd"/>
+      <w:r>
+        <w:rPr>
+          <w:b/>
+          <w:bCs/>
+          <w:color w:val="D86DCB" w:themeColor="accent5" w:themeTint="99"/>
+          <w:sz w:val="32"/>
+          <w:szCs w:val="32"/>
+        </w:rPr>
+        <w:t>,</w:t>
+      </w:r>
+    </w:p>
+    <w:p>
+      <w:pPr>
+        <w:jc w:val="both"/>
+        <w:rPr>
+          <w:b/>
+          <w:bCs/>
+          <w:color w:val="D86DCB" w:themeColor="accent5" w:themeTint="99"/>
+          <w:sz w:val="32"/>
+          <w:szCs w:val="32"/>
+        </w:rPr>
+      </w:pPr>
+      <w:r>
+        <w:rPr>
+          <w:b/>
+          <w:bCs/>
+          <w:color w:val="D86DCB" w:themeColor="accent5" w:themeTint="99"/>
+          <w:sz w:val="32"/>
+          <w:szCs w:val="32"/>
+        </w:rPr>
+        <w:lastRenderedPageBreak/>
+        <w:t xml:space="preserve">    required </w:t>
+      </w:r>
+      <w:proofErr w:type="spellStart"/>
+      <w:proofErr w:type="gramStart"/>
+      <w:r>
+        <w:rPr>
+          <w:b/>
+          <w:bCs/>
+          <w:color w:val="D86DCB" w:themeColor="accent5" w:themeTint="99"/>
+          <w:sz w:val="32"/>
+          <w:szCs w:val="32"/>
+        </w:rPr>
+        <w:t>this.fetchProductsData</w:t>
+      </w:r>
+      <w:proofErr w:type="spellEnd"/>
+      <w:proofErr w:type="gramEnd"/>
+      <w:r>
+        <w:rPr>
+          <w:b/>
+          <w:bCs/>
+          <w:color w:val="D86DCB" w:themeColor="accent5" w:themeTint="99"/>
+          <w:sz w:val="32"/>
+          <w:szCs w:val="32"/>
+        </w:rPr>
+        <w:t>,</w:t>
+      </w:r>
+    </w:p>
+    <w:p>
+      <w:pPr>
+        <w:jc w:val="both"/>
+        <w:rPr>
+          <w:b/>
+          <w:bCs/>
+          <w:color w:val="D86DCB" w:themeColor="accent5" w:themeTint="99"/>
+          <w:sz w:val="32"/>
+          <w:szCs w:val="32"/>
+        </w:rPr>
+      </w:pPr>
+      <w:r>
+        <w:rPr>
+          <w:b/>
+          <w:bCs/>
+          <w:color w:val="D86DCB" w:themeColor="accent5" w:themeTint="99"/>
+          <w:sz w:val="32"/>
+          <w:szCs w:val="32"/>
+        </w:rPr>
+        <w:t xml:space="preserve">  });</w:t>
+      </w:r>
+    </w:p>
+    <w:p>
+      <w:pPr>
+        <w:jc w:val="both"/>
+        <w:rPr>
+          <w:b/>
+          <w:bCs/>
+          <w:color w:val="D86DCB" w:themeColor="accent5" w:themeTint="99"/>
+          <w:sz w:val="32"/>
+          <w:szCs w:val="32"/>
+        </w:rPr>
+      </w:pPr>
+      <w:r>
+        <w:rPr>
+          <w:b/>
+          <w:bCs/>
+          <w:color w:val="D86DCB" w:themeColor="accent5" w:themeTint="99"/>
+          <w:sz w:val="32"/>
+          <w:szCs w:val="32"/>
+        </w:rPr>
+        <w:t>…</w:t>
+      </w:r>
+    </w:p>
+    <w:p>
+      <w:pPr>
+        <w:jc w:val="both"/>
+        <w:rPr>
+          <w:b/>
+          <w:bCs/>
+          <w:color w:val="D86DCB" w:themeColor="accent5" w:themeTint="99"/>
+          <w:sz w:val="32"/>
+          <w:szCs w:val="32"/>
+        </w:rPr>
+      </w:pPr>
+      <w:r>
+        <w:rPr>
+          <w:b/>
+          <w:bCs/>
+          <w:color w:val="D86DCB" w:themeColor="accent5" w:themeTint="99"/>
+          <w:sz w:val="32"/>
+          <w:szCs w:val="32"/>
+        </w:rPr>
+        <w:t xml:space="preserve">await </w:t>
+      </w:r>
+      <w:proofErr w:type="spellStart"/>
+      <w:r>
+        <w:rPr>
+          <w:b/>
+          <w:bCs/>
+          <w:color w:val="D86DCB" w:themeColor="accent5" w:themeTint="99"/>
+          <w:sz w:val="32"/>
+          <w:szCs w:val="32"/>
+        </w:rPr>
+        <w:t>fetchProductsData</w:t>
+      </w:r>
+      <w:proofErr w:type="spellEnd"/>
+      <w:r>
+        <w:rPr>
+          <w:b/>
+          <w:bCs/>
+          <w:color w:val="D86DCB" w:themeColor="accent5" w:themeTint="99"/>
+          <w:sz w:val="32"/>
+          <w:szCs w:val="32"/>
+        </w:rPr>
+        <w:t>;</w:t>
+      </w:r>
+    </w:p>
+    <w:p>
+      <w:pPr>
+        <w:jc w:val="both"/>
+        <w:rPr>
+          <w:sz w:val="32"/>
+          <w:szCs w:val="32"/>
+        </w:rPr>
+      </w:pPr>
+    </w:p>
+    <w:p>
+      <w:pPr>
+        <w:jc w:val="both"/>
+        <w:rPr>
+          <w:sz w:val="32"/>
+          <w:szCs w:val="32"/>
+        </w:rPr>
+      </w:pPr>
+      <w:r>
+        <w:rPr>
+          <w:sz w:val="32"/>
+          <w:szCs w:val="32"/>
+        </w:rPr>
+        <w:t xml:space="preserve">Note: Use this when we want to get the latest data from a class instead of using the old one. </w:t>
+      </w:r>
+      <w:proofErr w:type="spellStart"/>
+      <w:r>
+        <w:rPr>
+          <w:sz w:val="32"/>
+          <w:szCs w:val="32"/>
         </w:rPr>
         <w:t>Its</w:t>
       </w:r>
       <w:proofErr w:type="spellEnd"/>
+      <w:r>
+        <w:rPr>
+          <w:sz w:val="32"/>
+          <w:szCs w:val="32"/>
+        </w:rPr>
+        <w:t xml:space="preserve"> like </w:t>
+      </w:r>
+      <w:proofErr w:type="spellStart"/>
+      <w:proofErr w:type="gramStart"/>
+      <w:r>
+        <w:rPr>
+          <w:b/>
+          <w:bCs/>
+          <w:sz w:val="32"/>
+          <w:szCs w:val="32"/>
+        </w:rPr>
+        <w:t>getToken</w:t>
+      </w:r>
+      <w:proofErr w:type="spellEnd"/>
+      <w:r>
+        <w:rPr>
+          <w:b/>
+          <w:bCs/>
+          <w:sz w:val="32"/>
+          <w:szCs w:val="32"/>
+        </w:rPr>
+        <w:t>(</w:t>
+      </w:r>
       <w:proofErr w:type="gramEnd"/>
       <w:r>
         <w:rPr>
-          <w:sz w:val="36"/>
-          <w:szCs w:val="36"/>
-        </w:rPr>
-        <w:t xml:space="preserve"> needed for flexibility. Used for sliders, checkboxes. Works like </w:t>
-      </w:r>
-      <w:proofErr w:type="spellStart"/>
-      <w:r>
-        <w:rPr>
-          <w:sz w:val="36"/>
-          <w:szCs w:val="36"/>
-        </w:rPr>
-        <w:t>VoidChanged</w:t>
-      </w:r>
-      <w:proofErr w:type="spellEnd"/>
-      <w:r>
-        <w:rPr>
-          <w:sz w:val="36"/>
-          <w:szCs w:val="36"/>
-        </w:rPr>
-        <w:t xml:space="preserve"> for (value) =&gt;.</w:t>
-      </w:r>
-    </w:p>
-    <w:p>
-      <w:pPr>
-        <w:jc w:val="both"/>
-        <w:rPr>
-          <w:b/>
-          <w:bCs/>
-          <w:color w:val="D86DCB" w:themeColor="accent5" w:themeTint="99"/>
-          <w:sz w:val="36"/>
-          <w:szCs w:val="36"/>
-        </w:rPr>
-      </w:pPr>
-      <w:r>
-        <w:rPr>
-          <w:b/>
-          <w:bCs/>
-          <w:color w:val="D86DCB" w:themeColor="accent5" w:themeTint="99"/>
-          <w:sz w:val="36"/>
-          <w:szCs w:val="36"/>
-        </w:rPr>
-        <w:t>Function(bool?)?</w:t>
-      </w:r>
-      <w:r>
-        <w:rPr>
-          <w:b/>
-          <w:bCs/>
-          <w:color w:val="D86DCB" w:themeColor="accent5" w:themeTint="99"/>
-          <w:sz w:val="36"/>
-          <w:szCs w:val="36"/>
+          <w:b/>
+          <w:bCs/>
+          <w:sz w:val="32"/>
+          <w:szCs w:val="32"/>
+        </w:rPr>
+        <w:t>)</w:t>
+      </w:r>
+      <w:r>
+        <w:rPr>
+          <w:sz w:val="32"/>
+          <w:szCs w:val="32"/>
+        </w:rPr>
+        <w:t xml:space="preserve"> when called every time it gets the lates token. Here instead of a callback think of it like a passable parameter in classes or methods.</w:t>
+      </w:r>
+    </w:p>
+    <w:p>
+      <w:pPr>
+        <w:jc w:val="both"/>
+        <w:rPr>
+          <w:sz w:val="32"/>
+          <w:szCs w:val="32"/>
+        </w:rPr>
+      </w:pPr>
+    </w:p>
+    <w:p>
+      <w:pPr>
+        <w:jc w:val="both"/>
+        <w:rPr>
+          <w:b/>
+          <w:bCs/>
+          <w:sz w:val="32"/>
+          <w:szCs w:val="32"/>
+        </w:rPr>
+      </w:pPr>
+      <w:r>
+        <w:rPr>
+          <w:b/>
+          <w:bCs/>
+          <w:sz w:val="32"/>
+          <w:szCs w:val="32"/>
+        </w:rPr>
+        <w:t>Lambda Function:</w:t>
+      </w:r>
+    </w:p>
+    <w:p>
+      <w:pPr>
+        <w:jc w:val="both"/>
+        <w:rPr>
+          <w:sz w:val="32"/>
+          <w:szCs w:val="32"/>
+        </w:rPr>
+      </w:pPr>
+      <w:r>
+        <w:rPr>
+          <w:sz w:val="32"/>
+          <w:szCs w:val="32"/>
+        </w:rPr>
+        <w:t># Lambda function is an anonymous</w:t>
+      </w:r>
+      <w:r>
+        <w:rPr>
+          <w:sz w:val="32"/>
+          <w:szCs w:val="32"/>
+        </w:rPr>
+        <w:t xml:space="preserve"> (does not have any name) </w:t>
+      </w:r>
+      <w:r>
+        <w:rPr>
+          <w:sz w:val="32"/>
+          <w:szCs w:val="32"/>
+        </w:rPr>
+        <w:t>function that can be defined on the spot. It can take a parameter too.</w:t>
+      </w:r>
+    </w:p>
+    <w:p>
+      <w:pPr>
+        <w:jc w:val="both"/>
+        <w:rPr>
+          <w:sz w:val="32"/>
+          <w:szCs w:val="32"/>
+        </w:rPr>
+      </w:pPr>
+      <w:r>
+        <w:rPr>
+          <w:b/>
+          <w:bCs/>
+          <w:color w:val="D86DCB" w:themeColor="accent5" w:themeTint="99"/>
+          <w:sz w:val="32"/>
+          <w:szCs w:val="32"/>
+        </w:rPr>
+        <w:t>() =&gt;</w:t>
+      </w:r>
+      <w:r>
+        <w:rPr>
+          <w:b/>
+          <w:bCs/>
+          <w:color w:val="D86DCB" w:themeColor="accent5" w:themeTint="99"/>
+          <w:sz w:val="32"/>
+          <w:szCs w:val="32"/>
         </w:rPr>
         <w:tab/>
       </w:r>
       <w:r>
         <w:rPr>
-          <w:b/>
-          <w:bCs/>
-          <w:color w:val="D86DCB" w:themeColor="accent5" w:themeTint="99"/>
-          <w:sz w:val="36"/>
-          <w:szCs w:val="36"/>
-        </w:rPr>
-        <w:tab/>
-      </w:r>
-      <w:proofErr w:type="spellStart"/>
-      <w:r>
-        <w:rPr>
-          <w:b/>
-          <w:bCs/>
-          <w:color w:val="D86DCB" w:themeColor="accent5" w:themeTint="99"/>
-          <w:sz w:val="36"/>
-          <w:szCs w:val="36"/>
-        </w:rPr>
-        <w:t>function_name</w:t>
-      </w:r>
-      <w:proofErr w:type="spellEnd"/>
-      <w:r>
-        <w:rPr>
-          <w:b/>
-          <w:bCs/>
-          <w:color w:val="D86DCB" w:themeColor="accent5" w:themeTint="99"/>
-          <w:sz w:val="36"/>
-          <w:szCs w:val="36"/>
-        </w:rPr>
-        <w:t>:</w:t>
-      </w:r>
-    </w:p>
-    <w:p>
-      <w:pPr>
-        <w:jc w:val="both"/>
-        <w:rPr>
-          <w:sz w:val="36"/>
-          <w:szCs w:val="36"/>
-        </w:rPr>
-      </w:pPr>
-    </w:p>
-    <w:p>
-      <w:pPr>
-        <w:jc w:val="both"/>
-        <w:rPr>
-          <w:sz w:val="36"/>
-          <w:szCs w:val="36"/>
-        </w:rPr>
-      </w:pPr>
-      <w:r>
-        <w:rPr>
-          <w:sz w:val="36"/>
-          <w:szCs w:val="36"/>
-        </w:rPr>
-        <w:t xml:space="preserve">Note: final can be used for </w:t>
-      </w:r>
-      <w:proofErr w:type="spellStart"/>
-      <w:r>
-        <w:rPr>
-          <w:b/>
-          <w:bCs/>
-          <w:sz w:val="36"/>
-          <w:szCs w:val="36"/>
-        </w:rPr>
-        <w:t>VoidCallback</w:t>
-      </w:r>
-      <w:proofErr w:type="spellEnd"/>
-      <w:r>
-        <w:rPr>
-          <w:sz w:val="36"/>
-          <w:szCs w:val="36"/>
-        </w:rPr>
-        <w:t xml:space="preserve"> and </w:t>
-      </w:r>
-      <w:proofErr w:type="spellStart"/>
-      <w:r>
-        <w:rPr>
-          <w:b/>
-          <w:bCs/>
-          <w:sz w:val="36"/>
-          <w:szCs w:val="36"/>
-        </w:rPr>
-        <w:t>VoidChanged</w:t>
-      </w:r>
-      <w:proofErr w:type="spellEnd"/>
-      <w:r>
-        <w:rPr>
-          <w:sz w:val="36"/>
-          <w:szCs w:val="36"/>
-        </w:rPr>
-        <w:t xml:space="preserve"> so const be used for optimization. But </w:t>
-      </w:r>
-      <w:r>
-        <w:rPr>
-          <w:b/>
-          <w:bCs/>
-          <w:sz w:val="36"/>
-          <w:szCs w:val="36"/>
-        </w:rPr>
-        <w:t xml:space="preserve">Function(bool?)? </w:t>
-      </w:r>
-      <w:r>
-        <w:rPr>
-          <w:sz w:val="36"/>
-          <w:szCs w:val="36"/>
-        </w:rPr>
-        <w:t>cannot have final before it. Making it unoptimized.</w:t>
-      </w:r>
-    </w:p>
-    <w:p>
-      <w:pPr>
-        <w:jc w:val="both"/>
-        <w:rPr>
-          <w:sz w:val="36"/>
-          <w:szCs w:val="36"/>
-        </w:rPr>
-      </w:pPr>
-    </w:p>
-    <w:p>
-      <w:pPr>
-        <w:jc w:val="both"/>
-        <w:rPr>
-          <w:sz w:val="36"/>
-          <w:szCs w:val="36"/>
-        </w:rPr>
-      </w:pPr>
-      <w:r>
-        <w:rPr>
-          <w:sz w:val="36"/>
-          <w:szCs w:val="36"/>
-        </w:rPr>
-        <w:t>Passing</w:t>
-      </w:r>
-      <w:r>
-        <w:rPr>
-          <w:sz w:val="36"/>
-          <w:szCs w:val="36"/>
-        </w:rPr>
-        <w:t xml:space="preserve"> </w:t>
-      </w:r>
-      <w:proofErr w:type="gramStart"/>
-      <w:r>
-        <w:rPr>
-          <w:sz w:val="36"/>
-          <w:szCs w:val="36"/>
-        </w:rPr>
-        <w:t>F</w:t>
-      </w:r>
-      <w:r>
-        <w:rPr>
-          <w:sz w:val="36"/>
-          <w:szCs w:val="36"/>
-        </w:rPr>
-        <w:t>unction</w:t>
-      </w:r>
-      <w:r>
-        <w:rPr>
-          <w:sz w:val="36"/>
-          <w:szCs w:val="36"/>
-        </w:rPr>
-        <w:t>(</w:t>
-      </w:r>
-      <w:proofErr w:type="gramEnd"/>
-      <w:r>
-        <w:rPr>
-          <w:sz w:val="36"/>
-          <w:szCs w:val="36"/>
-        </w:rPr>
-        <w:t>)</w:t>
-      </w:r>
-      <w:r>
-        <w:rPr>
-          <w:sz w:val="36"/>
-          <w:szCs w:val="36"/>
-        </w:rPr>
-        <w:t xml:space="preserve"> as </w:t>
-      </w:r>
-      <w:r>
-        <w:rPr>
-          <w:sz w:val="36"/>
-          <w:szCs w:val="36"/>
-        </w:rPr>
-        <w:t>parameter for Calling it:</w:t>
-      </w:r>
-    </w:p>
-    <w:p>
-      <w:pPr>
-        <w:jc w:val="both"/>
-        <w:rPr>
-          <w:sz w:val="36"/>
-          <w:szCs w:val="36"/>
-        </w:rPr>
-      </w:pPr>
-      <w:r>
-        <w:rPr>
-          <w:sz w:val="36"/>
-          <w:szCs w:val="36"/>
-        </w:rPr>
-        <w:lastRenderedPageBreak/>
-        <w:t xml:space="preserve"># </w:t>
-      </w:r>
-      <w:r>
-        <w:rPr>
-          <w:sz w:val="36"/>
-          <w:szCs w:val="36"/>
-        </w:rPr>
-        <w:t xml:space="preserve">We can also pass a function as parameter or argument of a class or function specifying the data type </w:t>
-      </w:r>
-      <w:r>
-        <w:rPr>
-          <w:b/>
-          <w:bCs/>
-          <w:sz w:val="36"/>
-          <w:szCs w:val="36"/>
-        </w:rPr>
-        <w:t xml:space="preserve">Future&lt;void&gt; </w:t>
-      </w:r>
-      <w:proofErr w:type="gramStart"/>
-      <w:r>
-        <w:rPr>
-          <w:b/>
-          <w:bCs/>
-          <w:sz w:val="36"/>
-          <w:szCs w:val="36"/>
-        </w:rPr>
-        <w:t>Function(</w:t>
-      </w:r>
-      <w:proofErr w:type="gramEnd"/>
-      <w:r>
-        <w:rPr>
-          <w:b/>
-          <w:bCs/>
-          <w:sz w:val="36"/>
-          <w:szCs w:val="36"/>
-        </w:rPr>
-        <w:t>)</w:t>
-      </w:r>
-      <w:r>
-        <w:rPr>
-          <w:b/>
-          <w:bCs/>
-          <w:sz w:val="36"/>
-          <w:szCs w:val="36"/>
-        </w:rPr>
-        <w:t xml:space="preserve"> </w:t>
-      </w:r>
-      <w:r>
-        <w:rPr>
-          <w:sz w:val="36"/>
-          <w:szCs w:val="36"/>
-        </w:rPr>
-        <w:t>and then just call it.</w:t>
-      </w:r>
-    </w:p>
-    <w:p>
-      <w:pPr>
-        <w:jc w:val="both"/>
-        <w:rPr>
-          <w:b/>
-          <w:bCs/>
-          <w:color w:val="D86DCB" w:themeColor="accent5" w:themeTint="99"/>
-          <w:sz w:val="36"/>
-          <w:szCs w:val="36"/>
-        </w:rPr>
-      </w:pPr>
-      <w:r>
-        <w:rPr>
-          <w:b/>
-          <w:bCs/>
-          <w:color w:val="D86DCB" w:themeColor="accent5" w:themeTint="99"/>
-          <w:sz w:val="36"/>
-          <w:szCs w:val="36"/>
-        </w:rPr>
-        <w:t xml:space="preserve">class </w:t>
-      </w:r>
-      <w:proofErr w:type="spellStart"/>
-      <w:r>
-        <w:rPr>
-          <w:b/>
-          <w:bCs/>
-          <w:color w:val="D86DCB" w:themeColor="accent5" w:themeTint="99"/>
-          <w:sz w:val="36"/>
-          <w:szCs w:val="36"/>
-        </w:rPr>
-        <w:t>ProductDialog</w:t>
-      </w:r>
-      <w:proofErr w:type="spellEnd"/>
-      <w:r>
-        <w:rPr>
-          <w:b/>
-          <w:bCs/>
-          <w:color w:val="D86DCB" w:themeColor="accent5" w:themeTint="99"/>
-          <w:sz w:val="36"/>
-          <w:szCs w:val="36"/>
-        </w:rPr>
-        <w:t xml:space="preserve"> extends </w:t>
-      </w:r>
-      <w:proofErr w:type="spellStart"/>
-      <w:r>
-        <w:rPr>
-          <w:b/>
-          <w:bCs/>
-          <w:color w:val="D86DCB" w:themeColor="accent5" w:themeTint="99"/>
-          <w:sz w:val="36"/>
-          <w:szCs w:val="36"/>
-        </w:rPr>
-        <w:t>StatefulWidget</w:t>
-      </w:r>
-      <w:proofErr w:type="spellEnd"/>
-      <w:r>
-        <w:rPr>
-          <w:b/>
-          <w:bCs/>
-          <w:color w:val="D86DCB" w:themeColor="accent5" w:themeTint="99"/>
-          <w:sz w:val="36"/>
-          <w:szCs w:val="36"/>
-        </w:rPr>
-        <w:t xml:space="preserve"> {</w:t>
-      </w:r>
-    </w:p>
-    <w:p>
-      <w:pPr>
-        <w:jc w:val="both"/>
-        <w:rPr>
-          <w:b/>
-          <w:bCs/>
-          <w:color w:val="D86DCB" w:themeColor="accent5" w:themeTint="99"/>
-          <w:sz w:val="36"/>
-          <w:szCs w:val="36"/>
-        </w:rPr>
-      </w:pPr>
-      <w:r>
-        <w:rPr>
-          <w:b/>
-          <w:bCs/>
-          <w:color w:val="D86DCB" w:themeColor="accent5" w:themeTint="99"/>
-          <w:sz w:val="36"/>
-          <w:szCs w:val="36"/>
-        </w:rPr>
-        <w:t xml:space="preserve">  final Future&lt;void&gt; </w:t>
-      </w:r>
-      <w:proofErr w:type="gramStart"/>
-      <w:r>
-        <w:rPr>
-          <w:b/>
-          <w:bCs/>
-          <w:color w:val="D86DCB" w:themeColor="accent5" w:themeTint="99"/>
-          <w:sz w:val="36"/>
-          <w:szCs w:val="36"/>
-        </w:rPr>
-        <w:t>Function(</w:t>
-      </w:r>
-      <w:proofErr w:type="gramEnd"/>
-      <w:r>
-        <w:rPr>
-          <w:b/>
-          <w:bCs/>
-          <w:color w:val="D86DCB" w:themeColor="accent5" w:themeTint="99"/>
-          <w:sz w:val="36"/>
-          <w:szCs w:val="36"/>
-        </w:rPr>
-        <w:t xml:space="preserve">) </w:t>
-      </w:r>
-      <w:proofErr w:type="spellStart"/>
-      <w:r>
-        <w:rPr>
-          <w:b/>
-          <w:bCs/>
-          <w:color w:val="D86DCB" w:themeColor="accent5" w:themeTint="99"/>
-          <w:sz w:val="36"/>
-          <w:szCs w:val="36"/>
-        </w:rPr>
-        <w:t>fetchProductsData</w:t>
-      </w:r>
-      <w:proofErr w:type="spellEnd"/>
-      <w:r>
-        <w:rPr>
-          <w:b/>
-          <w:bCs/>
-          <w:color w:val="D86DCB" w:themeColor="accent5" w:themeTint="99"/>
-          <w:sz w:val="36"/>
-          <w:szCs w:val="36"/>
-        </w:rPr>
-        <w:t>;</w:t>
-      </w:r>
-    </w:p>
-    <w:p>
-      <w:pPr>
-        <w:jc w:val="both"/>
-        <w:rPr>
-          <w:b/>
-          <w:bCs/>
-          <w:color w:val="D86DCB" w:themeColor="accent5" w:themeTint="99"/>
-          <w:sz w:val="36"/>
-          <w:szCs w:val="36"/>
-        </w:rPr>
-      </w:pPr>
-      <w:r>
-        <w:rPr>
-          <w:b/>
-          <w:bCs/>
-          <w:color w:val="D86DCB" w:themeColor="accent5" w:themeTint="99"/>
-          <w:sz w:val="36"/>
-          <w:szCs w:val="36"/>
-        </w:rPr>
-        <w:t xml:space="preserve">  const </w:t>
-      </w:r>
-      <w:proofErr w:type="spellStart"/>
-      <w:proofErr w:type="gramStart"/>
-      <w:r>
-        <w:rPr>
-          <w:b/>
-          <w:bCs/>
-          <w:color w:val="D86DCB" w:themeColor="accent5" w:themeTint="99"/>
-          <w:sz w:val="36"/>
-          <w:szCs w:val="36"/>
-        </w:rPr>
-        <w:t>ProductDialog</w:t>
-      </w:r>
-      <w:proofErr w:type="spellEnd"/>
-      <w:r>
-        <w:rPr>
-          <w:b/>
-          <w:bCs/>
-          <w:color w:val="D86DCB" w:themeColor="accent5" w:themeTint="99"/>
-          <w:sz w:val="36"/>
-          <w:szCs w:val="36"/>
-        </w:rPr>
-        <w:t>(</w:t>
-      </w:r>
-      <w:proofErr w:type="gramEnd"/>
-      <w:r>
-        <w:rPr>
-          <w:b/>
-          <w:bCs/>
-          <w:color w:val="D86DCB" w:themeColor="accent5" w:themeTint="99"/>
-          <w:sz w:val="36"/>
-          <w:szCs w:val="36"/>
-        </w:rPr>
-        <w:t>{</w:t>
-      </w:r>
-    </w:p>
-    <w:p>
-      <w:pPr>
-        <w:jc w:val="both"/>
-        <w:rPr>
-          <w:b/>
-          <w:bCs/>
-          <w:color w:val="D86DCB" w:themeColor="accent5" w:themeTint="99"/>
-          <w:sz w:val="36"/>
-          <w:szCs w:val="36"/>
-        </w:rPr>
-      </w:pPr>
-      <w:r>
-        <w:rPr>
-          <w:b/>
-          <w:bCs/>
-          <w:color w:val="D86DCB" w:themeColor="accent5" w:themeTint="99"/>
-          <w:sz w:val="36"/>
-          <w:szCs w:val="36"/>
-        </w:rPr>
-        <w:t xml:space="preserve">    </w:t>
-      </w:r>
-      <w:proofErr w:type="spellStart"/>
-      <w:r>
-        <w:rPr>
-          <w:b/>
-          <w:bCs/>
-          <w:color w:val="D86DCB" w:themeColor="accent5" w:themeTint="99"/>
-          <w:sz w:val="36"/>
-          <w:szCs w:val="36"/>
-        </w:rPr>
-        <w:t>super.key</w:t>
-      </w:r>
-      <w:proofErr w:type="spellEnd"/>
-      <w:r>
-        <w:rPr>
-          <w:b/>
-          <w:bCs/>
-          <w:color w:val="D86DCB" w:themeColor="accent5" w:themeTint="99"/>
-          <w:sz w:val="36"/>
-          <w:szCs w:val="36"/>
-        </w:rPr>
-        <w:t>,</w:t>
-      </w:r>
-    </w:p>
-    <w:p>
-      <w:pPr>
-        <w:jc w:val="both"/>
-        <w:rPr>
-          <w:b/>
-          <w:bCs/>
-          <w:color w:val="D86DCB" w:themeColor="accent5" w:themeTint="99"/>
-          <w:sz w:val="36"/>
-          <w:szCs w:val="36"/>
-        </w:rPr>
-      </w:pPr>
-      <w:r>
-        <w:rPr>
-          <w:b/>
-          <w:bCs/>
-          <w:color w:val="D86DCB" w:themeColor="accent5" w:themeTint="99"/>
-          <w:sz w:val="36"/>
-          <w:szCs w:val="36"/>
-        </w:rPr>
-        <w:t xml:space="preserve">    required </w:t>
-      </w:r>
-      <w:proofErr w:type="spellStart"/>
-      <w:proofErr w:type="gramStart"/>
-      <w:r>
-        <w:rPr>
-          <w:b/>
-          <w:bCs/>
-          <w:color w:val="D86DCB" w:themeColor="accent5" w:themeTint="99"/>
-          <w:sz w:val="36"/>
-          <w:szCs w:val="36"/>
-        </w:rPr>
-        <w:t>this.fetchProductsData</w:t>
-      </w:r>
-      <w:proofErr w:type="spellEnd"/>
-      <w:proofErr w:type="gramEnd"/>
-      <w:r>
-        <w:rPr>
-          <w:b/>
-          <w:bCs/>
-          <w:color w:val="D86DCB" w:themeColor="accent5" w:themeTint="99"/>
-          <w:sz w:val="36"/>
-          <w:szCs w:val="36"/>
-        </w:rPr>
-        <w:t>,</w:t>
-      </w:r>
-    </w:p>
-    <w:p>
-      <w:pPr>
-        <w:jc w:val="both"/>
-        <w:rPr>
-          <w:b/>
-          <w:bCs/>
-          <w:color w:val="D86DCB" w:themeColor="accent5" w:themeTint="99"/>
-          <w:sz w:val="36"/>
-          <w:szCs w:val="36"/>
-        </w:rPr>
-      </w:pPr>
-      <w:r>
-        <w:rPr>
-          <w:b/>
-          <w:bCs/>
-          <w:color w:val="D86DCB" w:themeColor="accent5" w:themeTint="99"/>
-          <w:sz w:val="36"/>
-          <w:szCs w:val="36"/>
-        </w:rPr>
-        <w:t xml:space="preserve">  });</w:t>
-      </w:r>
-    </w:p>
-    <w:p>
-      <w:pPr>
-        <w:jc w:val="both"/>
-        <w:rPr>
-          <w:b/>
-          <w:bCs/>
-          <w:color w:val="D86DCB" w:themeColor="accent5" w:themeTint="99"/>
-          <w:sz w:val="36"/>
-          <w:szCs w:val="36"/>
-        </w:rPr>
-      </w:pPr>
-      <w:r>
-        <w:rPr>
-          <w:b/>
-          <w:bCs/>
-          <w:color w:val="D86DCB" w:themeColor="accent5" w:themeTint="99"/>
-          <w:sz w:val="36"/>
-          <w:szCs w:val="36"/>
-        </w:rPr>
-        <w:t>…</w:t>
-      </w:r>
-    </w:p>
-    <w:p>
-      <w:pPr>
-        <w:jc w:val="both"/>
-        <w:rPr>
-          <w:b/>
-          <w:bCs/>
-          <w:color w:val="D86DCB" w:themeColor="accent5" w:themeTint="99"/>
-          <w:sz w:val="36"/>
-          <w:szCs w:val="36"/>
-        </w:rPr>
-      </w:pPr>
-      <w:r>
-        <w:rPr>
-          <w:b/>
-          <w:bCs/>
-          <w:color w:val="D86DCB" w:themeColor="accent5" w:themeTint="99"/>
-          <w:sz w:val="36"/>
-          <w:szCs w:val="36"/>
-        </w:rPr>
-        <w:t xml:space="preserve">await </w:t>
-      </w:r>
-      <w:proofErr w:type="spellStart"/>
-      <w:r>
-        <w:rPr>
-          <w:b/>
-          <w:bCs/>
-          <w:color w:val="D86DCB" w:themeColor="accent5" w:themeTint="99"/>
-          <w:sz w:val="36"/>
-          <w:szCs w:val="36"/>
-        </w:rPr>
-        <w:t>fetchProductsData</w:t>
-      </w:r>
-      <w:proofErr w:type="spellEnd"/>
-      <w:r>
-        <w:rPr>
-          <w:b/>
-          <w:bCs/>
-          <w:color w:val="D86DCB" w:themeColor="accent5" w:themeTint="99"/>
-          <w:sz w:val="36"/>
-          <w:szCs w:val="36"/>
-        </w:rPr>
-        <w:t>;</w:t>
-      </w:r>
-    </w:p>
-    <w:p>
-      <w:pPr>
-        <w:jc w:val="both"/>
-        <w:rPr>
-          <w:sz w:val="36"/>
-          <w:szCs w:val="36"/>
-        </w:rPr>
-      </w:pPr>
-    </w:p>
-    <w:p>
-      <w:pPr>
-        <w:jc w:val="both"/>
-        <w:rPr>
-          <w:sz w:val="36"/>
-          <w:szCs w:val="36"/>
-        </w:rPr>
-      </w:pPr>
-      <w:r>
-        <w:rPr>
-          <w:sz w:val="36"/>
-          <w:szCs w:val="36"/>
-        </w:rPr>
-        <w:t xml:space="preserve">Note: Use this when we want to get the latest data from a class instead of using the old one. </w:t>
-      </w:r>
-      <w:proofErr w:type="spellStart"/>
-      <w:r>
-        <w:rPr>
-          <w:sz w:val="36"/>
-          <w:szCs w:val="36"/>
-        </w:rPr>
-        <w:t>Its</w:t>
-      </w:r>
-      <w:proofErr w:type="spellEnd"/>
-      <w:r>
-        <w:rPr>
-          <w:sz w:val="36"/>
-          <w:szCs w:val="36"/>
-        </w:rPr>
-        <w:t xml:space="preserve"> like </w:t>
-      </w:r>
-      <w:proofErr w:type="spellStart"/>
-      <w:proofErr w:type="gramStart"/>
-      <w:r>
-        <w:rPr>
-          <w:b/>
-          <w:bCs/>
-          <w:sz w:val="36"/>
-          <w:szCs w:val="36"/>
-        </w:rPr>
-        <w:t>getToken</w:t>
-      </w:r>
-      <w:proofErr w:type="spellEnd"/>
-      <w:r>
-        <w:rPr>
-          <w:b/>
-          <w:bCs/>
-          <w:sz w:val="36"/>
-          <w:szCs w:val="36"/>
-        </w:rPr>
-        <w:t>(</w:t>
-      </w:r>
-      <w:proofErr w:type="gramEnd"/>
-      <w:r>
-        <w:rPr>
-          <w:b/>
-          <w:bCs/>
-          <w:sz w:val="36"/>
-          <w:szCs w:val="36"/>
-        </w:rPr>
-        <w:t>)</w:t>
-      </w:r>
-      <w:r>
-        <w:rPr>
-          <w:sz w:val="36"/>
-          <w:szCs w:val="36"/>
-        </w:rPr>
-        <w:t xml:space="preserve"> when called every time it gets the lates token. Here instead of a callback think of it like a passable parameter in classes or methods.</w:t>
-      </w:r>
-    </w:p>
-    <w:p>
-      <w:pPr>
-        <w:jc w:val="both"/>
-        <w:rPr>
-          <w:sz w:val="36"/>
-          <w:szCs w:val="36"/>
-        </w:rPr>
-      </w:pPr>
-    </w:p>
-    <w:p>
-      <w:pPr>
-        <w:jc w:val="both"/>
-        <w:rPr>
-          <w:b/>
-          <w:bCs/>
-          <w:sz w:val="36"/>
-          <w:szCs w:val="36"/>
-        </w:rPr>
-      </w:pPr>
-      <w:r>
-        <w:rPr>
-          <w:b/>
-          <w:bCs/>
-          <w:sz w:val="36"/>
-          <w:szCs w:val="36"/>
-        </w:rPr>
-        <w:t>Lambda Function:</w:t>
-      </w:r>
-    </w:p>
-    <w:p>
-      <w:pPr>
-        <w:jc w:val="both"/>
-        <w:rPr>
-          <w:sz w:val="36"/>
-          <w:szCs w:val="36"/>
-        </w:rPr>
-      </w:pPr>
-      <w:r>
-        <w:rPr>
-          <w:sz w:val="36"/>
-          <w:szCs w:val="36"/>
-        </w:rPr>
-        <w:t># Lambda function is an anonymous function that can be defined on the spot. It can take a parameter too.</w:t>
-      </w:r>
-    </w:p>
-    <w:p>
-      <w:pPr>
-        <w:jc w:val="both"/>
-        <w:rPr>
-          <w:sz w:val="36"/>
-          <w:szCs w:val="36"/>
-        </w:rPr>
-      </w:pPr>
-      <w:r>
-        <w:rPr>
-          <w:b/>
-          <w:bCs/>
-          <w:color w:val="D86DCB" w:themeColor="accent5" w:themeTint="99"/>
-          <w:sz w:val="36"/>
-          <w:szCs w:val="36"/>
-        </w:rPr>
-        <w:t>() =&gt;</w:t>
-      </w:r>
-      <w:r>
-        <w:rPr>
-          <w:b/>
-          <w:bCs/>
-          <w:color w:val="D86DCB" w:themeColor="accent5" w:themeTint="99"/>
-          <w:sz w:val="36"/>
-          <w:szCs w:val="36"/>
-        </w:rPr>
-        <w:tab/>
-      </w:r>
-      <w:r>
-        <w:rPr>
-          <w:sz w:val="36"/>
-          <w:szCs w:val="36"/>
+          <w:sz w:val="32"/>
+          <w:szCs w:val="32"/>
         </w:rPr>
         <w:tab/>
         <w:t>or</w:t>
       </w:r>
       <w:r>
         <w:rPr>
-          <w:sz w:val="36"/>
-          <w:szCs w:val="36"/>
+          <w:sz w:val="32"/>
+          <w:szCs w:val="32"/>
         </w:rPr>
         <w:tab/>
       </w:r>
       <w:proofErr w:type="gramStart"/>
       <w:r>
         <w:rPr>
-          <w:sz w:val="36"/>
-          <w:szCs w:val="36"/>
+          <w:sz w:val="32"/>
+          <w:szCs w:val="32"/>
         </w:rPr>
         <w:tab/>
       </w:r>
@@ -1772,8 +1795,8 @@
           <w:b/>
           <w:bCs/>
           <w:color w:val="D86DCB" w:themeColor="accent5" w:themeTint="99"/>
-          <w:sz w:val="36"/>
-          <w:szCs w:val="36"/>
+          <w:sz w:val="32"/>
+          <w:szCs w:val="32"/>
         </w:rPr>
         <w:t>( )</w:t>
       </w:r>
@@ -1783,8 +1806,8 @@
           <w:b/>
           <w:bCs/>
           <w:color w:val="D86DCB" w:themeColor="accent5" w:themeTint="99"/>
-          <w:sz w:val="36"/>
-          <w:szCs w:val="36"/>
+          <w:sz w:val="32"/>
+          <w:szCs w:val="32"/>
         </w:rPr>
         <w:t xml:space="preserve"> {  }</w:t>
       </w:r>
@@ -1796,19 +1819,18 @@
           <w:b/>
           <w:bCs/>
           <w:color w:val="D86DCB" w:themeColor="accent5" w:themeTint="99"/>
-          <w:sz w:val="36"/>
-          <w:szCs w:val="36"/>
-        </w:rPr>
-      </w:pPr>
-      <w:r>
-        <w:rPr>
-          <w:b/>
-          <w:bCs/>
-          <w:color w:val="D86DCB" w:themeColor="accent5" w:themeTint="99"/>
-          <w:sz w:val="36"/>
-          <w:szCs w:val="36"/>
-        </w:rPr>
-        <w:lastRenderedPageBreak/>
+          <w:sz w:val="32"/>
+          <w:szCs w:val="32"/>
+        </w:rPr>
+      </w:pPr>
+      <w:r>
+        <w:rPr>
+          <w:b/>
+          <w:bCs/>
+          <w:color w:val="D86DCB" w:themeColor="accent5" w:themeTint="99"/>
+          <w:sz w:val="32"/>
+          <w:szCs w:val="32"/>
+        </w:rPr>
         <w:t>(int value) =&gt;</w:t>
       </w:r>
     </w:p>
@@ -1816,14 +1838,14 @@
       <w:pPr>
         <w:jc w:val="both"/>
         <w:rPr>
-          <w:sz w:val="36"/>
-          <w:szCs w:val="36"/>
-        </w:rPr>
-      </w:pPr>
-      <w:r>
-        <w:rPr>
-          <w:sz w:val="36"/>
-          <w:szCs w:val="36"/>
+          <w:sz w:val="32"/>
+          <w:szCs w:val="32"/>
+        </w:rPr>
+      </w:pPr>
+      <w:r>
+        <w:rPr>
+          <w:sz w:val="32"/>
+          <w:szCs w:val="32"/>
         </w:rPr>
         <w:t># It is mostly used for button callbacks</w:t>
       </w:r>
@@ -1832,30 +1854,30 @@
       <w:pPr>
         <w:jc w:val="both"/>
         <w:rPr>
-          <w:sz w:val="36"/>
-          <w:szCs w:val="36"/>
-        </w:rPr>
-      </w:pPr>
-      <w:r>
-        <w:rPr>
-          <w:sz w:val="36"/>
-          <w:szCs w:val="36"/>
+          <w:sz w:val="32"/>
+          <w:szCs w:val="32"/>
+        </w:rPr>
+      </w:pPr>
+      <w:r>
+        <w:rPr>
+          <w:sz w:val="32"/>
+          <w:szCs w:val="32"/>
         </w:rPr>
         <w:t xml:space="preserve"># This lambda returns the </w:t>
       </w:r>
       <w:proofErr w:type="spellStart"/>
       <w:r>
         <w:rPr>
-          <w:sz w:val="36"/>
-          <w:szCs w:val="36"/>
+          <w:sz w:val="32"/>
+          <w:szCs w:val="32"/>
         </w:rPr>
         <w:t>cancelNewTask</w:t>
       </w:r>
       <w:proofErr w:type="spellEnd"/>
       <w:r>
         <w:rPr>
-          <w:sz w:val="36"/>
-          <w:szCs w:val="36"/>
+          <w:sz w:val="32"/>
+          <w:szCs w:val="32"/>
         </w:rPr>
         <w:t xml:space="preserve"> function itself.</w:t>
       </w:r>
@@ -1867,18 +1889,18 @@
           <w:b/>
           <w:bCs/>
           <w:color w:val="D86DCB" w:themeColor="accent5" w:themeTint="99"/>
-          <w:sz w:val="36"/>
-          <w:szCs w:val="36"/>
-        </w:rPr>
-      </w:pPr>
-      <w:proofErr w:type="spellStart"/>
-      <w:r>
-        <w:rPr>
-          <w:b/>
-          <w:bCs/>
-          <w:color w:val="D86DCB" w:themeColor="accent5" w:themeTint="99"/>
-          <w:sz w:val="36"/>
-          <w:szCs w:val="36"/>
+          <w:sz w:val="32"/>
+          <w:szCs w:val="32"/>
+        </w:rPr>
+      </w:pPr>
+      <w:proofErr w:type="spellStart"/>
+      <w:r>
+        <w:rPr>
+          <w:b/>
+          <w:bCs/>
+          <w:color w:val="D86DCB" w:themeColor="accent5" w:themeTint="99"/>
+          <w:sz w:val="32"/>
+          <w:szCs w:val="32"/>
         </w:rPr>
         <w:t>onCancel</w:t>
       </w:r>
@@ -1888,8 +1910,8 @@
           <w:b/>
           <w:bCs/>
           <w:color w:val="D86DCB" w:themeColor="accent5" w:themeTint="99"/>
-          <w:sz w:val="36"/>
-          <w:szCs w:val="36"/>
+          <w:sz w:val="32"/>
+          <w:szCs w:val="32"/>
         </w:rPr>
         <w:t xml:space="preserve">: () =&gt; </w:t>
       </w:r>
@@ -1899,8 +1921,8 @@
           <w:b/>
           <w:bCs/>
           <w:color w:val="D86DCB" w:themeColor="accent5" w:themeTint="99"/>
-          <w:sz w:val="36"/>
-          <w:szCs w:val="36"/>
+          <w:sz w:val="32"/>
+          <w:szCs w:val="32"/>
         </w:rPr>
         <w:t>cancelNewTastk</w:t>
       </w:r>
@@ -1910,8 +1932,8 @@
           <w:b/>
           <w:bCs/>
           <w:color w:val="D86DCB" w:themeColor="accent5" w:themeTint="99"/>
-          <w:sz w:val="36"/>
-          <w:szCs w:val="36"/>
+          <w:sz w:val="32"/>
+          <w:szCs w:val="32"/>
         </w:rPr>
         <w:t>,</w:t>
       </w:r>
@@ -1920,30 +1942,30 @@
       <w:pPr>
         <w:jc w:val="both"/>
         <w:rPr>
-          <w:sz w:val="36"/>
-          <w:szCs w:val="36"/>
-        </w:rPr>
-      </w:pPr>
-      <w:r>
-        <w:rPr>
-          <w:sz w:val="36"/>
-          <w:szCs w:val="36"/>
+          <w:sz w:val="32"/>
+          <w:szCs w:val="32"/>
+        </w:rPr>
+      </w:pPr>
+      <w:r>
+        <w:rPr>
+          <w:sz w:val="32"/>
+          <w:szCs w:val="32"/>
         </w:rPr>
         <w:t xml:space="preserve"># This calls </w:t>
       </w:r>
       <w:proofErr w:type="gramStart"/>
       <w:r>
         <w:rPr>
-          <w:sz w:val="36"/>
-          <w:szCs w:val="36"/>
+          <w:sz w:val="32"/>
+          <w:szCs w:val="32"/>
         </w:rPr>
         <w:t xml:space="preserve">the  </w:t>
       </w:r>
       <w:proofErr w:type="spellStart"/>
       <w:r>
         <w:rPr>
-          <w:sz w:val="36"/>
-          <w:szCs w:val="36"/>
+          <w:sz w:val="32"/>
+          <w:szCs w:val="32"/>
         </w:rPr>
         <w:t>cancelNewTask</w:t>
       </w:r>
@@ -1951,8 +1973,8 @@
       <w:proofErr w:type="gramEnd"/>
       <w:r>
         <w:rPr>
-          <w:sz w:val="36"/>
-          <w:szCs w:val="36"/>
+          <w:sz w:val="32"/>
+          <w:szCs w:val="32"/>
         </w:rPr>
         <w:t xml:space="preserve"> function in the lambda function. In this way for logic can be applied for future use.</w:t>
       </w:r>
@@ -1964,18 +1986,18 @@
           <w:b/>
           <w:bCs/>
           <w:color w:val="D86DCB" w:themeColor="accent5" w:themeTint="99"/>
-          <w:sz w:val="36"/>
-          <w:szCs w:val="36"/>
-        </w:rPr>
-      </w:pPr>
-      <w:proofErr w:type="spellStart"/>
-      <w:r>
-        <w:rPr>
-          <w:b/>
-          <w:bCs/>
-          <w:color w:val="D86DCB" w:themeColor="accent5" w:themeTint="99"/>
-          <w:sz w:val="36"/>
-          <w:szCs w:val="36"/>
+          <w:sz w:val="32"/>
+          <w:szCs w:val="32"/>
+        </w:rPr>
+      </w:pPr>
+      <w:proofErr w:type="spellStart"/>
+      <w:r>
+        <w:rPr>
+          <w:b/>
+          <w:bCs/>
+          <w:color w:val="D86DCB" w:themeColor="accent5" w:themeTint="99"/>
+          <w:sz w:val="32"/>
+          <w:szCs w:val="32"/>
         </w:rPr>
         <w:t>onCanel</w:t>
       </w:r>
@@ -1985,8 +2007,8 @@
           <w:b/>
           <w:bCs/>
           <w:color w:val="D86DCB" w:themeColor="accent5" w:themeTint="99"/>
-          <w:sz w:val="36"/>
-          <w:szCs w:val="36"/>
+          <w:sz w:val="32"/>
+          <w:szCs w:val="32"/>
         </w:rPr>
         <w:t xml:space="preserve">: () =&gt; </w:t>
       </w:r>
@@ -1997,8 +2019,8 @@
           <w:b/>
           <w:bCs/>
           <w:color w:val="D86DCB" w:themeColor="accent5" w:themeTint="99"/>
-          <w:sz w:val="36"/>
-          <w:szCs w:val="36"/>
+          <w:sz w:val="32"/>
+          <w:szCs w:val="32"/>
         </w:rPr>
         <w:t>cancelNewTask</w:t>
       </w:r>
@@ -2008,8 +2030,8 @@
           <w:b/>
           <w:bCs/>
           <w:color w:val="D86DCB" w:themeColor="accent5" w:themeTint="99"/>
-          <w:sz w:val="36"/>
-          <w:szCs w:val="36"/>
+          <w:sz w:val="32"/>
+          <w:szCs w:val="32"/>
         </w:rPr>
         <w:t>(</w:t>
       </w:r>
@@ -2019,8 +2041,8 @@
           <w:b/>
           <w:bCs/>
           <w:color w:val="D86DCB" w:themeColor="accent5" w:themeTint="99"/>
-          <w:sz w:val="36"/>
-          <w:szCs w:val="36"/>
+          <w:sz w:val="32"/>
+          <w:szCs w:val="32"/>
         </w:rPr>
         <w:t>),</w:t>
       </w:r>
@@ -2029,8 +2051,8 @@
       <w:pPr>
         <w:jc w:val="both"/>
         <w:rPr>
-          <w:sz w:val="36"/>
-          <w:szCs w:val="36"/>
+          <w:sz w:val="32"/>
+          <w:szCs w:val="32"/>
         </w:rPr>
       </w:pPr>
     </w:p>
@@ -2647,6 +2669,7 @@
   <w:style w:type="character" w:default="1" w:styleId="DefaultParagraphFont">
     <w:name w:val="Default Paragraph Font"/>
     <w:uiPriority w:val="1"/>
+    <w:semiHidden/>
     <w:unhideWhenUsed/>
   </w:style>
   <w:style w:type="table" w:default="1" w:styleId="TableNormal">

--- a/d8_callback_and_lambda_funtions_of_flutter.docx
+++ b/d8_callback_and_lambda_funtions_of_flutter.docx
@@ -104,23 +104,7 @@
           <w:sz w:val="32"/>
           <w:szCs w:val="32"/>
         </w:rPr>
-        <w:t xml:space="preserve"> it does not return a value, but it may take a parameter. 3 common functions </w:t>
-      </w:r>
-      <w:proofErr w:type="gramStart"/>
-      <w:r>
-        <w:rPr>
-          <w:sz w:val="32"/>
-          <w:szCs w:val="32"/>
-        </w:rPr>
-        <w:t>are :</w:t>
-      </w:r>
-      <w:proofErr w:type="gramEnd"/>
-      <w:r>
-        <w:rPr>
-          <w:sz w:val="32"/>
-          <w:szCs w:val="32"/>
-        </w:rPr>
-        <w:t>-</w:t>
+        <w:t xml:space="preserve"> it does not return a value, but it may take a parameter. 3 common functions are :-</w:t>
       </w:r>
     </w:p>
     <w:p>
@@ -476,7 +460,6 @@
         <w:t xml:space="preserve">void </w:t>
       </w:r>
       <w:proofErr w:type="spellStart"/>
-      <w:proofErr w:type="gramStart"/>
       <w:r>
         <w:rPr>
           <w:b/>
@@ -496,18 +479,7 @@
           <w:sz w:val="32"/>
           <w:szCs w:val="32"/>
         </w:rPr>
-        <w:t>(</w:t>
-      </w:r>
-      <w:proofErr w:type="gramEnd"/>
-      <w:r>
-        <w:rPr>
-          <w:b/>
-          <w:bCs/>
-          <w:color w:val="D86DCB" w:themeColor="accent5" w:themeTint="99"/>
-          <w:sz w:val="32"/>
-          <w:szCs w:val="32"/>
-        </w:rPr>
-        <w:t xml:space="preserve">{required </w:t>
+        <w:t xml:space="preserve">({required </w:t>
       </w:r>
       <w:proofErr w:type="spellStart"/>
       <w:r>
@@ -681,7 +653,6 @@
         <w:t xml:space="preserve">final provider = </w:t>
       </w:r>
       <w:proofErr w:type="spellStart"/>
-      <w:proofErr w:type="gramStart"/>
       <w:r>
         <w:rPr>
           <w:b/>
@@ -693,7 +664,6 @@
         <w:t>context.read</w:t>
       </w:r>
       <w:proofErr w:type="spellEnd"/>
-      <w:proofErr w:type="gramEnd"/>
       <w:r>
         <w:rPr>
           <w:b/>
@@ -739,7 +709,6 @@
         </w:rPr>
       </w:pPr>
       <w:proofErr w:type="spellStart"/>
-      <w:proofErr w:type="gramStart"/>
       <w:r>
         <w:rPr>
           <w:b/>
@@ -751,7 +720,6 @@
         <w:t>provider.getValue</w:t>
       </w:r>
       <w:proofErr w:type="spellEnd"/>
-      <w:proofErr w:type="gramEnd"/>
       <w:r>
         <w:rPr>
           <w:b/>
@@ -1119,113 +1087,77 @@
           <w:sz w:val="32"/>
           <w:szCs w:val="32"/>
         </w:rPr>
+        <w:t xml:space="preserve"> F</w:t>
+      </w:r>
+      <w:r>
+        <w:rPr>
+          <w:sz w:val="32"/>
+          <w:szCs w:val="32"/>
+        </w:rPr>
+        <w:t>unction</w:t>
+      </w:r>
+      <w:r>
+        <w:rPr>
+          <w:sz w:val="32"/>
+          <w:szCs w:val="32"/>
+        </w:rPr>
+        <w:t>()</w:t>
+      </w:r>
+      <w:r>
+        <w:rPr>
+          <w:sz w:val="32"/>
+          <w:szCs w:val="32"/>
+        </w:rPr>
+        <w:t xml:space="preserve"> as </w:t>
+      </w:r>
+      <w:r>
+        <w:rPr>
+          <w:sz w:val="32"/>
+          <w:szCs w:val="32"/>
+        </w:rPr>
+        <w:t>parameter for Calling it:</w:t>
+      </w:r>
+    </w:p>
+    <w:p>
+      <w:pPr>
+        <w:jc w:val="both"/>
+        <w:rPr>
+          <w:sz w:val="32"/>
+          <w:szCs w:val="32"/>
+        </w:rPr>
+      </w:pPr>
+      <w:r>
+        <w:rPr>
+          <w:sz w:val="32"/>
+          <w:szCs w:val="32"/>
+        </w:rPr>
+        <w:t xml:space="preserve"># </w:t>
+      </w:r>
+      <w:r>
+        <w:rPr>
+          <w:sz w:val="32"/>
+          <w:szCs w:val="32"/>
+        </w:rPr>
+        <w:t xml:space="preserve">We can also pass a function as parameter or argument of a class or function specifying the data type </w:t>
+      </w:r>
+      <w:r>
+        <w:rPr>
+          <w:b/>
+          <w:bCs/>
+          <w:sz w:val="32"/>
+          <w:szCs w:val="32"/>
+        </w:rPr>
+        <w:t>Future&lt;void&gt; Function()</w:t>
+      </w:r>
+      <w:r>
+        <w:rPr>
+          <w:b/>
+          <w:bCs/>
+          <w:sz w:val="32"/>
+          <w:szCs w:val="32"/>
+        </w:rPr>
         <w:t xml:space="preserve"> </w:t>
       </w:r>
-      <w:proofErr w:type="gramStart"/>
-      <w:r>
-        <w:rPr>
-          <w:sz w:val="32"/>
-          <w:szCs w:val="32"/>
-        </w:rPr>
-        <w:t>F</w:t>
-      </w:r>
-      <w:r>
-        <w:rPr>
-          <w:sz w:val="32"/>
-          <w:szCs w:val="32"/>
-        </w:rPr>
-        <w:t>unction</w:t>
-      </w:r>
-      <w:r>
-        <w:rPr>
-          <w:sz w:val="32"/>
-          <w:szCs w:val="32"/>
-        </w:rPr>
-        <w:t>(</w:t>
-      </w:r>
-      <w:proofErr w:type="gramEnd"/>
-      <w:r>
-        <w:rPr>
-          <w:sz w:val="32"/>
-          <w:szCs w:val="32"/>
-        </w:rPr>
-        <w:t>)</w:t>
-      </w:r>
-      <w:r>
-        <w:rPr>
-          <w:sz w:val="32"/>
-          <w:szCs w:val="32"/>
-        </w:rPr>
-        <w:t xml:space="preserve"> as </w:t>
-      </w:r>
-      <w:r>
-        <w:rPr>
-          <w:sz w:val="32"/>
-          <w:szCs w:val="32"/>
-        </w:rPr>
-        <w:t>parameter for Calling it:</w:t>
-      </w:r>
-    </w:p>
-    <w:p>
-      <w:pPr>
-        <w:jc w:val="both"/>
-        <w:rPr>
-          <w:sz w:val="32"/>
-          <w:szCs w:val="32"/>
-        </w:rPr>
-      </w:pPr>
-      <w:r>
-        <w:rPr>
-          <w:sz w:val="32"/>
-          <w:szCs w:val="32"/>
-        </w:rPr>
-        <w:t xml:space="preserve"># </w:t>
-      </w:r>
-      <w:r>
-        <w:rPr>
-          <w:sz w:val="32"/>
-          <w:szCs w:val="32"/>
-        </w:rPr>
-        <w:t xml:space="preserve">We can also pass a function as parameter or argument of a class or function specifying the data type </w:t>
-      </w:r>
-      <w:r>
-        <w:rPr>
-          <w:b/>
-          <w:bCs/>
-          <w:sz w:val="32"/>
-          <w:szCs w:val="32"/>
-        </w:rPr>
-        <w:t xml:space="preserve">Future&lt;void&gt; </w:t>
-      </w:r>
-      <w:proofErr w:type="gramStart"/>
-      <w:r>
-        <w:rPr>
-          <w:b/>
-          <w:bCs/>
-          <w:sz w:val="32"/>
-          <w:szCs w:val="32"/>
-        </w:rPr>
-        <w:t>Function(</w:t>
-      </w:r>
-      <w:proofErr w:type="gramEnd"/>
-      <w:r>
-        <w:rPr>
-          <w:b/>
-          <w:bCs/>
-          <w:sz w:val="32"/>
-          <w:szCs w:val="32"/>
-        </w:rPr>
-        <w:t>)</w:t>
-      </w:r>
-      <w:r>
-        <w:rPr>
-          <w:b/>
-          <w:bCs/>
-          <w:sz w:val="32"/>
-          <w:szCs w:val="32"/>
-        </w:rPr>
-        <w:t xml:space="preserve"> </w:t>
-      </w:r>
       <w:r>
         <w:rPr>
           <w:sz w:val="32"/>
@@ -1319,29 +1251,7 @@
           <w:sz w:val="32"/>
           <w:szCs w:val="32"/>
         </w:rPr>
-        <w:t xml:space="preserve">  final Future&lt;void&gt; </w:t>
-      </w:r>
-      <w:proofErr w:type="gramStart"/>
-      <w:r>
-        <w:rPr>
-          <w:b/>
-          <w:bCs/>
-          <w:color w:val="D86DCB" w:themeColor="accent5" w:themeTint="99"/>
-          <w:sz w:val="32"/>
-          <w:szCs w:val="32"/>
-        </w:rPr>
-        <w:t>Function(</w:t>
-      </w:r>
-      <w:proofErr w:type="gramEnd"/>
-      <w:r>
-        <w:rPr>
-          <w:b/>
-          <w:bCs/>
-          <w:color w:val="D86DCB" w:themeColor="accent5" w:themeTint="99"/>
-          <w:sz w:val="32"/>
-          <w:szCs w:val="32"/>
-        </w:rPr>
-        <w:t xml:space="preserve">) </w:t>
+        <w:t xml:space="preserve">  final Future&lt;void&gt; Function() </w:t>
       </w:r>
       <w:proofErr w:type="spellStart"/>
       <w:r>
@@ -1388,7 +1298,6 @@
         <w:t xml:space="preserve">  const </w:t>
       </w:r>
       <w:proofErr w:type="spellStart"/>
-      <w:proofErr w:type="gramStart"/>
       <w:r>
         <w:rPr>
           <w:b/>
@@ -1408,18 +1317,7 @@
           <w:sz w:val="32"/>
           <w:szCs w:val="32"/>
         </w:rPr>
-        <w:t>(</w:t>
-      </w:r>
-      <w:proofErr w:type="gramEnd"/>
-      <w:r>
-        <w:rPr>
-          <w:b/>
-          <w:bCs/>
-          <w:color w:val="D86DCB" w:themeColor="accent5" w:themeTint="99"/>
-          <w:sz w:val="32"/>
-          <w:szCs w:val="32"/>
-        </w:rPr>
-        <w:t>{</w:t>
+        <w:t>({</w:t>
       </w:r>
     </w:p>
     <w:p>
@@ -1489,7 +1387,6 @@
         <w:t xml:space="preserve">    required </w:t>
       </w:r>
       <w:proofErr w:type="spellStart"/>
-      <w:proofErr w:type="gramStart"/>
       <w:r>
         <w:rPr>
           <w:b/>
@@ -1501,7 +1398,6 @@
         <w:t>this.fetchProductsData</w:t>
       </w:r>
       <w:proofErr w:type="spellEnd"/>
-      <w:proofErr w:type="gramEnd"/>
       <w:r>
         <w:rPr>
           <w:b/>
@@ -1605,35 +1501,692 @@
       <w:pPr>
         <w:jc w:val="both"/>
         <w:rPr>
-          <w:sz w:val="32"/>
-          <w:szCs w:val="32"/>
-        </w:rPr>
-      </w:pPr>
-    </w:p>
-    <w:p>
-      <w:pPr>
-        <w:jc w:val="both"/>
-        <w:rPr>
-          <w:sz w:val="32"/>
-          <w:szCs w:val="32"/>
-        </w:rPr>
-      </w:pPr>
-      <w:r>
-        <w:rPr>
-          <w:sz w:val="32"/>
-          <w:szCs w:val="32"/>
-        </w:rPr>
-        <w:t xml:space="preserve">Note: Use this when we want to get the latest data from a class instead of using the old one. </w:t>
-      </w:r>
-      <w:proofErr w:type="spellStart"/>
-      <w:r>
-        <w:rPr>
-          <w:sz w:val="32"/>
-          <w:szCs w:val="32"/>
-        </w:rPr>
-        <w:t>Its</w:t>
-      </w:r>
-      <w:proofErr w:type="spellEnd"/>
+          <w:b/>
+          <w:bCs/>
+          <w:color w:val="D86DCB" w:themeColor="accent5" w:themeTint="99"/>
+          <w:sz w:val="32"/>
+          <w:szCs w:val="32"/>
+        </w:rPr>
+      </w:pPr>
+      <w:r>
+        <w:rPr>
+          <w:b/>
+          <w:bCs/>
+          <w:color w:val="D86DCB" w:themeColor="accent5" w:themeTint="99"/>
+          <w:sz w:val="32"/>
+          <w:szCs w:val="32"/>
+        </w:rPr>
+        <w:t xml:space="preserve">// or </w:t>
+      </w:r>
+    </w:p>
+    <w:p>
+      <w:pPr>
+        <w:jc w:val="both"/>
+        <w:rPr>
+          <w:b/>
+          <w:bCs/>
+          <w:color w:val="D86DCB" w:themeColor="accent5" w:themeTint="99"/>
+          <w:sz w:val="32"/>
+          <w:szCs w:val="32"/>
+        </w:rPr>
+      </w:pPr>
+      <w:r>
+        <w:rPr>
+          <w:b/>
+          <w:bCs/>
+          <w:color w:val="D86DCB" w:themeColor="accent5" w:themeTint="99"/>
+          <w:sz w:val="32"/>
+          <w:szCs w:val="32"/>
+        </w:rPr>
+        <w:t xml:space="preserve">class </w:t>
+      </w:r>
+      <w:proofErr w:type="spellStart"/>
+      <w:r>
+        <w:rPr>
+          <w:b/>
+          <w:bCs/>
+          <w:color w:val="D86DCB" w:themeColor="accent5" w:themeTint="99"/>
+          <w:sz w:val="32"/>
+          <w:szCs w:val="32"/>
+        </w:rPr>
+        <w:t>AuthProvider</w:t>
+      </w:r>
+      <w:proofErr w:type="spellEnd"/>
+      <w:r>
+        <w:rPr>
+          <w:b/>
+          <w:bCs/>
+          <w:color w:val="D86DCB" w:themeColor="accent5" w:themeTint="99"/>
+          <w:sz w:val="32"/>
+          <w:szCs w:val="32"/>
+        </w:rPr>
+        <w:t xml:space="preserve"> {</w:t>
+      </w:r>
+    </w:p>
+    <w:p>
+      <w:pPr>
+        <w:jc w:val="both"/>
+        <w:rPr>
+          <w:b/>
+          <w:bCs/>
+          <w:color w:val="D86DCB" w:themeColor="accent5" w:themeTint="99"/>
+          <w:sz w:val="32"/>
+          <w:szCs w:val="32"/>
+        </w:rPr>
+      </w:pPr>
+      <w:r>
+        <w:rPr>
+          <w:b/>
+          <w:bCs/>
+          <w:color w:val="D86DCB" w:themeColor="accent5" w:themeTint="99"/>
+          <w:sz w:val="32"/>
+          <w:szCs w:val="32"/>
+        </w:rPr>
+        <w:t xml:space="preserve">     static String? get token =&gt; _token;</w:t>
+      </w:r>
+    </w:p>
+    <w:p>
+      <w:pPr>
+        <w:jc w:val="both"/>
+        <w:rPr>
+          <w:b/>
+          <w:bCs/>
+          <w:color w:val="D86DCB" w:themeColor="accent5" w:themeTint="99"/>
+          <w:sz w:val="32"/>
+          <w:szCs w:val="32"/>
+        </w:rPr>
+      </w:pPr>
+      <w:r>
+        <w:rPr>
+          <w:b/>
+          <w:bCs/>
+          <w:color w:val="D86DCB" w:themeColor="accent5" w:themeTint="99"/>
+          <w:sz w:val="32"/>
+          <w:szCs w:val="32"/>
+        </w:rPr>
+        <w:t xml:space="preserve">     </w:t>
+      </w:r>
+      <w:r>
+        <w:rPr>
+          <w:b/>
+          <w:bCs/>
+          <w:color w:val="D86DCB" w:themeColor="accent5" w:themeTint="99"/>
+          <w:sz w:val="32"/>
+          <w:szCs w:val="32"/>
+        </w:rPr>
+        <w:t>…</w:t>
+      </w:r>
+    </w:p>
+    <w:p>
+      <w:pPr>
+        <w:jc w:val="both"/>
+        <w:rPr>
+          <w:b/>
+          <w:bCs/>
+          <w:color w:val="D86DCB" w:themeColor="accent5" w:themeTint="99"/>
+          <w:sz w:val="32"/>
+          <w:szCs w:val="32"/>
+        </w:rPr>
+      </w:pPr>
+      <w:r>
+        <w:rPr>
+          <w:b/>
+          <w:bCs/>
+          <w:color w:val="D86DCB" w:themeColor="accent5" w:themeTint="99"/>
+          <w:sz w:val="32"/>
+          <w:szCs w:val="32"/>
+        </w:rPr>
+        <w:t>}</w:t>
+      </w:r>
+    </w:p>
+    <w:p>
+      <w:pPr>
+        <w:jc w:val="both"/>
+        <w:rPr>
+          <w:b/>
+          <w:bCs/>
+          <w:color w:val="D86DCB" w:themeColor="accent5" w:themeTint="99"/>
+          <w:sz w:val="32"/>
+          <w:szCs w:val="32"/>
+        </w:rPr>
+      </w:pPr>
+      <w:r>
+        <w:rPr>
+          <w:b/>
+          <w:bCs/>
+          <w:color w:val="D86DCB" w:themeColor="accent5" w:themeTint="99"/>
+          <w:sz w:val="32"/>
+          <w:szCs w:val="32"/>
+        </w:rPr>
+        <w:t xml:space="preserve">class </w:t>
+      </w:r>
+      <w:proofErr w:type="spellStart"/>
+      <w:r>
+        <w:rPr>
+          <w:b/>
+          <w:bCs/>
+          <w:color w:val="D86DCB" w:themeColor="accent5" w:themeTint="99"/>
+          <w:sz w:val="32"/>
+          <w:szCs w:val="32"/>
+        </w:rPr>
+        <w:t>APICaller</w:t>
+      </w:r>
+      <w:proofErr w:type="spellEnd"/>
+      <w:r>
+        <w:rPr>
+          <w:b/>
+          <w:bCs/>
+          <w:color w:val="D86DCB" w:themeColor="accent5" w:themeTint="99"/>
+          <w:sz w:val="32"/>
+          <w:szCs w:val="32"/>
+        </w:rPr>
+        <w:t xml:space="preserve"> {</w:t>
+      </w:r>
+    </w:p>
+    <w:p>
+      <w:pPr>
+        <w:jc w:val="both"/>
+        <w:rPr>
+          <w:b/>
+          <w:bCs/>
+          <w:color w:val="D86DCB" w:themeColor="accent5" w:themeTint="99"/>
+          <w:sz w:val="32"/>
+          <w:szCs w:val="32"/>
+        </w:rPr>
+      </w:pPr>
+      <w:r>
+        <w:rPr>
+          <w:b/>
+          <w:bCs/>
+          <w:color w:val="D86DCB" w:themeColor="accent5" w:themeTint="99"/>
+          <w:sz w:val="32"/>
+          <w:szCs w:val="32"/>
+        </w:rPr>
+        <w:t xml:space="preserve">     </w:t>
+      </w:r>
+      <w:r>
+        <w:rPr>
+          <w:b/>
+          <w:bCs/>
+          <w:color w:val="D86DCB" w:themeColor="accent5" w:themeTint="99"/>
+          <w:sz w:val="32"/>
+          <w:szCs w:val="32"/>
+        </w:rPr>
+        <w:t xml:space="preserve">final String? Function() </w:t>
+      </w:r>
+      <w:proofErr w:type="spellStart"/>
+      <w:r>
+        <w:rPr>
+          <w:b/>
+          <w:bCs/>
+          <w:color w:val="D86DCB" w:themeColor="accent5" w:themeTint="99"/>
+          <w:sz w:val="32"/>
+          <w:szCs w:val="32"/>
+        </w:rPr>
+        <w:t>getT</w:t>
+      </w:r>
+      <w:r>
+        <w:rPr>
+          <w:b/>
+          <w:bCs/>
+          <w:color w:val="D86DCB" w:themeColor="accent5" w:themeTint="99"/>
+          <w:sz w:val="32"/>
+          <w:szCs w:val="32"/>
+        </w:rPr>
+        <w:t>oken</w:t>
+      </w:r>
+      <w:proofErr w:type="spellEnd"/>
+      <w:r>
+        <w:rPr>
+          <w:b/>
+          <w:bCs/>
+          <w:color w:val="D86DCB" w:themeColor="accent5" w:themeTint="99"/>
+          <w:sz w:val="32"/>
+          <w:szCs w:val="32"/>
+        </w:rPr>
+        <w:t>;</w:t>
+      </w:r>
+    </w:p>
+    <w:p>
+      <w:pPr>
+        <w:jc w:val="both"/>
+        <w:rPr>
+          <w:b/>
+          <w:bCs/>
+          <w:color w:val="D86DCB" w:themeColor="accent5" w:themeTint="99"/>
+          <w:sz w:val="32"/>
+          <w:szCs w:val="32"/>
+        </w:rPr>
+      </w:pPr>
+      <w:r>
+        <w:rPr>
+          <w:b/>
+          <w:bCs/>
+          <w:color w:val="D86DCB" w:themeColor="accent5" w:themeTint="99"/>
+          <w:sz w:val="32"/>
+          <w:szCs w:val="32"/>
+        </w:rPr>
+        <w:t xml:space="preserve">     </w:t>
+      </w:r>
+      <w:proofErr w:type="spellStart"/>
+      <w:r>
+        <w:rPr>
+          <w:b/>
+          <w:bCs/>
+          <w:color w:val="D86DCB" w:themeColor="accent5" w:themeTint="99"/>
+          <w:sz w:val="32"/>
+          <w:szCs w:val="32"/>
+        </w:rPr>
+        <w:t>APICaller</w:t>
+      </w:r>
+      <w:proofErr w:type="spellEnd"/>
+      <w:r>
+        <w:rPr>
+          <w:b/>
+          <w:bCs/>
+          <w:color w:val="D86DCB" w:themeColor="accent5" w:themeTint="99"/>
+          <w:sz w:val="32"/>
+          <w:szCs w:val="32"/>
+        </w:rPr>
+        <w:t xml:space="preserve">({required </w:t>
+      </w:r>
+      <w:proofErr w:type="spellStart"/>
+      <w:r>
+        <w:rPr>
+          <w:b/>
+          <w:bCs/>
+          <w:color w:val="D86DCB" w:themeColor="accent5" w:themeTint="99"/>
+          <w:sz w:val="32"/>
+          <w:szCs w:val="32"/>
+        </w:rPr>
+        <w:t>this.token</w:t>
+      </w:r>
+      <w:proofErr w:type="spellEnd"/>
+      <w:r>
+        <w:rPr>
+          <w:b/>
+          <w:bCs/>
+          <w:color w:val="D86DCB" w:themeColor="accent5" w:themeTint="99"/>
+          <w:sz w:val="32"/>
+          <w:szCs w:val="32"/>
+        </w:rPr>
+        <w:t>);</w:t>
+      </w:r>
+    </w:p>
+    <w:p>
+      <w:pPr>
+        <w:jc w:val="both"/>
+        <w:rPr>
+          <w:b/>
+          <w:bCs/>
+          <w:color w:val="D86DCB" w:themeColor="accent5" w:themeTint="99"/>
+          <w:sz w:val="32"/>
+          <w:szCs w:val="32"/>
+        </w:rPr>
+      </w:pPr>
+      <w:r>
+        <w:rPr>
+          <w:b/>
+          <w:bCs/>
+          <w:color w:val="D86DCB" w:themeColor="accent5" w:themeTint="99"/>
+          <w:sz w:val="32"/>
+          <w:szCs w:val="32"/>
+        </w:rPr>
+        <w:t xml:space="preserve">     </w:t>
+      </w:r>
+      <w:r>
+        <w:rPr>
+          <w:b/>
+          <w:bCs/>
+          <w:color w:val="D86DCB" w:themeColor="accent5" w:themeTint="99"/>
+          <w:sz w:val="32"/>
+          <w:szCs w:val="32"/>
+        </w:rPr>
+        <w:t>…</w:t>
+      </w:r>
+    </w:p>
+    <w:p>
+      <w:pPr>
+        <w:jc w:val="both"/>
+        <w:rPr>
+          <w:b/>
+          <w:bCs/>
+          <w:color w:val="D86DCB" w:themeColor="accent5" w:themeTint="99"/>
+          <w:sz w:val="32"/>
+          <w:szCs w:val="32"/>
+        </w:rPr>
+      </w:pPr>
+      <w:r>
+        <w:rPr>
+          <w:b/>
+          <w:bCs/>
+          <w:color w:val="D86DCB" w:themeColor="accent5" w:themeTint="99"/>
+          <w:sz w:val="32"/>
+          <w:szCs w:val="32"/>
+        </w:rPr>
+        <w:t xml:space="preserve">     </w:t>
+      </w:r>
+      <w:r>
+        <w:rPr>
+          <w:b/>
+          <w:bCs/>
+          <w:color w:val="D86DCB" w:themeColor="accent5" w:themeTint="99"/>
+          <w:sz w:val="32"/>
+          <w:szCs w:val="32"/>
+        </w:rPr>
+        <w:t>{</w:t>
+      </w:r>
+    </w:p>
+    <w:p>
+      <w:pPr>
+        <w:jc w:val="both"/>
+        <w:rPr>
+          <w:b/>
+          <w:bCs/>
+          <w:color w:val="D86DCB" w:themeColor="accent5" w:themeTint="99"/>
+          <w:sz w:val="32"/>
+          <w:szCs w:val="32"/>
+        </w:rPr>
+      </w:pPr>
+      <w:r>
+        <w:rPr>
+          <w:b/>
+          <w:bCs/>
+          <w:color w:val="D86DCB" w:themeColor="accent5" w:themeTint="99"/>
+          <w:sz w:val="32"/>
+          <w:szCs w:val="32"/>
+        </w:rPr>
+        <w:t xml:space="preserve">     </w:t>
+      </w:r>
+      <w:r>
+        <w:rPr>
+          <w:b/>
+          <w:bCs/>
+          <w:color w:val="D86DCB" w:themeColor="accent5" w:themeTint="99"/>
+          <w:sz w:val="32"/>
+          <w:szCs w:val="32"/>
+        </w:rPr>
+        <w:t xml:space="preserve">   “token” : </w:t>
+      </w:r>
+      <w:proofErr w:type="spellStart"/>
+      <w:r>
+        <w:rPr>
+          <w:b/>
+          <w:bCs/>
+          <w:color w:val="D86DCB" w:themeColor="accent5" w:themeTint="99"/>
+          <w:sz w:val="32"/>
+          <w:szCs w:val="32"/>
+        </w:rPr>
+        <w:t>getT</w:t>
+      </w:r>
+      <w:r>
+        <w:rPr>
+          <w:b/>
+          <w:bCs/>
+          <w:color w:val="D86DCB" w:themeColor="accent5" w:themeTint="99"/>
+          <w:sz w:val="32"/>
+          <w:szCs w:val="32"/>
+        </w:rPr>
+        <w:t>oken</w:t>
+      </w:r>
+      <w:proofErr w:type="spellEnd"/>
+      <w:r>
+        <w:rPr>
+          <w:b/>
+          <w:bCs/>
+          <w:color w:val="D86DCB" w:themeColor="accent5" w:themeTint="99"/>
+          <w:sz w:val="32"/>
+          <w:szCs w:val="32"/>
+        </w:rPr>
+        <w:t>,</w:t>
+      </w:r>
+    </w:p>
+    <w:p>
+      <w:pPr>
+        <w:jc w:val="both"/>
+        <w:rPr>
+          <w:b/>
+          <w:bCs/>
+          <w:color w:val="D86DCB" w:themeColor="accent5" w:themeTint="99"/>
+          <w:sz w:val="32"/>
+          <w:szCs w:val="32"/>
+        </w:rPr>
+      </w:pPr>
+      <w:r>
+        <w:rPr>
+          <w:b/>
+          <w:bCs/>
+          <w:color w:val="D86DCB" w:themeColor="accent5" w:themeTint="99"/>
+          <w:sz w:val="32"/>
+          <w:szCs w:val="32"/>
+        </w:rPr>
+        <w:t xml:space="preserve">     </w:t>
+      </w:r>
+      <w:r>
+        <w:rPr>
+          <w:b/>
+          <w:bCs/>
+          <w:color w:val="D86DCB" w:themeColor="accent5" w:themeTint="99"/>
+          <w:sz w:val="32"/>
+          <w:szCs w:val="32"/>
+        </w:rPr>
+        <w:t>…</w:t>
+      </w:r>
+    </w:p>
+    <w:p>
+      <w:pPr>
+        <w:jc w:val="both"/>
+        <w:rPr>
+          <w:b/>
+          <w:bCs/>
+          <w:color w:val="D86DCB" w:themeColor="accent5" w:themeTint="99"/>
+          <w:sz w:val="32"/>
+          <w:szCs w:val="32"/>
+        </w:rPr>
+      </w:pPr>
+      <w:r>
+        <w:rPr>
+          <w:b/>
+          <w:bCs/>
+          <w:color w:val="D86DCB" w:themeColor="accent5" w:themeTint="99"/>
+          <w:sz w:val="32"/>
+          <w:szCs w:val="32"/>
+        </w:rPr>
+        <w:t>}</w:t>
+      </w:r>
+    </w:p>
+    <w:p>
+      <w:pPr>
+        <w:jc w:val="both"/>
+        <w:rPr>
+          <w:b/>
+          <w:bCs/>
+          <w:color w:val="D86DCB" w:themeColor="accent5" w:themeTint="99"/>
+          <w:sz w:val="32"/>
+          <w:szCs w:val="32"/>
+        </w:rPr>
+      </w:pPr>
+      <w:r>
+        <w:rPr>
+          <w:b/>
+          <w:bCs/>
+          <w:color w:val="D86DCB" w:themeColor="accent5" w:themeTint="99"/>
+          <w:sz w:val="32"/>
+          <w:szCs w:val="32"/>
+        </w:rPr>
+        <w:t xml:space="preserve">final </w:t>
+      </w:r>
+      <w:proofErr w:type="spellStart"/>
+      <w:r>
+        <w:rPr>
+          <w:b/>
+          <w:bCs/>
+          <w:color w:val="D86DCB" w:themeColor="accent5" w:themeTint="99"/>
+          <w:sz w:val="32"/>
+          <w:szCs w:val="32"/>
+        </w:rPr>
+        <w:t>apiCaller</w:t>
+      </w:r>
+      <w:proofErr w:type="spellEnd"/>
+      <w:r>
+        <w:rPr>
+          <w:b/>
+          <w:bCs/>
+          <w:color w:val="D86DCB" w:themeColor="accent5" w:themeTint="99"/>
+          <w:sz w:val="32"/>
+          <w:szCs w:val="32"/>
+        </w:rPr>
+        <w:t xml:space="preserve"> = </w:t>
+      </w:r>
+      <w:proofErr w:type="spellStart"/>
+      <w:r>
+        <w:rPr>
+          <w:b/>
+          <w:bCs/>
+          <w:color w:val="D86DCB" w:themeColor="accent5" w:themeTint="99"/>
+          <w:sz w:val="32"/>
+          <w:szCs w:val="32"/>
+        </w:rPr>
+        <w:t>APICaller</w:t>
+      </w:r>
+      <w:proofErr w:type="spellEnd"/>
+      <w:r>
+        <w:rPr>
+          <w:b/>
+          <w:bCs/>
+          <w:color w:val="D86DCB" w:themeColor="accent5" w:themeTint="99"/>
+          <w:sz w:val="32"/>
+          <w:szCs w:val="32"/>
+        </w:rPr>
+        <w:t>(</w:t>
+      </w:r>
+      <w:proofErr w:type="spellStart"/>
+      <w:r>
+        <w:rPr>
+          <w:b/>
+          <w:bCs/>
+          <w:color w:val="D86DCB" w:themeColor="accent5" w:themeTint="99"/>
+          <w:sz w:val="32"/>
+          <w:szCs w:val="32"/>
+        </w:rPr>
+        <w:t>getT</w:t>
+      </w:r>
+      <w:r>
+        <w:rPr>
+          <w:b/>
+          <w:bCs/>
+          <w:color w:val="D86DCB" w:themeColor="accent5" w:themeTint="99"/>
+          <w:sz w:val="32"/>
+          <w:szCs w:val="32"/>
+        </w:rPr>
+        <w:t>oken</w:t>
+      </w:r>
+      <w:proofErr w:type="spellEnd"/>
+      <w:r>
+        <w:rPr>
+          <w:b/>
+          <w:bCs/>
+          <w:color w:val="D86DCB" w:themeColor="accent5" w:themeTint="99"/>
+          <w:sz w:val="32"/>
+          <w:szCs w:val="32"/>
+        </w:rPr>
+        <w:t xml:space="preserve">: () =&gt; </w:t>
+      </w:r>
+      <w:proofErr w:type="spellStart"/>
+      <w:r>
+        <w:rPr>
+          <w:b/>
+          <w:bCs/>
+          <w:color w:val="D86DCB" w:themeColor="accent5" w:themeTint="99"/>
+          <w:sz w:val="32"/>
+          <w:szCs w:val="32"/>
+        </w:rPr>
+        <w:t>AuthProvider.token</w:t>
+      </w:r>
+      <w:proofErr w:type="spellEnd"/>
+      <w:r>
+        <w:rPr>
+          <w:b/>
+          <w:bCs/>
+          <w:color w:val="D86DCB" w:themeColor="accent5" w:themeTint="99"/>
+          <w:sz w:val="32"/>
+          <w:szCs w:val="32"/>
+        </w:rPr>
+        <w:t>);</w:t>
+      </w:r>
+    </w:p>
+    <w:p>
+      <w:pPr>
+        <w:jc w:val="both"/>
+        <w:rPr>
+          <w:sz w:val="32"/>
+          <w:szCs w:val="32"/>
+        </w:rPr>
+      </w:pPr>
+    </w:p>
+    <w:p>
+      <w:pPr>
+        <w:jc w:val="both"/>
+        <w:rPr>
+          <w:sz w:val="32"/>
+          <w:szCs w:val="32"/>
+        </w:rPr>
+      </w:pPr>
+      <w:r>
+        <w:rPr>
+          <w:b/>
+          <w:bCs/>
+          <w:sz w:val="32"/>
+          <w:szCs w:val="32"/>
+        </w:rPr>
+        <w:t>N</w:t>
+      </w:r>
+      <w:r>
+        <w:rPr>
+          <w:b/>
+          <w:bCs/>
+          <w:sz w:val="32"/>
+          <w:szCs w:val="32"/>
+        </w:rPr>
+        <w:t>OTE</w:t>
+      </w:r>
+      <w:r>
+        <w:rPr>
+          <w:b/>
+          <w:bCs/>
+          <w:sz w:val="32"/>
+          <w:szCs w:val="32"/>
+        </w:rPr>
+        <w:t>:</w:t>
+      </w:r>
+      <w:r>
+        <w:rPr>
+          <w:sz w:val="32"/>
+          <w:szCs w:val="32"/>
+        </w:rPr>
+        <w:t xml:space="preserve"> Use this when we want to get the latest data from a class instead of using the old one</w:t>
+      </w:r>
+      <w:r>
+        <w:rPr>
+          <w:sz w:val="32"/>
+          <w:szCs w:val="32"/>
+        </w:rPr>
+        <w:t xml:space="preserve"> (snapshot)</w:t>
+      </w:r>
+      <w:r>
+        <w:rPr>
+          <w:sz w:val="32"/>
+          <w:szCs w:val="32"/>
+        </w:rPr>
+        <w:t xml:space="preserve">. </w:t>
+      </w:r>
+      <w:r>
+        <w:rPr>
+          <w:sz w:val="32"/>
+          <w:szCs w:val="32"/>
+        </w:rPr>
+        <w:t>It’s</w:t>
+      </w:r>
       <w:r>
         <w:rPr>
           <w:sz w:val="32"/>
@@ -1642,7 +2195,6 @@
         <w:t xml:space="preserve"> like </w:t>
       </w:r>
       <w:proofErr w:type="spellStart"/>
-      <w:proofErr w:type="gramStart"/>
       <w:r>
         <w:rPr>
           <w:b/>
@@ -1660,17 +2212,7 @@
           <w:sz w:val="32"/>
           <w:szCs w:val="32"/>
         </w:rPr>
-        <w:t>(</w:t>
-      </w:r>
-      <w:proofErr w:type="gramEnd"/>
-      <w:r>
-        <w:rPr>
-          <w:b/>
-          <w:bCs/>
-          <w:sz w:val="32"/>
-          <w:szCs w:val="32"/>
-        </w:rPr>
-        <w:t>)</w:t>
+        <w:t>()</w:t>
       </w:r>
       <w:r>
         <w:rPr>
@@ -1679,6 +2221,15 @@
         </w:rPr>
         <w:t xml:space="preserve"> when called every time it gets the lates token. Here instead of a callback think of it like a passable parameter in classes or methods.</w:t>
       </w:r>
+    </w:p>
+    <w:p>
+      <w:pPr>
+        <w:jc w:val="both"/>
+        <w:rPr>
+          <w:sz w:val="32"/>
+          <w:szCs w:val="32"/>
+        </w:rPr>
+      </w:pPr>
     </w:p>
     <w:p>
       <w:pPr>
@@ -1782,7 +2333,6 @@
         </w:rPr>
         <w:tab/>
       </w:r>
-      <w:proofErr w:type="gramStart"/>
       <w:r>
         <w:rPr>
           <w:sz w:val="32"/>
@@ -1798,18 +2348,7 @@
           <w:sz w:val="32"/>
           <w:szCs w:val="32"/>
         </w:rPr>
-        <w:t>( )</w:t>
-      </w:r>
-      <w:proofErr w:type="gramEnd"/>
-      <w:r>
-        <w:rPr>
-          <w:b/>
-          <w:bCs/>
-          <w:color w:val="D86DCB" w:themeColor="accent5" w:themeTint="99"/>
-          <w:sz w:val="32"/>
-          <w:szCs w:val="32"/>
-        </w:rPr>
-        <w:t xml:space="preserve"> {  }</w:t>
+        <w:t>( ) {  }</w:t>
       </w:r>
     </w:p>
     <w:p>
@@ -1951,15 +2490,7 @@
           <w:sz w:val="32"/>
           <w:szCs w:val="32"/>
         </w:rPr>
-        <w:t xml:space="preserve"># This calls </w:t>
-      </w:r>
-      <w:proofErr w:type="gramStart"/>
-      <w:r>
-        <w:rPr>
-          <w:sz w:val="32"/>
-          <w:szCs w:val="32"/>
-        </w:rPr>
-        <w:t xml:space="preserve">the  </w:t>
+        <w:t xml:space="preserve"># This calls the </w:t>
       </w:r>
       <w:proofErr w:type="spellStart"/>
       <w:r>
@@ -1970,7 +2501,6 @@
         <w:t>cancelNewTask</w:t>
       </w:r>
       <w:proofErr w:type="spellEnd"/>
-      <w:proofErr w:type="gramEnd"/>
       <w:r>
         <w:rPr>
           <w:sz w:val="32"/>
@@ -2013,7 +2543,6 @@
         <w:t xml:space="preserve">: () =&gt; </w:t>
       </w:r>
       <w:proofErr w:type="spellStart"/>
-      <w:proofErr w:type="gramStart"/>
       <w:r>
         <w:rPr>
           <w:b/>
@@ -2033,18 +2562,7 @@
           <w:sz w:val="32"/>
           <w:szCs w:val="32"/>
         </w:rPr>
-        <w:t>(</w:t>
-      </w:r>
-      <w:proofErr w:type="gramEnd"/>
-      <w:r>
-        <w:rPr>
-          <w:b/>
-          <w:bCs/>
-          <w:color w:val="D86DCB" w:themeColor="accent5" w:themeTint="99"/>
-          <w:sz w:val="32"/>
-          <w:szCs w:val="32"/>
-        </w:rPr>
-        <w:t>),</w:t>
+        <w:t>(),</w:t>
       </w:r>
     </w:p>
     <w:p>

--- a/d8_callback_and_lambda_funtions_of_flutter.docx
+++ b/d8_callback_and_lambda_funtions_of_flutter.docx
@@ -88,62 +88,121 @@
           <w:sz w:val="32"/>
           <w:szCs w:val="32"/>
         </w:rPr>
-        <w:t># Callback functions call a function from another file like home_page it does not return a value, but it may take a parameter. 3 common functions are :-</w:t>
-      </w:r>
-    </w:p>
-    <w:p>
-      <w:pPr>
-        <w:jc w:val="both"/>
-        <w:rPr>
-          <w:sz w:val="32"/>
-          <w:szCs w:val="32"/>
-        </w:rPr>
-      </w:pPr>
-      <w:r>
-        <w:rPr>
-          <w:sz w:val="32"/>
-          <w:szCs w:val="32"/>
-        </w:rPr>
-        <w:t>VoidCallback:</w:t>
-      </w:r>
-    </w:p>
-    <w:p>
-      <w:pPr>
-        <w:jc w:val="both"/>
-        <w:rPr>
-          <w:sz w:val="32"/>
-          <w:szCs w:val="32"/>
-        </w:rPr>
-      </w:pPr>
-      <w:r>
-        <w:rPr>
-          <w:sz w:val="32"/>
-          <w:szCs w:val="32"/>
-        </w:rPr>
-        <w:t># VoidCallback calls a function, does not accept parameter and return type is void means nothing is returned. Used for buttons, simple taps where not data is passed.</w:t>
-      </w:r>
-    </w:p>
-    <w:p>
-      <w:pPr>
-        <w:jc w:val="both"/>
-        <w:rPr>
-          <w:b/>
-          <w:bCs/>
-          <w:color w:val="D86DCB" w:themeColor="accent5" w:themeTint="99"/>
-          <w:sz w:val="32"/>
-          <w:szCs w:val="32"/>
-        </w:rPr>
-      </w:pPr>
-      <w:r>
-        <w:rPr>
-          <w:b/>
-          <w:bCs/>
-          <w:color w:val="D86DCB" w:themeColor="accent5" w:themeTint="99"/>
+        <w:t xml:space="preserve"># Callback functions call a function from another file like </w:t>
+      </w:r>
+      <w:proofErr w:type="spellStart"/>
+      <w:r>
+        <w:rPr>
+          <w:sz w:val="32"/>
+          <w:szCs w:val="32"/>
+        </w:rPr>
+        <w:t>home_page</w:t>
+      </w:r>
+      <w:proofErr w:type="spellEnd"/>
+      <w:r>
+        <w:rPr>
+          <w:sz w:val="32"/>
+          <w:szCs w:val="32"/>
+        </w:rPr>
+        <w:t xml:space="preserve"> it does not return a value, but it may take a parameter. 3 common functions </w:t>
+      </w:r>
+      <w:proofErr w:type="gramStart"/>
+      <w:r>
+        <w:rPr>
+          <w:sz w:val="32"/>
+          <w:szCs w:val="32"/>
+        </w:rPr>
+        <w:t>are :</w:t>
+      </w:r>
+      <w:proofErr w:type="gramEnd"/>
+      <w:r>
+        <w:rPr>
+          <w:sz w:val="32"/>
+          <w:szCs w:val="32"/>
+        </w:rPr>
+        <w:t>-</w:t>
+      </w:r>
+    </w:p>
+    <w:p>
+      <w:pPr>
+        <w:jc w:val="both"/>
+        <w:rPr>
+          <w:sz w:val="32"/>
+          <w:szCs w:val="32"/>
+        </w:rPr>
+      </w:pPr>
+      <w:proofErr w:type="spellStart"/>
+      <w:r>
+        <w:rPr>
           <w:sz w:val="32"/>
           <w:szCs w:val="32"/>
         </w:rPr>
         <w:t>VoidCallback</w:t>
       </w:r>
+      <w:proofErr w:type="spellEnd"/>
+      <w:r>
+        <w:rPr>
+          <w:sz w:val="32"/>
+          <w:szCs w:val="32"/>
+        </w:rPr>
+        <w:t>:</w:t>
+      </w:r>
+    </w:p>
+    <w:p>
+      <w:pPr>
+        <w:jc w:val="both"/>
+        <w:rPr>
+          <w:sz w:val="32"/>
+          <w:szCs w:val="32"/>
+        </w:rPr>
+      </w:pPr>
+      <w:r>
+        <w:rPr>
+          <w:sz w:val="32"/>
+          <w:szCs w:val="32"/>
+        </w:rPr>
+        <w:t xml:space="preserve"># </w:t>
+      </w:r>
+      <w:proofErr w:type="spellStart"/>
+      <w:r>
+        <w:rPr>
+          <w:sz w:val="32"/>
+          <w:szCs w:val="32"/>
+        </w:rPr>
+        <w:t>VoidCallback</w:t>
+      </w:r>
+      <w:proofErr w:type="spellEnd"/>
+      <w:r>
+        <w:rPr>
+          <w:sz w:val="32"/>
+          <w:szCs w:val="32"/>
+        </w:rPr>
+        <w:t xml:space="preserve"> calls a function, does not accept parameter and return type is void means nothing is returned. Used for buttons, simple taps where not data is passed.</w:t>
+      </w:r>
+    </w:p>
+    <w:p>
+      <w:pPr>
+        <w:jc w:val="both"/>
+        <w:rPr>
+          <w:b/>
+          <w:bCs/>
+          <w:color w:val="D86DCB" w:themeColor="accent5" w:themeTint="99"/>
+          <w:sz w:val="32"/>
+          <w:szCs w:val="32"/>
+        </w:rPr>
+      </w:pPr>
+      <w:proofErr w:type="spellStart"/>
+      <w:r>
+        <w:rPr>
+          <w:b/>
+          <w:bCs/>
+          <w:color w:val="D86DCB" w:themeColor="accent5" w:themeTint="99"/>
+          <w:sz w:val="32"/>
+          <w:szCs w:val="32"/>
+        </w:rPr>
+        <w:t>VoidCallback</w:t>
+      </w:r>
+      <w:proofErr w:type="spellEnd"/>
       <w:r>
         <w:rPr>
           <w:b/>
@@ -163,32 +222,62 @@
           <w:szCs w:val="32"/>
         </w:rPr>
         <w:tab/>
-        <w:t>function_name;</w:t>
-      </w:r>
-    </w:p>
-    <w:p>
-      <w:pPr>
-        <w:jc w:val="both"/>
-        <w:rPr>
-          <w:sz w:val="32"/>
-          <w:szCs w:val="32"/>
-        </w:rPr>
-      </w:pPr>
-    </w:p>
-    <w:p>
-      <w:pPr>
-        <w:jc w:val="both"/>
-        <w:rPr>
-          <w:sz w:val="32"/>
-          <w:szCs w:val="32"/>
-        </w:rPr>
-      </w:pPr>
-      <w:r>
-        <w:rPr>
-          <w:sz w:val="32"/>
-          <w:szCs w:val="32"/>
-        </w:rPr>
-        <w:t>ValueChanged:</w:t>
+      </w:r>
+      <w:proofErr w:type="spellStart"/>
+      <w:r>
+        <w:rPr>
+          <w:b/>
+          <w:bCs/>
+          <w:color w:val="D86DCB" w:themeColor="accent5" w:themeTint="99"/>
+          <w:sz w:val="32"/>
+          <w:szCs w:val="32"/>
+        </w:rPr>
+        <w:t>function_name</w:t>
+      </w:r>
+      <w:proofErr w:type="spellEnd"/>
+      <w:r>
+        <w:rPr>
+          <w:b/>
+          <w:bCs/>
+          <w:color w:val="D86DCB" w:themeColor="accent5" w:themeTint="99"/>
+          <w:sz w:val="32"/>
+          <w:szCs w:val="32"/>
+        </w:rPr>
+        <w:t>;</w:t>
+      </w:r>
+    </w:p>
+    <w:p>
+      <w:pPr>
+        <w:jc w:val="both"/>
+        <w:rPr>
+          <w:sz w:val="32"/>
+          <w:szCs w:val="32"/>
+        </w:rPr>
+      </w:pPr>
+    </w:p>
+    <w:p>
+      <w:pPr>
+        <w:jc w:val="both"/>
+        <w:rPr>
+          <w:sz w:val="32"/>
+          <w:szCs w:val="32"/>
+        </w:rPr>
+      </w:pPr>
+      <w:proofErr w:type="spellStart"/>
+      <w:r>
+        <w:rPr>
+          <w:sz w:val="32"/>
+          <w:szCs w:val="32"/>
+        </w:rPr>
+        <w:t>ValueChanged</w:t>
+      </w:r>
+      <w:proofErr w:type="spellEnd"/>
+      <w:r>
+        <w:rPr>
+          <w:sz w:val="32"/>
+          <w:szCs w:val="32"/>
+        </w:rPr>
+        <w:t>:</w:t>
       </w:r>
     </w:p>
     <w:p>
@@ -206,6 +295,7 @@
         </w:rPr>
         <w:t xml:space="preserve"># </w:t>
       </w:r>
+      <w:proofErr w:type="spellStart"/>
       <w:r>
         <w:rPr>
           <w:b/>
@@ -215,6 +305,7 @@
         </w:rPr>
         <w:t>ValueChanged</w:t>
       </w:r>
+      <w:proofErr w:type="spellEnd"/>
       <w:r>
         <w:rPr>
           <w:sz w:val="32"/>
@@ -229,8 +320,19 @@
           <w:sz w:val="32"/>
           <w:szCs w:val="32"/>
         </w:rPr>
-        <w:t>(value) =&gt; function_name</w:t>
-      </w:r>
+        <w:t xml:space="preserve">(value) =&gt; </w:t>
+      </w:r>
+      <w:proofErr w:type="spellStart"/>
+      <w:r>
+        <w:rPr>
+          <w:b/>
+          <w:bCs/>
+          <w:sz w:val="32"/>
+          <w:szCs w:val="32"/>
+        </w:rPr>
+        <w:t>function_name</w:t>
+      </w:r>
+      <w:proofErr w:type="spellEnd"/>
       <w:r>
         <w:rPr>
           <w:sz w:val="32"/>
@@ -249,15 +351,27 @@
           <w:szCs w:val="32"/>
         </w:rPr>
       </w:pPr>
-      <w:r>
-        <w:rPr>
-          <w:b/>
-          <w:bCs/>
-          <w:color w:val="D86DCB" w:themeColor="accent5" w:themeTint="99"/>
-          <w:sz w:val="32"/>
-          <w:szCs w:val="32"/>
-        </w:rPr>
-        <w:t>ValueChanged&lt;bool?&gt;?</w:t>
+      <w:proofErr w:type="spellStart"/>
+      <w:r>
+        <w:rPr>
+          <w:b/>
+          <w:bCs/>
+          <w:color w:val="D86DCB" w:themeColor="accent5" w:themeTint="99"/>
+          <w:sz w:val="32"/>
+          <w:szCs w:val="32"/>
+        </w:rPr>
+        <w:t>ValueChanged</w:t>
+      </w:r>
+      <w:proofErr w:type="spellEnd"/>
+      <w:r>
+        <w:rPr>
+          <w:b/>
+          <w:bCs/>
+          <w:color w:val="D86DCB" w:themeColor="accent5" w:themeTint="99"/>
+          <w:sz w:val="32"/>
+          <w:szCs w:val="32"/>
+        </w:rPr>
+        <w:t>&lt;bool?&gt;?</w:t>
       </w:r>
       <w:r>
         <w:rPr>
@@ -268,7 +382,28 @@
           <w:szCs w:val="32"/>
         </w:rPr>
         <w:tab/>
-        <w:t>function_name;</w:t>
+      </w:r>
+      <w:proofErr w:type="spellStart"/>
+      <w:r>
+        <w:rPr>
+          <w:b/>
+          <w:bCs/>
+          <w:color w:val="D86DCB" w:themeColor="accent5" w:themeTint="99"/>
+          <w:sz w:val="32"/>
+          <w:szCs w:val="32"/>
+        </w:rPr>
+        <w:t>function_name</w:t>
+      </w:r>
+      <w:proofErr w:type="spellEnd"/>
+      <w:r>
+        <w:rPr>
+          <w:b/>
+          <w:bCs/>
+          <w:color w:val="D86DCB" w:themeColor="accent5" w:themeTint="99"/>
+          <w:sz w:val="32"/>
+          <w:szCs w:val="32"/>
+        </w:rPr>
+        <w:t>;</w:t>
       </w:r>
     </w:p>
     <w:p>
@@ -338,7 +473,85 @@
           <w:sz w:val="32"/>
           <w:szCs w:val="32"/>
         </w:rPr>
-        <w:t>void getValue({required ValueChanged&lt;int&gt; onTap}){</w:t>
+        <w:t xml:space="preserve">void </w:t>
+      </w:r>
+      <w:proofErr w:type="spellStart"/>
+      <w:proofErr w:type="gramStart"/>
+      <w:r>
+        <w:rPr>
+          <w:b/>
+          <w:bCs/>
+          <w:color w:val="D86DCB" w:themeColor="accent5" w:themeTint="99"/>
+          <w:sz w:val="32"/>
+          <w:szCs w:val="32"/>
+        </w:rPr>
+        <w:t>getValue</w:t>
+      </w:r>
+      <w:proofErr w:type="spellEnd"/>
+      <w:r>
+        <w:rPr>
+          <w:b/>
+          <w:bCs/>
+          <w:color w:val="D86DCB" w:themeColor="accent5" w:themeTint="99"/>
+          <w:sz w:val="32"/>
+          <w:szCs w:val="32"/>
+        </w:rPr>
+        <w:t>(</w:t>
+      </w:r>
+      <w:proofErr w:type="gramEnd"/>
+      <w:r>
+        <w:rPr>
+          <w:b/>
+          <w:bCs/>
+          <w:color w:val="D86DCB" w:themeColor="accent5" w:themeTint="99"/>
+          <w:sz w:val="32"/>
+          <w:szCs w:val="32"/>
+        </w:rPr>
+        <w:t xml:space="preserve">{required </w:t>
+      </w:r>
+      <w:proofErr w:type="spellStart"/>
+      <w:r>
+        <w:rPr>
+          <w:b/>
+          <w:bCs/>
+          <w:color w:val="D86DCB" w:themeColor="accent5" w:themeTint="99"/>
+          <w:sz w:val="32"/>
+          <w:szCs w:val="32"/>
+        </w:rPr>
+        <w:t>ValueChanged</w:t>
+      </w:r>
+      <w:proofErr w:type="spellEnd"/>
+      <w:r>
+        <w:rPr>
+          <w:b/>
+          <w:bCs/>
+          <w:color w:val="D86DCB" w:themeColor="accent5" w:themeTint="99"/>
+          <w:sz w:val="32"/>
+          <w:szCs w:val="32"/>
+        </w:rPr>
+        <w:t xml:space="preserve">&lt;int&gt; </w:t>
+      </w:r>
+      <w:proofErr w:type="spellStart"/>
+      <w:r>
+        <w:rPr>
+          <w:b/>
+          <w:bCs/>
+          <w:color w:val="D86DCB" w:themeColor="accent5" w:themeTint="99"/>
+          <w:sz w:val="32"/>
+          <w:szCs w:val="32"/>
+        </w:rPr>
+        <w:t>onTap</w:t>
+      </w:r>
+      <w:proofErr w:type="spellEnd"/>
+      <w:r>
+        <w:rPr>
+          <w:b/>
+          <w:bCs/>
+          <w:color w:val="D86DCB" w:themeColor="accent5" w:themeTint="99"/>
+          <w:sz w:val="32"/>
+          <w:szCs w:val="32"/>
+        </w:rPr>
+        <w:t>}){</w:t>
       </w:r>
     </w:p>
     <w:p>
@@ -382,7 +595,29 @@
           <w:sz w:val="32"/>
           <w:szCs w:val="32"/>
         </w:rPr>
-        <w:t xml:space="preserve">    onTap(num);</w:t>
+        <w:t xml:space="preserve">    </w:t>
+      </w:r>
+      <w:proofErr w:type="spellStart"/>
+      <w:r>
+        <w:rPr>
+          <w:b/>
+          <w:bCs/>
+          <w:color w:val="D86DCB" w:themeColor="accent5" w:themeTint="99"/>
+          <w:sz w:val="32"/>
+          <w:szCs w:val="32"/>
+        </w:rPr>
+        <w:t>onTap</w:t>
+      </w:r>
+      <w:proofErr w:type="spellEnd"/>
+      <w:r>
+        <w:rPr>
+          <w:b/>
+          <w:bCs/>
+          <w:color w:val="D86DCB" w:themeColor="accent5" w:themeTint="99"/>
+          <w:sz w:val="32"/>
+          <w:szCs w:val="32"/>
+        </w:rPr>
+        <w:t>(num);</w:t>
       </w:r>
     </w:p>
     <w:p>
@@ -443,29 +678,111 @@
           <w:sz w:val="32"/>
           <w:szCs w:val="32"/>
         </w:rPr>
-        <w:t>final provider = context.read&lt;MainNavProvider&gt;();</w:t>
-      </w:r>
-    </w:p>
-    <w:p>
-      <w:pPr>
-        <w:jc w:val="both"/>
-        <w:rPr>
-          <w:b/>
-          <w:bCs/>
-          <w:color w:val="D86DCB" w:themeColor="accent5" w:themeTint="99"/>
-          <w:sz w:val="32"/>
-          <w:szCs w:val="32"/>
-        </w:rPr>
-      </w:pPr>
-      <w:r>
-        <w:rPr>
-          <w:b/>
-          <w:bCs/>
-          <w:color w:val="D86DCB" w:themeColor="accent5" w:themeTint="99"/>
-          <w:sz w:val="32"/>
-          <w:szCs w:val="32"/>
-        </w:rPr>
-        <w:t>provider.getValue(onTap: (value){</w:t>
+        <w:t xml:space="preserve">final provider = </w:t>
+      </w:r>
+      <w:proofErr w:type="spellStart"/>
+      <w:proofErr w:type="gramStart"/>
+      <w:r>
+        <w:rPr>
+          <w:b/>
+          <w:bCs/>
+          <w:color w:val="D86DCB" w:themeColor="accent5" w:themeTint="99"/>
+          <w:sz w:val="32"/>
+          <w:szCs w:val="32"/>
+        </w:rPr>
+        <w:t>context.read</w:t>
+      </w:r>
+      <w:proofErr w:type="spellEnd"/>
+      <w:proofErr w:type="gramEnd"/>
+      <w:r>
+        <w:rPr>
+          <w:b/>
+          <w:bCs/>
+          <w:color w:val="D86DCB" w:themeColor="accent5" w:themeTint="99"/>
+          <w:sz w:val="32"/>
+          <w:szCs w:val="32"/>
+        </w:rPr>
+        <w:t>&lt;</w:t>
+      </w:r>
+      <w:proofErr w:type="spellStart"/>
+      <w:r>
+        <w:rPr>
+          <w:b/>
+          <w:bCs/>
+          <w:color w:val="D86DCB" w:themeColor="accent5" w:themeTint="99"/>
+          <w:sz w:val="32"/>
+          <w:szCs w:val="32"/>
+        </w:rPr>
+        <w:t>MainNavProvider</w:t>
+      </w:r>
+      <w:proofErr w:type="spellEnd"/>
+      <w:r>
+        <w:rPr>
+          <w:b/>
+          <w:bCs/>
+          <w:color w:val="D86DCB" w:themeColor="accent5" w:themeTint="99"/>
+          <w:sz w:val="32"/>
+          <w:szCs w:val="32"/>
+        </w:rPr>
+        <w:t>&gt;();</w:t>
+      </w:r>
+    </w:p>
+    <w:p>
+      <w:pPr>
+        <w:jc w:val="both"/>
+        <w:rPr>
+          <w:b/>
+          <w:bCs/>
+          <w:color w:val="D86DCB" w:themeColor="accent5" w:themeTint="99"/>
+          <w:sz w:val="32"/>
+          <w:szCs w:val="32"/>
+        </w:rPr>
+      </w:pPr>
+      <w:proofErr w:type="spellStart"/>
+      <w:proofErr w:type="gramStart"/>
+      <w:r>
+        <w:rPr>
+          <w:b/>
+          <w:bCs/>
+          <w:color w:val="D86DCB" w:themeColor="accent5" w:themeTint="99"/>
+          <w:sz w:val="32"/>
+          <w:szCs w:val="32"/>
+        </w:rPr>
+        <w:t>provider.getValue</w:t>
+      </w:r>
+      <w:proofErr w:type="spellEnd"/>
+      <w:proofErr w:type="gramEnd"/>
+      <w:r>
+        <w:rPr>
+          <w:b/>
+          <w:bCs/>
+          <w:color w:val="D86DCB" w:themeColor="accent5" w:themeTint="99"/>
+          <w:sz w:val="32"/>
+          <w:szCs w:val="32"/>
+        </w:rPr>
+        <w:t>(</w:t>
+      </w:r>
+      <w:proofErr w:type="spellStart"/>
+      <w:r>
+        <w:rPr>
+          <w:b/>
+          <w:bCs/>
+          <w:color w:val="D86DCB" w:themeColor="accent5" w:themeTint="99"/>
+          <w:sz w:val="32"/>
+          <w:szCs w:val="32"/>
+        </w:rPr>
+        <w:t>onTap</w:t>
+      </w:r>
+      <w:proofErr w:type="spellEnd"/>
+      <w:r>
+        <w:rPr>
+          <w:b/>
+          <w:bCs/>
+          <w:color w:val="D86DCB" w:themeColor="accent5" w:themeTint="99"/>
+          <w:sz w:val="32"/>
+          <w:szCs w:val="32"/>
+        </w:rPr>
+        <w:t>: (value){</w:t>
       </w:r>
       <w:r>
         <w:rPr>
@@ -476,7 +793,29 @@
           <w:szCs w:val="32"/>
         </w:rPr>
         <w:br/>
-        <w:t xml:space="preserve">  debugPrint('$value');</w:t>
+        <w:t xml:space="preserve">  </w:t>
+      </w:r>
+      <w:proofErr w:type="spellStart"/>
+      <w:r>
+        <w:rPr>
+          <w:b/>
+          <w:bCs/>
+          <w:color w:val="D86DCB" w:themeColor="accent5" w:themeTint="99"/>
+          <w:sz w:val="32"/>
+          <w:szCs w:val="32"/>
+        </w:rPr>
+        <w:t>debugPrint</w:t>
+      </w:r>
+      <w:proofErr w:type="spellEnd"/>
+      <w:r>
+        <w:rPr>
+          <w:b/>
+          <w:bCs/>
+          <w:color w:val="D86DCB" w:themeColor="accent5" w:themeTint="99"/>
+          <w:sz w:val="32"/>
+          <w:szCs w:val="32"/>
+        </w:rPr>
+        <w:t>('$value');</w:t>
       </w:r>
       <w:r>
         <w:rPr>
@@ -519,7 +858,23 @@
           <w:sz w:val="32"/>
           <w:szCs w:val="32"/>
         </w:rPr>
-        <w:t xml:space="preserve"> (ValueChanged Alternative)</w:t>
+        <w:t xml:space="preserve"> (</w:t>
+      </w:r>
+      <w:proofErr w:type="spellStart"/>
+      <w:r>
+        <w:rPr>
+          <w:sz w:val="32"/>
+          <w:szCs w:val="32"/>
+        </w:rPr>
+        <w:t>ValueChanged</w:t>
+      </w:r>
+      <w:proofErr w:type="spellEnd"/>
+      <w:r>
+        <w:rPr>
+          <w:sz w:val="32"/>
+          <w:szCs w:val="32"/>
+        </w:rPr>
+        <w:t xml:space="preserve"> Alternative)</w:t>
       </w:r>
       <w:r>
         <w:rPr>
@@ -544,6 +899,7 @@
         </w:rPr>
         <w:t xml:space="preserve"># </w:t>
       </w:r>
+      <w:proofErr w:type="gramStart"/>
       <w:r>
         <w:rPr>
           <w:b/>
@@ -560,7 +916,17 @@
           <w:sz w:val="32"/>
           <w:szCs w:val="32"/>
         </w:rPr>
-        <w:t>()</w:t>
+        <w:t>(</w:t>
+      </w:r>
+      <w:proofErr w:type="gramEnd"/>
+      <w:r>
+        <w:rPr>
+          <w:b/>
+          <w:bCs/>
+          <w:sz w:val="32"/>
+          <w:szCs w:val="32"/>
+        </w:rPr>
+        <w:t>)</w:t>
       </w:r>
       <w:r>
         <w:rPr>
@@ -618,7 +984,17 @@
           <w:sz w:val="32"/>
           <w:szCs w:val="32"/>
         </w:rPr>
-        <w:t xml:space="preserve"> V</w:t>
+        <w:t xml:space="preserve"> </w:t>
+      </w:r>
+      <w:proofErr w:type="spellStart"/>
+      <w:r>
+        <w:rPr>
+          <w:b/>
+          <w:bCs/>
+          <w:sz w:val="32"/>
+          <w:szCs w:val="32"/>
+        </w:rPr>
+        <w:t>V</w:t>
       </w:r>
       <w:r>
         <w:rPr>
@@ -638,6 +1014,7 @@
         </w:rPr>
         <w:t>Changed</w:t>
       </w:r>
+      <w:proofErr w:type="spellEnd"/>
       <w:r>
         <w:rPr>
           <w:sz w:val="32"/>
@@ -702,29 +1079,256 @@
           <w:szCs w:val="32"/>
         </w:rPr>
         <w:tab/>
-        <w:t>function_name:</w:t>
-      </w:r>
-    </w:p>
-    <w:p>
-      <w:pPr>
-        <w:jc w:val="both"/>
-        <w:rPr>
-          <w:b/>
-          <w:bCs/>
-          <w:color w:val="D86DCB" w:themeColor="accent5" w:themeTint="99"/>
-          <w:sz w:val="32"/>
-          <w:szCs w:val="32"/>
-        </w:rPr>
-      </w:pPr>
-      <w:r>
-        <w:rPr>
-          <w:b/>
-          <w:bCs/>
-          <w:color w:val="D86DCB" w:themeColor="accent5" w:themeTint="99"/>
-          <w:sz w:val="32"/>
-          <w:szCs w:val="32"/>
-        </w:rPr>
-        <w:t>final Function(String, bool) onTap;</w:t>
+      </w:r>
+      <w:proofErr w:type="spellStart"/>
+      <w:r>
+        <w:rPr>
+          <w:b/>
+          <w:bCs/>
+          <w:color w:val="D86DCB" w:themeColor="accent5" w:themeTint="99"/>
+          <w:sz w:val="32"/>
+          <w:szCs w:val="32"/>
+        </w:rPr>
+        <w:t>function_name</w:t>
+      </w:r>
+      <w:proofErr w:type="spellEnd"/>
+      <w:r>
+        <w:rPr>
+          <w:b/>
+          <w:bCs/>
+          <w:color w:val="D86DCB" w:themeColor="accent5" w:themeTint="99"/>
+          <w:sz w:val="32"/>
+          <w:szCs w:val="32"/>
+        </w:rPr>
+        <w:t>:</w:t>
+      </w:r>
+    </w:p>
+    <w:p>
+      <w:pPr>
+        <w:jc w:val="both"/>
+        <w:rPr>
+          <w:b/>
+          <w:bCs/>
+          <w:color w:val="D86DCB" w:themeColor="accent5" w:themeTint="99"/>
+          <w:sz w:val="32"/>
+          <w:szCs w:val="32"/>
+        </w:rPr>
+      </w:pPr>
+      <w:r>
+        <w:rPr>
+          <w:b/>
+          <w:bCs/>
+          <w:color w:val="D86DCB" w:themeColor="accent5" w:themeTint="99"/>
+          <w:sz w:val="32"/>
+          <w:szCs w:val="32"/>
+        </w:rPr>
+        <w:t>final</w:t>
+      </w:r>
+      <w:r>
+        <w:rPr>
+          <w:b/>
+          <w:bCs/>
+          <w:color w:val="D86DCB" w:themeColor="accent5" w:themeTint="99"/>
+          <w:sz w:val="32"/>
+          <w:szCs w:val="32"/>
+        </w:rPr>
+        <w:t xml:space="preserve"> void</w:t>
+      </w:r>
+      <w:r>
+        <w:rPr>
+          <w:b/>
+          <w:bCs/>
+          <w:color w:val="D86DCB" w:themeColor="accent5" w:themeTint="99"/>
+          <w:sz w:val="32"/>
+          <w:szCs w:val="32"/>
+        </w:rPr>
+        <w:t xml:space="preserve"> </w:t>
+      </w:r>
+      <w:proofErr w:type="gramStart"/>
+      <w:r>
+        <w:rPr>
+          <w:b/>
+          <w:bCs/>
+          <w:color w:val="D86DCB" w:themeColor="accent5" w:themeTint="99"/>
+          <w:sz w:val="32"/>
+          <w:szCs w:val="32"/>
+        </w:rPr>
+        <w:t>Function(</w:t>
+      </w:r>
+      <w:proofErr w:type="gramEnd"/>
+      <w:r>
+        <w:rPr>
+          <w:b/>
+          <w:bCs/>
+          <w:color w:val="D86DCB" w:themeColor="accent5" w:themeTint="99"/>
+          <w:sz w:val="32"/>
+          <w:szCs w:val="32"/>
+        </w:rPr>
+        <w:t xml:space="preserve">String, bool) </w:t>
+      </w:r>
+      <w:proofErr w:type="spellStart"/>
+      <w:r>
+        <w:rPr>
+          <w:b/>
+          <w:bCs/>
+          <w:color w:val="D86DCB" w:themeColor="accent5" w:themeTint="99"/>
+          <w:sz w:val="32"/>
+          <w:szCs w:val="32"/>
+        </w:rPr>
+        <w:t>onTap</w:t>
+      </w:r>
+      <w:proofErr w:type="spellEnd"/>
+      <w:r>
+        <w:rPr>
+          <w:b/>
+          <w:bCs/>
+          <w:color w:val="D86DCB" w:themeColor="accent5" w:themeTint="99"/>
+          <w:sz w:val="32"/>
+          <w:szCs w:val="32"/>
+        </w:rPr>
+        <w:t>;</w:t>
+      </w:r>
+    </w:p>
+    <w:p>
+      <w:pPr>
+        <w:jc w:val="both"/>
+        <w:rPr>
+          <w:sz w:val="32"/>
+          <w:szCs w:val="32"/>
+        </w:rPr>
+      </w:pPr>
+      <w:r>
+        <w:rPr>
+          <w:sz w:val="32"/>
+          <w:szCs w:val="32"/>
+        </w:rPr>
+        <w:t xml:space="preserve"># Type can be </w:t>
+      </w:r>
+      <w:r>
+        <w:rPr>
+          <w:b/>
+          <w:bCs/>
+          <w:sz w:val="32"/>
+          <w:szCs w:val="32"/>
+        </w:rPr>
+        <w:t>void</w:t>
+      </w:r>
+      <w:r>
+        <w:rPr>
+          <w:sz w:val="32"/>
+          <w:szCs w:val="32"/>
+        </w:rPr>
+        <w:t xml:space="preserve"> if it returns nothing simply passes the values internally to another class</w:t>
+      </w:r>
+    </w:p>
+    <w:p>
+      <w:pPr>
+        <w:jc w:val="both"/>
+        <w:rPr>
+          <w:b/>
+          <w:bCs/>
+          <w:color w:val="D86DCB" w:themeColor="accent5" w:themeTint="99"/>
+          <w:sz w:val="32"/>
+          <w:szCs w:val="32"/>
+        </w:rPr>
+      </w:pPr>
+      <w:r>
+        <w:rPr>
+          <w:b/>
+          <w:bCs/>
+          <w:color w:val="D86DCB" w:themeColor="accent5" w:themeTint="99"/>
+          <w:sz w:val="32"/>
+          <w:szCs w:val="32"/>
+        </w:rPr>
+        <w:t xml:space="preserve">final void </w:t>
+      </w:r>
+      <w:proofErr w:type="gramStart"/>
+      <w:r>
+        <w:rPr>
+          <w:b/>
+          <w:bCs/>
+          <w:color w:val="D86DCB" w:themeColor="accent5" w:themeTint="99"/>
+          <w:sz w:val="32"/>
+          <w:szCs w:val="32"/>
+        </w:rPr>
+        <w:t>Function(</w:t>
+      </w:r>
+      <w:proofErr w:type="gramEnd"/>
+      <w:r>
+        <w:rPr>
+          <w:b/>
+          <w:bCs/>
+          <w:color w:val="D86DCB" w:themeColor="accent5" w:themeTint="99"/>
+          <w:sz w:val="32"/>
+          <w:szCs w:val="32"/>
+        </w:rPr>
+        <w:t xml:space="preserve">String, int) </w:t>
+      </w:r>
+      <w:proofErr w:type="spellStart"/>
+      <w:r>
+        <w:rPr>
+          <w:b/>
+          <w:bCs/>
+          <w:color w:val="D86DCB" w:themeColor="accent5" w:themeTint="99"/>
+          <w:sz w:val="32"/>
+          <w:szCs w:val="32"/>
+        </w:rPr>
+        <w:t>onChanged</w:t>
+      </w:r>
+      <w:proofErr w:type="spellEnd"/>
+      <w:r>
+        <w:rPr>
+          <w:b/>
+          <w:bCs/>
+          <w:color w:val="D86DCB" w:themeColor="accent5" w:themeTint="99"/>
+          <w:sz w:val="32"/>
+          <w:szCs w:val="32"/>
+        </w:rPr>
+        <w:t>;</w:t>
+      </w:r>
+    </w:p>
+    <w:p>
+      <w:pPr>
+        <w:jc w:val="both"/>
+        <w:rPr>
+          <w:b/>
+          <w:bCs/>
+          <w:color w:val="D86DCB" w:themeColor="accent5" w:themeTint="99"/>
+          <w:sz w:val="32"/>
+          <w:szCs w:val="32"/>
+        </w:rPr>
+      </w:pPr>
+      <w:r>
+        <w:rPr>
+          <w:b/>
+          <w:bCs/>
+          <w:color w:val="D86DCB" w:themeColor="accent5" w:themeTint="99"/>
+          <w:sz w:val="32"/>
+          <w:szCs w:val="32"/>
+        </w:rPr>
+        <w:t xml:space="preserve">final bool Function(int) </w:t>
+      </w:r>
+      <w:proofErr w:type="spellStart"/>
+      <w:r>
+        <w:rPr>
+          <w:b/>
+          <w:bCs/>
+          <w:color w:val="D86DCB" w:themeColor="accent5" w:themeTint="99"/>
+          <w:sz w:val="32"/>
+          <w:szCs w:val="32"/>
+        </w:rPr>
+        <w:t>onTapped</w:t>
+      </w:r>
+      <w:proofErr w:type="spellEnd"/>
+      <w:r>
+        <w:rPr>
+          <w:b/>
+          <w:bCs/>
+          <w:color w:val="D86DCB" w:themeColor="accent5" w:themeTint="99"/>
+          <w:sz w:val="32"/>
+          <w:szCs w:val="32"/>
+        </w:rPr>
+        <w:t>; // returns a bool</w:t>
       </w:r>
     </w:p>
     <w:p>
@@ -769,6 +1373,7 @@
         </w:rPr>
         <w:t xml:space="preserve">final can be used for </w:t>
       </w:r>
+      <w:proofErr w:type="spellStart"/>
       <w:r>
         <w:rPr>
           <w:b/>
@@ -778,6 +1383,7 @@
         </w:rPr>
         <w:t>VoidCallback</w:t>
       </w:r>
+      <w:proofErr w:type="spellEnd"/>
       <w:r>
         <w:rPr>
           <w:sz w:val="32"/>
@@ -785,6 +1391,7 @@
         </w:rPr>
         <w:t xml:space="preserve"> and </w:t>
       </w:r>
+      <w:proofErr w:type="spellStart"/>
       <w:r>
         <w:rPr>
           <w:b/>
@@ -794,6 +1401,7 @@
         </w:rPr>
         <w:t>VoidChanged</w:t>
       </w:r>
+      <w:proofErr w:type="spellEnd"/>
       <w:r>
         <w:rPr>
           <w:sz w:val="32"/>
@@ -849,7 +1457,27 @@
           <w:sz w:val="32"/>
           <w:szCs w:val="32"/>
         </w:rPr>
-        <w:t xml:space="preserve"> Function()</w:t>
+        <w:t xml:space="preserve"> </w:t>
+      </w:r>
+      <w:proofErr w:type="gramStart"/>
+      <w:r>
+        <w:rPr>
+          <w:b/>
+          <w:bCs/>
+          <w:sz w:val="32"/>
+          <w:szCs w:val="32"/>
+        </w:rPr>
+        <w:t>Function(</w:t>
+      </w:r>
+      <w:proofErr w:type="gramEnd"/>
+      <w:r>
+        <w:rPr>
+          <w:b/>
+          <w:bCs/>
+          <w:sz w:val="32"/>
+          <w:szCs w:val="32"/>
+        </w:rPr>
+        <w:t>)</w:t>
       </w:r>
       <w:r>
         <w:rPr>
@@ -876,11 +1504,21 @@
           <w:szCs w:val="32"/>
         </w:rPr>
       </w:pPr>
-      <w:r>
-        <w:rPr>
-          <w:sz w:val="32"/>
-          <w:szCs w:val="32"/>
-        </w:rPr>
+    </w:p>
+    <w:p>
+      <w:pPr>
+        <w:jc w:val="both"/>
+        <w:rPr>
+          <w:sz w:val="32"/>
+          <w:szCs w:val="32"/>
+        </w:rPr>
+      </w:pPr>
+      <w:r>
+        <w:rPr>
+          <w:sz w:val="32"/>
+          <w:szCs w:val="32"/>
+        </w:rPr>
+        <w:lastRenderedPageBreak/>
         <w:t>Passing</w:t>
       </w:r>
       <w:r>
@@ -888,7 +1526,15 @@
           <w:sz w:val="32"/>
           <w:szCs w:val="32"/>
         </w:rPr>
-        <w:t xml:space="preserve"> F</w:t>
+        <w:t xml:space="preserve"> </w:t>
+      </w:r>
+      <w:proofErr w:type="gramStart"/>
+      <w:r>
+        <w:rPr>
+          <w:sz w:val="32"/>
+          <w:szCs w:val="32"/>
+        </w:rPr>
+        <w:t>F</w:t>
       </w:r>
       <w:r>
         <w:rPr>
@@ -902,7 +1548,15 @@
           <w:sz w:val="32"/>
           <w:szCs w:val="32"/>
         </w:rPr>
-        <w:t>()</w:t>
+        <w:t>(</w:t>
+      </w:r>
+      <w:proofErr w:type="gramEnd"/>
+      <w:r>
+        <w:rPr>
+          <w:sz w:val="32"/>
+          <w:szCs w:val="32"/>
+        </w:rPr>
+        <w:t>)</w:t>
       </w:r>
       <w:r>
         <w:rPr>
@@ -948,7 +1602,27 @@
           <w:sz w:val="32"/>
           <w:szCs w:val="32"/>
         </w:rPr>
-        <w:t>Future&lt;void&gt; Function()</w:t>
+        <w:t xml:space="preserve">Future&lt;void&gt; </w:t>
+      </w:r>
+      <w:proofErr w:type="gramStart"/>
+      <w:r>
+        <w:rPr>
+          <w:b/>
+          <w:bCs/>
+          <w:sz w:val="32"/>
+          <w:szCs w:val="32"/>
+        </w:rPr>
+        <w:t>Function(</w:t>
+      </w:r>
+      <w:proofErr w:type="gramEnd"/>
+      <w:r>
+        <w:rPr>
+          <w:b/>
+          <w:bCs/>
+          <w:sz w:val="32"/>
+          <w:szCs w:val="32"/>
+        </w:rPr>
+        <w:t>)</w:t>
       </w:r>
       <w:r>
         <w:rPr>
@@ -986,7 +1660,801 @@
           <w:sz w:val="32"/>
           <w:szCs w:val="32"/>
         </w:rPr>
-        <w:t>class ProductDialog extends StatefulWidget {</w:t>
+        <w:t xml:space="preserve">class </w:t>
+      </w:r>
+      <w:proofErr w:type="spellStart"/>
+      <w:r>
+        <w:rPr>
+          <w:b/>
+          <w:bCs/>
+          <w:color w:val="D86DCB" w:themeColor="accent5" w:themeTint="99"/>
+          <w:sz w:val="32"/>
+          <w:szCs w:val="32"/>
+        </w:rPr>
+        <w:t>ProductDialog</w:t>
+      </w:r>
+      <w:proofErr w:type="spellEnd"/>
+      <w:r>
+        <w:rPr>
+          <w:b/>
+          <w:bCs/>
+          <w:color w:val="D86DCB" w:themeColor="accent5" w:themeTint="99"/>
+          <w:sz w:val="32"/>
+          <w:szCs w:val="32"/>
+        </w:rPr>
+        <w:t xml:space="preserve"> extends </w:t>
+      </w:r>
+      <w:proofErr w:type="spellStart"/>
+      <w:r>
+        <w:rPr>
+          <w:b/>
+          <w:bCs/>
+          <w:color w:val="D86DCB" w:themeColor="accent5" w:themeTint="99"/>
+          <w:sz w:val="32"/>
+          <w:szCs w:val="32"/>
+        </w:rPr>
+        <w:t>StatefulWidget</w:t>
+      </w:r>
+      <w:proofErr w:type="spellEnd"/>
+      <w:r>
+        <w:rPr>
+          <w:b/>
+          <w:bCs/>
+          <w:color w:val="D86DCB" w:themeColor="accent5" w:themeTint="99"/>
+          <w:sz w:val="32"/>
+          <w:szCs w:val="32"/>
+        </w:rPr>
+        <w:t xml:space="preserve"> {</w:t>
+      </w:r>
+    </w:p>
+    <w:p>
+      <w:pPr>
+        <w:jc w:val="both"/>
+        <w:rPr>
+          <w:b/>
+          <w:bCs/>
+          <w:color w:val="D86DCB" w:themeColor="accent5" w:themeTint="99"/>
+          <w:sz w:val="32"/>
+          <w:szCs w:val="32"/>
+        </w:rPr>
+      </w:pPr>
+      <w:r>
+        <w:rPr>
+          <w:b/>
+          <w:bCs/>
+          <w:color w:val="D86DCB" w:themeColor="accent5" w:themeTint="99"/>
+          <w:sz w:val="32"/>
+          <w:szCs w:val="32"/>
+        </w:rPr>
+        <w:t xml:space="preserve">  final Future&lt;void&gt; </w:t>
+      </w:r>
+      <w:proofErr w:type="gramStart"/>
+      <w:r>
+        <w:rPr>
+          <w:b/>
+          <w:bCs/>
+          <w:color w:val="D86DCB" w:themeColor="accent5" w:themeTint="99"/>
+          <w:sz w:val="32"/>
+          <w:szCs w:val="32"/>
+        </w:rPr>
+        <w:t>Function(</w:t>
+      </w:r>
+      <w:proofErr w:type="gramEnd"/>
+      <w:r>
+        <w:rPr>
+          <w:b/>
+          <w:bCs/>
+          <w:color w:val="D86DCB" w:themeColor="accent5" w:themeTint="99"/>
+          <w:sz w:val="32"/>
+          <w:szCs w:val="32"/>
+        </w:rPr>
+        <w:t xml:space="preserve">) </w:t>
+      </w:r>
+      <w:proofErr w:type="spellStart"/>
+      <w:r>
+        <w:rPr>
+          <w:b/>
+          <w:bCs/>
+          <w:color w:val="D86DCB" w:themeColor="accent5" w:themeTint="99"/>
+          <w:sz w:val="32"/>
+          <w:szCs w:val="32"/>
+        </w:rPr>
+        <w:t>fetchProductsData</w:t>
+      </w:r>
+      <w:proofErr w:type="spellEnd"/>
+      <w:r>
+        <w:rPr>
+          <w:b/>
+          <w:bCs/>
+          <w:color w:val="D86DCB" w:themeColor="accent5" w:themeTint="99"/>
+          <w:sz w:val="32"/>
+          <w:szCs w:val="32"/>
+        </w:rPr>
+        <w:t>;</w:t>
+      </w:r>
+    </w:p>
+    <w:p>
+      <w:pPr>
+        <w:jc w:val="both"/>
+        <w:rPr>
+          <w:b/>
+          <w:bCs/>
+          <w:color w:val="D86DCB" w:themeColor="accent5" w:themeTint="99"/>
+          <w:sz w:val="32"/>
+          <w:szCs w:val="32"/>
+        </w:rPr>
+      </w:pPr>
+      <w:r>
+        <w:rPr>
+          <w:b/>
+          <w:bCs/>
+          <w:color w:val="D86DCB" w:themeColor="accent5" w:themeTint="99"/>
+          <w:sz w:val="32"/>
+          <w:szCs w:val="32"/>
+        </w:rPr>
+        <w:t xml:space="preserve">  const </w:t>
+      </w:r>
+      <w:proofErr w:type="spellStart"/>
+      <w:proofErr w:type="gramStart"/>
+      <w:r>
+        <w:rPr>
+          <w:b/>
+          <w:bCs/>
+          <w:color w:val="D86DCB" w:themeColor="accent5" w:themeTint="99"/>
+          <w:sz w:val="32"/>
+          <w:szCs w:val="32"/>
+        </w:rPr>
+        <w:t>ProductDialog</w:t>
+      </w:r>
+      <w:proofErr w:type="spellEnd"/>
+      <w:r>
+        <w:rPr>
+          <w:b/>
+          <w:bCs/>
+          <w:color w:val="D86DCB" w:themeColor="accent5" w:themeTint="99"/>
+          <w:sz w:val="32"/>
+          <w:szCs w:val="32"/>
+        </w:rPr>
+        <w:t>(</w:t>
+      </w:r>
+      <w:proofErr w:type="gramEnd"/>
+      <w:r>
+        <w:rPr>
+          <w:b/>
+          <w:bCs/>
+          <w:color w:val="D86DCB" w:themeColor="accent5" w:themeTint="99"/>
+          <w:sz w:val="32"/>
+          <w:szCs w:val="32"/>
+        </w:rPr>
+        <w:t>{</w:t>
+      </w:r>
+    </w:p>
+    <w:p>
+      <w:pPr>
+        <w:jc w:val="both"/>
+        <w:rPr>
+          <w:b/>
+          <w:bCs/>
+          <w:color w:val="D86DCB" w:themeColor="accent5" w:themeTint="99"/>
+          <w:sz w:val="32"/>
+          <w:szCs w:val="32"/>
+        </w:rPr>
+      </w:pPr>
+      <w:r>
+        <w:rPr>
+          <w:b/>
+          <w:bCs/>
+          <w:color w:val="D86DCB" w:themeColor="accent5" w:themeTint="99"/>
+          <w:sz w:val="32"/>
+          <w:szCs w:val="32"/>
+        </w:rPr>
+        <w:t xml:space="preserve">    </w:t>
+      </w:r>
+      <w:proofErr w:type="spellStart"/>
+      <w:r>
+        <w:rPr>
+          <w:b/>
+          <w:bCs/>
+          <w:color w:val="D86DCB" w:themeColor="accent5" w:themeTint="99"/>
+          <w:sz w:val="32"/>
+          <w:szCs w:val="32"/>
+        </w:rPr>
+        <w:t>super.key</w:t>
+      </w:r>
+      <w:proofErr w:type="spellEnd"/>
+      <w:r>
+        <w:rPr>
+          <w:b/>
+          <w:bCs/>
+          <w:color w:val="D86DCB" w:themeColor="accent5" w:themeTint="99"/>
+          <w:sz w:val="32"/>
+          <w:szCs w:val="32"/>
+        </w:rPr>
+        <w:t>,</w:t>
+      </w:r>
+    </w:p>
+    <w:p>
+      <w:pPr>
+        <w:jc w:val="both"/>
+        <w:rPr>
+          <w:b/>
+          <w:bCs/>
+          <w:color w:val="D86DCB" w:themeColor="accent5" w:themeTint="99"/>
+          <w:sz w:val="32"/>
+          <w:szCs w:val="32"/>
+        </w:rPr>
+      </w:pPr>
+      <w:r>
+        <w:rPr>
+          <w:b/>
+          <w:bCs/>
+          <w:color w:val="D86DCB" w:themeColor="accent5" w:themeTint="99"/>
+          <w:sz w:val="32"/>
+          <w:szCs w:val="32"/>
+        </w:rPr>
+        <w:t xml:space="preserve">    required </w:t>
+      </w:r>
+      <w:proofErr w:type="spellStart"/>
+      <w:proofErr w:type="gramStart"/>
+      <w:r>
+        <w:rPr>
+          <w:b/>
+          <w:bCs/>
+          <w:color w:val="D86DCB" w:themeColor="accent5" w:themeTint="99"/>
+          <w:sz w:val="32"/>
+          <w:szCs w:val="32"/>
+        </w:rPr>
+        <w:t>this.fetchProductsData</w:t>
+      </w:r>
+      <w:proofErr w:type="spellEnd"/>
+      <w:proofErr w:type="gramEnd"/>
+      <w:r>
+        <w:rPr>
+          <w:b/>
+          <w:bCs/>
+          <w:color w:val="D86DCB" w:themeColor="accent5" w:themeTint="99"/>
+          <w:sz w:val="32"/>
+          <w:szCs w:val="32"/>
+        </w:rPr>
+        <w:t>,</w:t>
+      </w:r>
+    </w:p>
+    <w:p>
+      <w:pPr>
+        <w:jc w:val="both"/>
+        <w:rPr>
+          <w:b/>
+          <w:bCs/>
+          <w:color w:val="D86DCB" w:themeColor="accent5" w:themeTint="99"/>
+          <w:sz w:val="32"/>
+          <w:szCs w:val="32"/>
+        </w:rPr>
+      </w:pPr>
+      <w:r>
+        <w:rPr>
+          <w:b/>
+          <w:bCs/>
+          <w:color w:val="D86DCB" w:themeColor="accent5" w:themeTint="99"/>
+          <w:sz w:val="32"/>
+          <w:szCs w:val="32"/>
+        </w:rPr>
+        <w:t xml:space="preserve">  });</w:t>
+      </w:r>
+    </w:p>
+    <w:p>
+      <w:pPr>
+        <w:jc w:val="both"/>
+        <w:rPr>
+          <w:b/>
+          <w:bCs/>
+          <w:color w:val="D86DCB" w:themeColor="accent5" w:themeTint="99"/>
+          <w:sz w:val="32"/>
+          <w:szCs w:val="32"/>
+        </w:rPr>
+      </w:pPr>
+      <w:r>
+        <w:rPr>
+          <w:b/>
+          <w:bCs/>
+          <w:color w:val="D86DCB" w:themeColor="accent5" w:themeTint="99"/>
+          <w:sz w:val="32"/>
+          <w:szCs w:val="32"/>
+        </w:rPr>
+        <w:t>…</w:t>
+      </w:r>
+    </w:p>
+    <w:p>
+      <w:pPr>
+        <w:jc w:val="both"/>
+        <w:rPr>
+          <w:b/>
+          <w:bCs/>
+          <w:color w:val="D86DCB" w:themeColor="accent5" w:themeTint="99"/>
+          <w:sz w:val="32"/>
+          <w:szCs w:val="32"/>
+        </w:rPr>
+      </w:pPr>
+      <w:r>
+        <w:rPr>
+          <w:b/>
+          <w:bCs/>
+          <w:color w:val="D86DCB" w:themeColor="accent5" w:themeTint="99"/>
+          <w:sz w:val="32"/>
+          <w:szCs w:val="32"/>
+        </w:rPr>
+        <w:t xml:space="preserve">await </w:t>
+      </w:r>
+      <w:proofErr w:type="spellStart"/>
+      <w:r>
+        <w:rPr>
+          <w:b/>
+          <w:bCs/>
+          <w:color w:val="D86DCB" w:themeColor="accent5" w:themeTint="99"/>
+          <w:sz w:val="32"/>
+          <w:szCs w:val="32"/>
+        </w:rPr>
+        <w:t>fetchProductsData</w:t>
+      </w:r>
+      <w:proofErr w:type="spellEnd"/>
+      <w:r>
+        <w:rPr>
+          <w:b/>
+          <w:bCs/>
+          <w:color w:val="D86DCB" w:themeColor="accent5" w:themeTint="99"/>
+          <w:sz w:val="32"/>
+          <w:szCs w:val="32"/>
+        </w:rPr>
+        <w:t>;</w:t>
+      </w:r>
+    </w:p>
+    <w:p>
+      <w:pPr>
+        <w:jc w:val="both"/>
+        <w:rPr>
+          <w:b/>
+          <w:bCs/>
+          <w:color w:val="D86DCB" w:themeColor="accent5" w:themeTint="99"/>
+          <w:sz w:val="32"/>
+          <w:szCs w:val="32"/>
+        </w:rPr>
+      </w:pPr>
+      <w:r>
+        <w:rPr>
+          <w:b/>
+          <w:bCs/>
+          <w:color w:val="D86DCB" w:themeColor="accent5" w:themeTint="99"/>
+          <w:sz w:val="32"/>
+          <w:szCs w:val="32"/>
+        </w:rPr>
+        <w:t xml:space="preserve">// or </w:t>
+      </w:r>
+    </w:p>
+    <w:p>
+      <w:pPr>
+        <w:jc w:val="both"/>
+        <w:rPr>
+          <w:b/>
+          <w:bCs/>
+          <w:color w:val="D86DCB" w:themeColor="accent5" w:themeTint="99"/>
+          <w:sz w:val="32"/>
+          <w:szCs w:val="32"/>
+        </w:rPr>
+      </w:pPr>
+      <w:r>
+        <w:rPr>
+          <w:b/>
+          <w:bCs/>
+          <w:color w:val="D86DCB" w:themeColor="accent5" w:themeTint="99"/>
+          <w:sz w:val="32"/>
+          <w:szCs w:val="32"/>
+        </w:rPr>
+        <w:t xml:space="preserve">class </w:t>
+      </w:r>
+      <w:proofErr w:type="spellStart"/>
+      <w:r>
+        <w:rPr>
+          <w:b/>
+          <w:bCs/>
+          <w:color w:val="D86DCB" w:themeColor="accent5" w:themeTint="99"/>
+          <w:sz w:val="32"/>
+          <w:szCs w:val="32"/>
+        </w:rPr>
+        <w:t>AuthProvider</w:t>
+      </w:r>
+      <w:proofErr w:type="spellEnd"/>
+      <w:r>
+        <w:rPr>
+          <w:b/>
+          <w:bCs/>
+          <w:color w:val="D86DCB" w:themeColor="accent5" w:themeTint="99"/>
+          <w:sz w:val="32"/>
+          <w:szCs w:val="32"/>
+        </w:rPr>
+        <w:t xml:space="preserve"> {</w:t>
+      </w:r>
+    </w:p>
+    <w:p>
+      <w:pPr>
+        <w:jc w:val="both"/>
+        <w:rPr>
+          <w:b/>
+          <w:bCs/>
+          <w:color w:val="D86DCB" w:themeColor="accent5" w:themeTint="99"/>
+          <w:sz w:val="32"/>
+          <w:szCs w:val="32"/>
+        </w:rPr>
+      </w:pPr>
+      <w:r>
+        <w:rPr>
+          <w:b/>
+          <w:bCs/>
+          <w:color w:val="D86DCB" w:themeColor="accent5" w:themeTint="99"/>
+          <w:sz w:val="32"/>
+          <w:szCs w:val="32"/>
+        </w:rPr>
+        <w:t xml:space="preserve">     static String? get token =&gt; _token;</w:t>
+      </w:r>
+    </w:p>
+    <w:p>
+      <w:pPr>
+        <w:jc w:val="both"/>
+        <w:rPr>
+          <w:b/>
+          <w:bCs/>
+          <w:color w:val="D86DCB" w:themeColor="accent5" w:themeTint="99"/>
+          <w:sz w:val="32"/>
+          <w:szCs w:val="32"/>
+        </w:rPr>
+      </w:pPr>
+      <w:r>
+        <w:rPr>
+          <w:b/>
+          <w:bCs/>
+          <w:color w:val="D86DCB" w:themeColor="accent5" w:themeTint="99"/>
+          <w:sz w:val="32"/>
+          <w:szCs w:val="32"/>
+        </w:rPr>
+        <w:t xml:space="preserve">     …</w:t>
+      </w:r>
+    </w:p>
+    <w:p>
+      <w:pPr>
+        <w:jc w:val="both"/>
+        <w:rPr>
+          <w:b/>
+          <w:bCs/>
+          <w:color w:val="D86DCB" w:themeColor="accent5" w:themeTint="99"/>
+          <w:sz w:val="32"/>
+          <w:szCs w:val="32"/>
+        </w:rPr>
+      </w:pPr>
+      <w:r>
+        <w:rPr>
+          <w:b/>
+          <w:bCs/>
+          <w:color w:val="D86DCB" w:themeColor="accent5" w:themeTint="99"/>
+          <w:sz w:val="32"/>
+          <w:szCs w:val="32"/>
+        </w:rPr>
+        <w:t>}</w:t>
+      </w:r>
+    </w:p>
+    <w:p>
+      <w:pPr>
+        <w:jc w:val="both"/>
+        <w:rPr>
+          <w:b/>
+          <w:bCs/>
+          <w:color w:val="D86DCB" w:themeColor="accent5" w:themeTint="99"/>
+          <w:sz w:val="32"/>
+          <w:szCs w:val="32"/>
+        </w:rPr>
+      </w:pPr>
+      <w:r>
+        <w:rPr>
+          <w:b/>
+          <w:bCs/>
+          <w:color w:val="D86DCB" w:themeColor="accent5" w:themeTint="99"/>
+          <w:sz w:val="32"/>
+          <w:szCs w:val="32"/>
+        </w:rPr>
+        <w:t xml:space="preserve">class </w:t>
+      </w:r>
+      <w:proofErr w:type="spellStart"/>
+      <w:r>
+        <w:rPr>
+          <w:b/>
+          <w:bCs/>
+          <w:color w:val="D86DCB" w:themeColor="accent5" w:themeTint="99"/>
+          <w:sz w:val="32"/>
+          <w:szCs w:val="32"/>
+        </w:rPr>
+        <w:t>APICaller</w:t>
+      </w:r>
+      <w:proofErr w:type="spellEnd"/>
+      <w:r>
+        <w:rPr>
+          <w:b/>
+          <w:bCs/>
+          <w:color w:val="D86DCB" w:themeColor="accent5" w:themeTint="99"/>
+          <w:sz w:val="32"/>
+          <w:szCs w:val="32"/>
+        </w:rPr>
+        <w:t xml:space="preserve"> {</w:t>
+      </w:r>
+    </w:p>
+    <w:p>
+      <w:pPr>
+        <w:jc w:val="both"/>
+        <w:rPr>
+          <w:b/>
+          <w:bCs/>
+          <w:color w:val="D86DCB" w:themeColor="accent5" w:themeTint="99"/>
+          <w:sz w:val="32"/>
+          <w:szCs w:val="32"/>
+        </w:rPr>
+      </w:pPr>
+      <w:r>
+        <w:rPr>
+          <w:b/>
+          <w:bCs/>
+          <w:color w:val="D86DCB" w:themeColor="accent5" w:themeTint="99"/>
+          <w:sz w:val="32"/>
+          <w:szCs w:val="32"/>
+        </w:rPr>
+        <w:t xml:space="preserve">     final String? </w:t>
+      </w:r>
+      <w:proofErr w:type="gramStart"/>
+      <w:r>
+        <w:rPr>
+          <w:b/>
+          <w:bCs/>
+          <w:color w:val="D86DCB" w:themeColor="accent5" w:themeTint="99"/>
+          <w:sz w:val="32"/>
+          <w:szCs w:val="32"/>
+        </w:rPr>
+        <w:t>Function(</w:t>
+      </w:r>
+      <w:proofErr w:type="gramEnd"/>
+      <w:r>
+        <w:rPr>
+          <w:b/>
+          <w:bCs/>
+          <w:color w:val="D86DCB" w:themeColor="accent5" w:themeTint="99"/>
+          <w:sz w:val="32"/>
+          <w:szCs w:val="32"/>
+        </w:rPr>
+        <w:t xml:space="preserve">) </w:t>
+      </w:r>
+      <w:proofErr w:type="spellStart"/>
+      <w:r>
+        <w:rPr>
+          <w:b/>
+          <w:bCs/>
+          <w:color w:val="D86DCB" w:themeColor="accent5" w:themeTint="99"/>
+          <w:sz w:val="32"/>
+          <w:szCs w:val="32"/>
+        </w:rPr>
+        <w:t>getT</w:t>
+      </w:r>
+      <w:r>
+        <w:rPr>
+          <w:b/>
+          <w:bCs/>
+          <w:color w:val="D86DCB" w:themeColor="accent5" w:themeTint="99"/>
+          <w:sz w:val="32"/>
+          <w:szCs w:val="32"/>
+        </w:rPr>
+        <w:t>oken</w:t>
+      </w:r>
+      <w:proofErr w:type="spellEnd"/>
+      <w:r>
+        <w:rPr>
+          <w:b/>
+          <w:bCs/>
+          <w:color w:val="D86DCB" w:themeColor="accent5" w:themeTint="99"/>
+          <w:sz w:val="32"/>
+          <w:szCs w:val="32"/>
+        </w:rPr>
+        <w:t>;</w:t>
+      </w:r>
+    </w:p>
+    <w:p>
+      <w:pPr>
+        <w:jc w:val="both"/>
+        <w:rPr>
+          <w:b/>
+          <w:bCs/>
+          <w:color w:val="D86DCB" w:themeColor="accent5" w:themeTint="99"/>
+          <w:sz w:val="32"/>
+          <w:szCs w:val="32"/>
+        </w:rPr>
+      </w:pPr>
+      <w:r>
+        <w:rPr>
+          <w:b/>
+          <w:bCs/>
+          <w:color w:val="D86DCB" w:themeColor="accent5" w:themeTint="99"/>
+          <w:sz w:val="32"/>
+          <w:szCs w:val="32"/>
+        </w:rPr>
+        <w:t xml:space="preserve">     </w:t>
+      </w:r>
+      <w:proofErr w:type="spellStart"/>
+      <w:proofErr w:type="gramStart"/>
+      <w:r>
+        <w:rPr>
+          <w:b/>
+          <w:bCs/>
+          <w:color w:val="D86DCB" w:themeColor="accent5" w:themeTint="99"/>
+          <w:sz w:val="32"/>
+          <w:szCs w:val="32"/>
+        </w:rPr>
+        <w:t>APICaller</w:t>
+      </w:r>
+      <w:proofErr w:type="spellEnd"/>
+      <w:r>
+        <w:rPr>
+          <w:b/>
+          <w:bCs/>
+          <w:color w:val="D86DCB" w:themeColor="accent5" w:themeTint="99"/>
+          <w:sz w:val="32"/>
+          <w:szCs w:val="32"/>
+        </w:rPr>
+        <w:t>(</w:t>
+      </w:r>
+      <w:proofErr w:type="gramEnd"/>
+      <w:r>
+        <w:rPr>
+          <w:b/>
+          <w:bCs/>
+          <w:color w:val="D86DCB" w:themeColor="accent5" w:themeTint="99"/>
+          <w:sz w:val="32"/>
+          <w:szCs w:val="32"/>
+        </w:rPr>
+        <w:t xml:space="preserve">{required </w:t>
+      </w:r>
+      <w:proofErr w:type="spellStart"/>
+      <w:r>
+        <w:rPr>
+          <w:b/>
+          <w:bCs/>
+          <w:color w:val="D86DCB" w:themeColor="accent5" w:themeTint="99"/>
+          <w:sz w:val="32"/>
+          <w:szCs w:val="32"/>
+        </w:rPr>
+        <w:t>this.token</w:t>
+      </w:r>
+      <w:proofErr w:type="spellEnd"/>
+      <w:r>
+        <w:rPr>
+          <w:b/>
+          <w:bCs/>
+          <w:color w:val="D86DCB" w:themeColor="accent5" w:themeTint="99"/>
+          <w:sz w:val="32"/>
+          <w:szCs w:val="32"/>
+        </w:rPr>
+        <w:t>);</w:t>
+      </w:r>
+    </w:p>
+    <w:p>
+      <w:pPr>
+        <w:jc w:val="both"/>
+        <w:rPr>
+          <w:b/>
+          <w:bCs/>
+          <w:color w:val="D86DCB" w:themeColor="accent5" w:themeTint="99"/>
+          <w:sz w:val="32"/>
+          <w:szCs w:val="32"/>
+        </w:rPr>
+      </w:pPr>
+      <w:r>
+        <w:rPr>
+          <w:b/>
+          <w:bCs/>
+          <w:color w:val="D86DCB" w:themeColor="accent5" w:themeTint="99"/>
+          <w:sz w:val="32"/>
+          <w:szCs w:val="32"/>
+        </w:rPr>
+        <w:t xml:space="preserve">     …</w:t>
+      </w:r>
+    </w:p>
+    <w:p>
+      <w:pPr>
+        <w:jc w:val="both"/>
+        <w:rPr>
+          <w:b/>
+          <w:bCs/>
+          <w:color w:val="D86DCB" w:themeColor="accent5" w:themeTint="99"/>
+          <w:sz w:val="32"/>
+          <w:szCs w:val="32"/>
+        </w:rPr>
+      </w:pPr>
+      <w:r>
+        <w:rPr>
+          <w:b/>
+          <w:bCs/>
+          <w:color w:val="D86DCB" w:themeColor="accent5" w:themeTint="99"/>
+          <w:sz w:val="32"/>
+          <w:szCs w:val="32"/>
+        </w:rPr>
+        <w:t xml:space="preserve">     {</w:t>
+      </w:r>
+    </w:p>
+    <w:p>
+      <w:pPr>
+        <w:jc w:val="both"/>
+        <w:rPr>
+          <w:b/>
+          <w:bCs/>
+          <w:color w:val="D86DCB" w:themeColor="accent5" w:themeTint="99"/>
+          <w:sz w:val="32"/>
+          <w:szCs w:val="32"/>
+        </w:rPr>
+      </w:pPr>
+      <w:r>
+        <w:rPr>
+          <w:b/>
+          <w:bCs/>
+          <w:color w:val="D86DCB" w:themeColor="accent5" w:themeTint="99"/>
+          <w:sz w:val="32"/>
+          <w:szCs w:val="32"/>
+        </w:rPr>
+        <w:t xml:space="preserve">        “token</w:t>
+      </w:r>
+      <w:proofErr w:type="gramStart"/>
+      <w:r>
+        <w:rPr>
+          <w:b/>
+          <w:bCs/>
+          <w:color w:val="D86DCB" w:themeColor="accent5" w:themeTint="99"/>
+          <w:sz w:val="32"/>
+          <w:szCs w:val="32"/>
+        </w:rPr>
+        <w:t>” :</w:t>
+      </w:r>
+      <w:proofErr w:type="gramEnd"/>
+      <w:r>
+        <w:rPr>
+          <w:b/>
+          <w:bCs/>
+          <w:color w:val="D86DCB" w:themeColor="accent5" w:themeTint="99"/>
+          <w:sz w:val="32"/>
+          <w:szCs w:val="32"/>
+        </w:rPr>
+        <w:t xml:space="preserve"> </w:t>
+      </w:r>
+      <w:proofErr w:type="spellStart"/>
+      <w:r>
+        <w:rPr>
+          <w:b/>
+          <w:bCs/>
+          <w:color w:val="D86DCB" w:themeColor="accent5" w:themeTint="99"/>
+          <w:sz w:val="32"/>
+          <w:szCs w:val="32"/>
+        </w:rPr>
+        <w:t>getT</w:t>
+      </w:r>
+      <w:r>
+        <w:rPr>
+          <w:b/>
+          <w:bCs/>
+          <w:color w:val="D86DCB" w:themeColor="accent5" w:themeTint="99"/>
+          <w:sz w:val="32"/>
+          <w:szCs w:val="32"/>
+        </w:rPr>
+        <w:t>oken</w:t>
+      </w:r>
+      <w:proofErr w:type="spellEnd"/>
+      <w:r>
+        <w:rPr>
+          <w:b/>
+          <w:bCs/>
+          <w:color w:val="D86DCB" w:themeColor="accent5" w:themeTint="99"/>
+          <w:sz w:val="32"/>
+          <w:szCs w:val="32"/>
+        </w:rPr>
+        <w:t>,</w:t>
       </w:r>
     </w:p>
     <w:p>
@@ -1009,226 +2477,6 @@
           <w:szCs w:val="32"/>
         </w:rPr>
         <w:lastRenderedPageBreak/>
-        <w:t xml:space="preserve">  final Future&lt;void&gt; Function() fetchProductsData;</w:t>
-      </w:r>
-    </w:p>
-    <w:p>
-      <w:pPr>
-        <w:jc w:val="both"/>
-        <w:rPr>
-          <w:b/>
-          <w:bCs/>
-          <w:color w:val="D86DCB" w:themeColor="accent5" w:themeTint="99"/>
-          <w:sz w:val="32"/>
-          <w:szCs w:val="32"/>
-        </w:rPr>
-      </w:pPr>
-      <w:r>
-        <w:rPr>
-          <w:b/>
-          <w:bCs/>
-          <w:color w:val="D86DCB" w:themeColor="accent5" w:themeTint="99"/>
-          <w:sz w:val="32"/>
-          <w:szCs w:val="32"/>
-        </w:rPr>
-        <w:t xml:space="preserve">  const ProductDialog({</w:t>
-      </w:r>
-    </w:p>
-    <w:p>
-      <w:pPr>
-        <w:jc w:val="both"/>
-        <w:rPr>
-          <w:b/>
-          <w:bCs/>
-          <w:color w:val="D86DCB" w:themeColor="accent5" w:themeTint="99"/>
-          <w:sz w:val="32"/>
-          <w:szCs w:val="32"/>
-        </w:rPr>
-      </w:pPr>
-      <w:r>
-        <w:rPr>
-          <w:b/>
-          <w:bCs/>
-          <w:color w:val="D86DCB" w:themeColor="accent5" w:themeTint="99"/>
-          <w:sz w:val="32"/>
-          <w:szCs w:val="32"/>
-        </w:rPr>
-        <w:t xml:space="preserve">    super.key,</w:t>
-      </w:r>
-    </w:p>
-    <w:p>
-      <w:pPr>
-        <w:jc w:val="both"/>
-        <w:rPr>
-          <w:b/>
-          <w:bCs/>
-          <w:color w:val="D86DCB" w:themeColor="accent5" w:themeTint="99"/>
-          <w:sz w:val="32"/>
-          <w:szCs w:val="32"/>
-        </w:rPr>
-      </w:pPr>
-      <w:r>
-        <w:rPr>
-          <w:b/>
-          <w:bCs/>
-          <w:color w:val="D86DCB" w:themeColor="accent5" w:themeTint="99"/>
-          <w:sz w:val="32"/>
-          <w:szCs w:val="32"/>
-        </w:rPr>
-        <w:t xml:space="preserve">    required this.fetchProductsData,</w:t>
-      </w:r>
-    </w:p>
-    <w:p>
-      <w:pPr>
-        <w:jc w:val="both"/>
-        <w:rPr>
-          <w:b/>
-          <w:bCs/>
-          <w:color w:val="D86DCB" w:themeColor="accent5" w:themeTint="99"/>
-          <w:sz w:val="32"/>
-          <w:szCs w:val="32"/>
-        </w:rPr>
-      </w:pPr>
-      <w:r>
-        <w:rPr>
-          <w:b/>
-          <w:bCs/>
-          <w:color w:val="D86DCB" w:themeColor="accent5" w:themeTint="99"/>
-          <w:sz w:val="32"/>
-          <w:szCs w:val="32"/>
-        </w:rPr>
-        <w:t xml:space="preserve">  });</w:t>
-      </w:r>
-    </w:p>
-    <w:p>
-      <w:pPr>
-        <w:jc w:val="both"/>
-        <w:rPr>
-          <w:b/>
-          <w:bCs/>
-          <w:color w:val="D86DCB" w:themeColor="accent5" w:themeTint="99"/>
-          <w:sz w:val="32"/>
-          <w:szCs w:val="32"/>
-        </w:rPr>
-      </w:pPr>
-      <w:r>
-        <w:rPr>
-          <w:b/>
-          <w:bCs/>
-          <w:color w:val="D86DCB" w:themeColor="accent5" w:themeTint="99"/>
-          <w:sz w:val="32"/>
-          <w:szCs w:val="32"/>
-        </w:rPr>
-        <w:t>…</w:t>
-      </w:r>
-    </w:p>
-    <w:p>
-      <w:pPr>
-        <w:jc w:val="both"/>
-        <w:rPr>
-          <w:b/>
-          <w:bCs/>
-          <w:color w:val="D86DCB" w:themeColor="accent5" w:themeTint="99"/>
-          <w:sz w:val="32"/>
-          <w:szCs w:val="32"/>
-        </w:rPr>
-      </w:pPr>
-      <w:r>
-        <w:rPr>
-          <w:b/>
-          <w:bCs/>
-          <w:color w:val="D86DCB" w:themeColor="accent5" w:themeTint="99"/>
-          <w:sz w:val="32"/>
-          <w:szCs w:val="32"/>
-        </w:rPr>
-        <w:t>await fetchProductsData;</w:t>
-      </w:r>
-    </w:p>
-    <w:p>
-      <w:pPr>
-        <w:jc w:val="both"/>
-        <w:rPr>
-          <w:b/>
-          <w:bCs/>
-          <w:color w:val="D86DCB" w:themeColor="accent5" w:themeTint="99"/>
-          <w:sz w:val="32"/>
-          <w:szCs w:val="32"/>
-        </w:rPr>
-      </w:pPr>
-      <w:r>
-        <w:rPr>
-          <w:b/>
-          <w:bCs/>
-          <w:color w:val="D86DCB" w:themeColor="accent5" w:themeTint="99"/>
-          <w:sz w:val="32"/>
-          <w:szCs w:val="32"/>
-        </w:rPr>
-        <w:t xml:space="preserve">// or </w:t>
-      </w:r>
-    </w:p>
-    <w:p>
-      <w:pPr>
-        <w:jc w:val="both"/>
-        <w:rPr>
-          <w:b/>
-          <w:bCs/>
-          <w:color w:val="D86DCB" w:themeColor="accent5" w:themeTint="99"/>
-          <w:sz w:val="32"/>
-          <w:szCs w:val="32"/>
-        </w:rPr>
-      </w:pPr>
-      <w:r>
-        <w:rPr>
-          <w:b/>
-          <w:bCs/>
-          <w:color w:val="D86DCB" w:themeColor="accent5" w:themeTint="99"/>
-          <w:sz w:val="32"/>
-          <w:szCs w:val="32"/>
-        </w:rPr>
-        <w:t>class AuthProvider {</w:t>
-      </w:r>
-    </w:p>
-    <w:p>
-      <w:pPr>
-        <w:jc w:val="both"/>
-        <w:rPr>
-          <w:b/>
-          <w:bCs/>
-          <w:color w:val="D86DCB" w:themeColor="accent5" w:themeTint="99"/>
-          <w:sz w:val="32"/>
-          <w:szCs w:val="32"/>
-        </w:rPr>
-      </w:pPr>
-      <w:r>
-        <w:rPr>
-          <w:b/>
-          <w:bCs/>
-          <w:color w:val="D86DCB" w:themeColor="accent5" w:themeTint="99"/>
-          <w:sz w:val="32"/>
-          <w:szCs w:val="32"/>
-        </w:rPr>
-        <w:t xml:space="preserve">     static String? get token =&gt; _token;</w:t>
-      </w:r>
-    </w:p>
-    <w:p>
-      <w:pPr>
-        <w:jc w:val="both"/>
-        <w:rPr>
-          <w:b/>
-          <w:bCs/>
-          <w:color w:val="D86DCB" w:themeColor="accent5" w:themeTint="99"/>
-          <w:sz w:val="32"/>
-          <w:szCs w:val="32"/>
-        </w:rPr>
-      </w:pPr>
-      <w:r>
-        <w:rPr>
-          <w:b/>
-          <w:bCs/>
-          <w:color w:val="D86DCB" w:themeColor="accent5" w:themeTint="99"/>
-          <w:sz w:val="32"/>
-          <w:szCs w:val="32"/>
-        </w:rPr>
         <w:t xml:space="preserve">     …</w:t>
       </w:r>
     </w:p>
@@ -1273,30 +2521,55 @@
           <w:sz w:val="32"/>
           <w:szCs w:val="32"/>
         </w:rPr>
-        <w:t>class APICaller {</w:t>
-      </w:r>
-    </w:p>
-    <w:p>
-      <w:pPr>
-        <w:jc w:val="both"/>
-        <w:rPr>
-          <w:b/>
-          <w:bCs/>
-          <w:color w:val="D86DCB" w:themeColor="accent5" w:themeTint="99"/>
-          <w:sz w:val="32"/>
-          <w:szCs w:val="32"/>
-        </w:rPr>
-      </w:pPr>
-      <w:r>
-        <w:rPr>
-          <w:b/>
-          <w:bCs/>
-          <w:color w:val="D86DCB" w:themeColor="accent5" w:themeTint="99"/>
-          <w:sz w:val="32"/>
-          <w:szCs w:val="32"/>
-        </w:rPr>
-        <w:t xml:space="preserve">     final String? Function() </w:t>
-      </w:r>
+        <w:t xml:space="preserve">final </w:t>
+      </w:r>
+      <w:proofErr w:type="spellStart"/>
+      <w:r>
+        <w:rPr>
+          <w:b/>
+          <w:bCs/>
+          <w:color w:val="D86DCB" w:themeColor="accent5" w:themeTint="99"/>
+          <w:sz w:val="32"/>
+          <w:szCs w:val="32"/>
+        </w:rPr>
+        <w:t>apiCaller</w:t>
+      </w:r>
+      <w:proofErr w:type="spellEnd"/>
+      <w:r>
+        <w:rPr>
+          <w:b/>
+          <w:bCs/>
+          <w:color w:val="D86DCB" w:themeColor="accent5" w:themeTint="99"/>
+          <w:sz w:val="32"/>
+          <w:szCs w:val="32"/>
+        </w:rPr>
+        <w:t xml:space="preserve"> = </w:t>
+      </w:r>
+      <w:proofErr w:type="spellStart"/>
+      <w:proofErr w:type="gramStart"/>
+      <w:r>
+        <w:rPr>
+          <w:b/>
+          <w:bCs/>
+          <w:color w:val="D86DCB" w:themeColor="accent5" w:themeTint="99"/>
+          <w:sz w:val="32"/>
+          <w:szCs w:val="32"/>
+        </w:rPr>
+        <w:t>APICaller</w:t>
+      </w:r>
+      <w:proofErr w:type="spellEnd"/>
+      <w:r>
+        <w:rPr>
+          <w:b/>
+          <w:bCs/>
+          <w:color w:val="D86DCB" w:themeColor="accent5" w:themeTint="99"/>
+          <w:sz w:val="32"/>
+          <w:szCs w:val="32"/>
+        </w:rPr>
+        <w:t>(</w:t>
+      </w:r>
+      <w:proofErr w:type="spellStart"/>
+      <w:proofErr w:type="gramEnd"/>
       <w:r>
         <w:rPr>
           <w:b/>
@@ -1315,228 +2588,66 @@
           <w:sz w:val="32"/>
           <w:szCs w:val="32"/>
         </w:rPr>
-        <w:t>oken;</w:t>
-      </w:r>
-    </w:p>
-    <w:p>
-      <w:pPr>
-        <w:jc w:val="both"/>
-        <w:rPr>
-          <w:b/>
-          <w:bCs/>
-          <w:color w:val="D86DCB" w:themeColor="accent5" w:themeTint="99"/>
-          <w:sz w:val="32"/>
-          <w:szCs w:val="32"/>
-        </w:rPr>
-      </w:pPr>
-      <w:r>
-        <w:rPr>
-          <w:b/>
-          <w:bCs/>
-          <w:color w:val="D86DCB" w:themeColor="accent5" w:themeTint="99"/>
-          <w:sz w:val="32"/>
-          <w:szCs w:val="32"/>
-        </w:rPr>
-        <w:t xml:space="preserve">     APICaller({required this.token);</w:t>
-      </w:r>
-    </w:p>
-    <w:p>
-      <w:pPr>
-        <w:jc w:val="both"/>
-        <w:rPr>
-          <w:b/>
-          <w:bCs/>
-          <w:color w:val="D86DCB" w:themeColor="accent5" w:themeTint="99"/>
-          <w:sz w:val="32"/>
-          <w:szCs w:val="32"/>
-        </w:rPr>
-      </w:pPr>
-      <w:r>
-        <w:rPr>
-          <w:b/>
-          <w:bCs/>
-          <w:color w:val="D86DCB" w:themeColor="accent5" w:themeTint="99"/>
-          <w:sz w:val="32"/>
-          <w:szCs w:val="32"/>
-        </w:rPr>
-        <w:t xml:space="preserve">     …</w:t>
-      </w:r>
-    </w:p>
-    <w:p>
-      <w:pPr>
-        <w:jc w:val="both"/>
-        <w:rPr>
-          <w:b/>
-          <w:bCs/>
-          <w:color w:val="D86DCB" w:themeColor="accent5" w:themeTint="99"/>
-          <w:sz w:val="32"/>
-          <w:szCs w:val="32"/>
-        </w:rPr>
-      </w:pPr>
-      <w:r>
-        <w:rPr>
-          <w:b/>
-          <w:bCs/>
-          <w:color w:val="D86DCB" w:themeColor="accent5" w:themeTint="99"/>
-          <w:sz w:val="32"/>
-          <w:szCs w:val="32"/>
-        </w:rPr>
-        <w:t xml:space="preserve">     {</w:t>
-      </w:r>
-    </w:p>
-    <w:p>
-      <w:pPr>
-        <w:jc w:val="both"/>
-        <w:rPr>
-          <w:b/>
-          <w:bCs/>
-          <w:color w:val="D86DCB" w:themeColor="accent5" w:themeTint="99"/>
-          <w:sz w:val="32"/>
-          <w:szCs w:val="32"/>
-        </w:rPr>
-      </w:pPr>
-      <w:r>
-        <w:rPr>
-          <w:b/>
-          <w:bCs/>
-          <w:color w:val="D86DCB" w:themeColor="accent5" w:themeTint="99"/>
-          <w:sz w:val="32"/>
-          <w:szCs w:val="32"/>
-        </w:rPr>
-        <w:t xml:space="preserve">        “token” : </w:t>
-      </w:r>
-      <w:r>
-        <w:rPr>
-          <w:b/>
-          <w:bCs/>
-          <w:color w:val="D86DCB" w:themeColor="accent5" w:themeTint="99"/>
-          <w:sz w:val="32"/>
-          <w:szCs w:val="32"/>
-        </w:rPr>
-        <w:t>getT</w:t>
-      </w:r>
-      <w:r>
-        <w:rPr>
-          <w:b/>
-          <w:bCs/>
-          <w:color w:val="D86DCB" w:themeColor="accent5" w:themeTint="99"/>
-          <w:sz w:val="32"/>
-          <w:szCs w:val="32"/>
-        </w:rPr>
-        <w:t>oken,</w:t>
-      </w:r>
-    </w:p>
-    <w:p>
-      <w:pPr>
-        <w:jc w:val="both"/>
-        <w:rPr>
-          <w:b/>
-          <w:bCs/>
-          <w:color w:val="D86DCB" w:themeColor="accent5" w:themeTint="99"/>
-          <w:sz w:val="32"/>
-          <w:szCs w:val="32"/>
-        </w:rPr>
-      </w:pPr>
-      <w:r>
-        <w:rPr>
-          <w:b/>
-          <w:bCs/>
-          <w:color w:val="D86DCB" w:themeColor="accent5" w:themeTint="99"/>
-          <w:sz w:val="32"/>
-          <w:szCs w:val="32"/>
-        </w:rPr>
-        <w:t xml:space="preserve">     …</w:t>
-      </w:r>
-    </w:p>
-    <w:p>
-      <w:pPr>
-        <w:jc w:val="both"/>
-        <w:rPr>
-          <w:b/>
-          <w:bCs/>
-          <w:color w:val="D86DCB" w:themeColor="accent5" w:themeTint="99"/>
-          <w:sz w:val="32"/>
-          <w:szCs w:val="32"/>
-        </w:rPr>
-      </w:pPr>
-      <w:r>
-        <w:rPr>
-          <w:b/>
-          <w:bCs/>
-          <w:color w:val="D86DCB" w:themeColor="accent5" w:themeTint="99"/>
-          <w:sz w:val="32"/>
-          <w:szCs w:val="32"/>
-        </w:rPr>
-        <w:t>}</w:t>
-      </w:r>
-    </w:p>
-    <w:p>
-      <w:pPr>
-        <w:jc w:val="both"/>
-        <w:rPr>
-          <w:b/>
-          <w:bCs/>
-          <w:color w:val="D86DCB" w:themeColor="accent5" w:themeTint="99"/>
-          <w:sz w:val="32"/>
-          <w:szCs w:val="32"/>
-        </w:rPr>
-      </w:pPr>
-      <w:r>
-        <w:rPr>
-          <w:b/>
-          <w:bCs/>
-          <w:color w:val="D86DCB" w:themeColor="accent5" w:themeTint="99"/>
-          <w:sz w:val="32"/>
-          <w:szCs w:val="32"/>
-        </w:rPr>
-        <w:t>final apiCaller = APICaller(</w:t>
-      </w:r>
-      <w:r>
-        <w:rPr>
-          <w:b/>
-          <w:bCs/>
-          <w:color w:val="D86DCB" w:themeColor="accent5" w:themeTint="99"/>
-          <w:sz w:val="32"/>
-          <w:szCs w:val="32"/>
-        </w:rPr>
-        <w:t>getT</w:t>
-      </w:r>
-      <w:r>
-        <w:rPr>
-          <w:b/>
-          <w:bCs/>
-          <w:color w:val="D86DCB" w:themeColor="accent5" w:themeTint="99"/>
-          <w:sz w:val="32"/>
-          <w:szCs w:val="32"/>
-        </w:rPr>
-        <w:t>oken: () =&gt; AuthProvider.token);</w:t>
-      </w:r>
-    </w:p>
-    <w:p>
-      <w:pPr>
-        <w:jc w:val="both"/>
-        <w:rPr>
-          <w:sz w:val="32"/>
-          <w:szCs w:val="32"/>
-        </w:rPr>
-      </w:pPr>
-    </w:p>
-    <w:p>
-      <w:pPr>
-        <w:jc w:val="both"/>
-        <w:rPr>
-          <w:sz w:val="32"/>
-          <w:szCs w:val="32"/>
-        </w:rPr>
-      </w:pPr>
-      <w:r>
-        <w:rPr>
-          <w:b/>
-          <w:bCs/>
-          <w:sz w:val="32"/>
-          <w:szCs w:val="32"/>
-        </w:rPr>
-        <w:lastRenderedPageBreak/>
+        <w:t>oken</w:t>
+      </w:r>
+      <w:proofErr w:type="spellEnd"/>
+      <w:r>
+        <w:rPr>
+          <w:b/>
+          <w:bCs/>
+          <w:color w:val="D86DCB" w:themeColor="accent5" w:themeTint="99"/>
+          <w:sz w:val="32"/>
+          <w:szCs w:val="32"/>
+        </w:rPr>
+        <w:t xml:space="preserve">: () =&gt; </w:t>
+      </w:r>
+      <w:proofErr w:type="spellStart"/>
+      <w:r>
+        <w:rPr>
+          <w:b/>
+          <w:bCs/>
+          <w:color w:val="D86DCB" w:themeColor="accent5" w:themeTint="99"/>
+          <w:sz w:val="32"/>
+          <w:szCs w:val="32"/>
+        </w:rPr>
+        <w:t>AuthProvider.token</w:t>
+      </w:r>
+      <w:proofErr w:type="spellEnd"/>
+      <w:r>
+        <w:rPr>
+          <w:b/>
+          <w:bCs/>
+          <w:color w:val="D86DCB" w:themeColor="accent5" w:themeTint="99"/>
+          <w:sz w:val="32"/>
+          <w:szCs w:val="32"/>
+        </w:rPr>
+        <w:t>);</w:t>
+      </w:r>
+    </w:p>
+    <w:p>
+      <w:pPr>
+        <w:jc w:val="both"/>
+        <w:rPr>
+          <w:sz w:val="32"/>
+          <w:szCs w:val="32"/>
+        </w:rPr>
+      </w:pPr>
+    </w:p>
+    <w:p>
+      <w:pPr>
+        <w:jc w:val="both"/>
+        <w:rPr>
+          <w:sz w:val="32"/>
+          <w:szCs w:val="32"/>
+        </w:rPr>
+      </w:pPr>
+      <w:r>
+        <w:rPr>
+          <w:b/>
+          <w:bCs/>
+          <w:sz w:val="32"/>
+          <w:szCs w:val="32"/>
+        </w:rPr>
         <w:t>N</w:t>
       </w:r>
       <w:r>
@@ -1592,14 +2703,36 @@
         </w:rPr>
         <w:t xml:space="preserve"> like </w:t>
       </w:r>
-      <w:r>
-        <w:rPr>
-          <w:b/>
-          <w:bCs/>
-          <w:sz w:val="32"/>
-          <w:szCs w:val="32"/>
-        </w:rPr>
-        <w:t>getToken()</w:t>
+      <w:proofErr w:type="spellStart"/>
+      <w:proofErr w:type="gramStart"/>
+      <w:r>
+        <w:rPr>
+          <w:b/>
+          <w:bCs/>
+          <w:sz w:val="32"/>
+          <w:szCs w:val="32"/>
+        </w:rPr>
+        <w:t>getToken</w:t>
+      </w:r>
+      <w:proofErr w:type="spellEnd"/>
+      <w:r>
+        <w:rPr>
+          <w:b/>
+          <w:bCs/>
+          <w:sz w:val="32"/>
+          <w:szCs w:val="32"/>
+        </w:rPr>
+        <w:t>(</w:t>
+      </w:r>
+      <w:proofErr w:type="gramEnd"/>
+      <w:r>
+        <w:rPr>
+          <w:b/>
+          <w:bCs/>
+          <w:sz w:val="32"/>
+          <w:szCs w:val="32"/>
+        </w:rPr>
+        <w:t>)</w:t>
       </w:r>
       <w:r>
         <w:rPr>
@@ -1720,6 +2853,7 @@
         </w:rPr>
         <w:tab/>
       </w:r>
+      <w:proofErr w:type="gramStart"/>
       <w:r>
         <w:rPr>
           <w:sz w:val="32"/>
@@ -1735,7 +2869,18 @@
           <w:sz w:val="32"/>
           <w:szCs w:val="32"/>
         </w:rPr>
-        <w:t>( ) {  }</w:t>
+        <w:t>( )</w:t>
+      </w:r>
+      <w:proofErr w:type="gramEnd"/>
+      <w:r>
+        <w:rPr>
+          <w:b/>
+          <w:bCs/>
+          <w:color w:val="D86DCB" w:themeColor="accent5" w:themeTint="99"/>
+          <w:sz w:val="32"/>
+          <w:szCs w:val="32"/>
+        </w:rPr>
+        <w:t xml:space="preserve"> {  }</w:t>
       </w:r>
     </w:p>
     <w:p>
@@ -1789,67 +2934,179 @@
           <w:sz w:val="32"/>
           <w:szCs w:val="32"/>
         </w:rPr>
-        <w:t># This lambda returns the cancelNewTask function itself.</w:t>
-      </w:r>
-    </w:p>
-    <w:p>
-      <w:pPr>
-        <w:jc w:val="both"/>
-        <w:rPr>
-          <w:b/>
-          <w:bCs/>
-          <w:color w:val="D86DCB" w:themeColor="accent5" w:themeTint="99"/>
-          <w:sz w:val="32"/>
-          <w:szCs w:val="32"/>
-        </w:rPr>
-      </w:pPr>
-      <w:r>
-        <w:rPr>
-          <w:b/>
-          <w:bCs/>
-          <w:color w:val="D86DCB" w:themeColor="accent5" w:themeTint="99"/>
-          <w:sz w:val="32"/>
-          <w:szCs w:val="32"/>
-        </w:rPr>
-        <w:t>onCancel: () =&gt; cancelNewTastk,</w:t>
-      </w:r>
-    </w:p>
-    <w:p>
-      <w:pPr>
-        <w:jc w:val="both"/>
-        <w:rPr>
-          <w:sz w:val="32"/>
-          <w:szCs w:val="32"/>
-        </w:rPr>
-      </w:pPr>
-      <w:r>
-        <w:rPr>
-          <w:sz w:val="32"/>
-          <w:szCs w:val="32"/>
-        </w:rPr>
-        <w:t># This calls the cancelNewTask function in the lambda function. In this way for logic can be applied for future use.</w:t>
-      </w:r>
-    </w:p>
-    <w:p>
-      <w:pPr>
-        <w:jc w:val="both"/>
-        <w:rPr>
-          <w:b/>
-          <w:bCs/>
-          <w:color w:val="D86DCB" w:themeColor="accent5" w:themeTint="99"/>
-          <w:sz w:val="32"/>
-          <w:szCs w:val="32"/>
-        </w:rPr>
-      </w:pPr>
-      <w:r>
-        <w:rPr>
-          <w:b/>
-          <w:bCs/>
-          <w:color w:val="D86DCB" w:themeColor="accent5" w:themeTint="99"/>
-          <w:sz w:val="32"/>
-          <w:szCs w:val="32"/>
-        </w:rPr>
-        <w:t>onCanel: () =&gt; cancelNewTask(),</w:t>
+        <w:t xml:space="preserve"># This lambda returns the </w:t>
+      </w:r>
+      <w:proofErr w:type="spellStart"/>
+      <w:r>
+        <w:rPr>
+          <w:sz w:val="32"/>
+          <w:szCs w:val="32"/>
+        </w:rPr>
+        <w:t>cancelNewTask</w:t>
+      </w:r>
+      <w:proofErr w:type="spellEnd"/>
+      <w:r>
+        <w:rPr>
+          <w:sz w:val="32"/>
+          <w:szCs w:val="32"/>
+        </w:rPr>
+        <w:t xml:space="preserve"> function itself.</w:t>
+      </w:r>
+    </w:p>
+    <w:p>
+      <w:pPr>
+        <w:jc w:val="both"/>
+        <w:rPr>
+          <w:b/>
+          <w:bCs/>
+          <w:color w:val="D86DCB" w:themeColor="accent5" w:themeTint="99"/>
+          <w:sz w:val="32"/>
+          <w:szCs w:val="32"/>
+        </w:rPr>
+      </w:pPr>
+      <w:proofErr w:type="spellStart"/>
+      <w:r>
+        <w:rPr>
+          <w:b/>
+          <w:bCs/>
+          <w:color w:val="D86DCB" w:themeColor="accent5" w:themeTint="99"/>
+          <w:sz w:val="32"/>
+          <w:szCs w:val="32"/>
+        </w:rPr>
+        <w:t>onCancel</w:t>
+      </w:r>
+      <w:proofErr w:type="spellEnd"/>
+      <w:r>
+        <w:rPr>
+          <w:b/>
+          <w:bCs/>
+          <w:color w:val="D86DCB" w:themeColor="accent5" w:themeTint="99"/>
+          <w:sz w:val="32"/>
+          <w:szCs w:val="32"/>
+        </w:rPr>
+        <w:t xml:space="preserve">: () =&gt; </w:t>
+      </w:r>
+      <w:proofErr w:type="spellStart"/>
+      <w:r>
+        <w:rPr>
+          <w:b/>
+          <w:bCs/>
+          <w:color w:val="D86DCB" w:themeColor="accent5" w:themeTint="99"/>
+          <w:sz w:val="32"/>
+          <w:szCs w:val="32"/>
+        </w:rPr>
+        <w:t>cancelNewTastk</w:t>
+      </w:r>
+      <w:proofErr w:type="spellEnd"/>
+      <w:r>
+        <w:rPr>
+          <w:b/>
+          <w:bCs/>
+          <w:color w:val="D86DCB" w:themeColor="accent5" w:themeTint="99"/>
+          <w:sz w:val="32"/>
+          <w:szCs w:val="32"/>
+        </w:rPr>
+        <w:t>,</w:t>
+      </w:r>
+    </w:p>
+    <w:p>
+      <w:pPr>
+        <w:jc w:val="both"/>
+        <w:rPr>
+          <w:sz w:val="32"/>
+          <w:szCs w:val="32"/>
+        </w:rPr>
+      </w:pPr>
+      <w:r>
+        <w:rPr>
+          <w:sz w:val="32"/>
+          <w:szCs w:val="32"/>
+        </w:rPr>
+        <w:t xml:space="preserve"># This calls the </w:t>
+      </w:r>
+      <w:proofErr w:type="spellStart"/>
+      <w:r>
+        <w:rPr>
+          <w:sz w:val="32"/>
+          <w:szCs w:val="32"/>
+        </w:rPr>
+        <w:t>cancelNewTask</w:t>
+      </w:r>
+      <w:proofErr w:type="spellEnd"/>
+      <w:r>
+        <w:rPr>
+          <w:sz w:val="32"/>
+          <w:szCs w:val="32"/>
+        </w:rPr>
+        <w:t xml:space="preserve"> function in the lambda function. In this way for logic can be applied for future use.</w:t>
+      </w:r>
+    </w:p>
+    <w:p>
+      <w:pPr>
+        <w:jc w:val="both"/>
+        <w:rPr>
+          <w:b/>
+          <w:bCs/>
+          <w:color w:val="D86DCB" w:themeColor="accent5" w:themeTint="99"/>
+          <w:sz w:val="32"/>
+          <w:szCs w:val="32"/>
+        </w:rPr>
+      </w:pPr>
+      <w:proofErr w:type="spellStart"/>
+      <w:r>
+        <w:rPr>
+          <w:b/>
+          <w:bCs/>
+          <w:color w:val="D86DCB" w:themeColor="accent5" w:themeTint="99"/>
+          <w:sz w:val="32"/>
+          <w:szCs w:val="32"/>
+        </w:rPr>
+        <w:t>onCanel</w:t>
+      </w:r>
+      <w:proofErr w:type="spellEnd"/>
+      <w:r>
+        <w:rPr>
+          <w:b/>
+          <w:bCs/>
+          <w:color w:val="D86DCB" w:themeColor="accent5" w:themeTint="99"/>
+          <w:sz w:val="32"/>
+          <w:szCs w:val="32"/>
+        </w:rPr>
+        <w:t xml:space="preserve">: () =&gt; </w:t>
+      </w:r>
+      <w:proofErr w:type="spellStart"/>
+      <w:proofErr w:type="gramStart"/>
+      <w:r>
+        <w:rPr>
+          <w:b/>
+          <w:bCs/>
+          <w:color w:val="D86DCB" w:themeColor="accent5" w:themeTint="99"/>
+          <w:sz w:val="32"/>
+          <w:szCs w:val="32"/>
+        </w:rPr>
+        <w:t>cancelNewTask</w:t>
+      </w:r>
+      <w:proofErr w:type="spellEnd"/>
+      <w:r>
+        <w:rPr>
+          <w:b/>
+          <w:bCs/>
+          <w:color w:val="D86DCB" w:themeColor="accent5" w:themeTint="99"/>
+          <w:sz w:val="32"/>
+          <w:szCs w:val="32"/>
+        </w:rPr>
+        <w:t>(</w:t>
+      </w:r>
+      <w:proofErr w:type="gramEnd"/>
+      <w:r>
+        <w:rPr>
+          <w:b/>
+          <w:bCs/>
+          <w:color w:val="D86DCB" w:themeColor="accent5" w:themeTint="99"/>
+          <w:sz w:val="32"/>
+          <w:szCs w:val="32"/>
+        </w:rPr>
+        <w:t>),</w:t>
       </w:r>
     </w:p>
     <w:p>

--- a/d8_callback_and_lambda_funtions_of_flutter.docx
+++ b/d8_callback_and_lambda_funtions_of_flutter.docx
@@ -26,6 +26,11 @@
     </w:p>
     <w:p>
       <w:pPr>
+        <w:pStyle w:val="ListParagraph"/>
+        <w:numPr>
+          <w:ilvl w:val="0"/>
+          <w:numId w:val="1"/>
+        </w:numPr>
         <w:jc w:val="both"/>
         <w:rPr>
           <w:rFonts w:ascii="Calibri" w:hAnsi="Calibri" w:cs="Calibri"/>
@@ -33,21 +38,109 @@
           <w:szCs w:val="32"/>
         </w:rPr>
       </w:pPr>
-    </w:p>
-    <w:p>
-      <w:pPr>
+      <w:r>
         <w:rPr>
           <w:rFonts w:ascii="Calibri" w:hAnsi="Calibri" w:cs="Calibri"/>
           <w:sz w:val="32"/>
           <w:szCs w:val="32"/>
         </w:rPr>
-      </w:pPr>
+        <w:t>Callback Functions</w:t>
+      </w:r>
       <w:r>
         <w:rPr>
           <w:rFonts w:ascii="Calibri" w:hAnsi="Calibri" w:cs="Calibri"/>
           <w:sz w:val="32"/>
           <w:szCs w:val="32"/>
         </w:rPr>
+        <w:t>…………………………………………………………………….…2</w:t>
+      </w:r>
+    </w:p>
+    <w:p>
+      <w:pPr>
+        <w:pStyle w:val="ListParagraph"/>
+        <w:numPr>
+          <w:ilvl w:val="0"/>
+          <w:numId w:val="1"/>
+        </w:numPr>
+        <w:jc w:val="both"/>
+        <w:rPr>
+          <w:rFonts w:ascii="Calibri" w:hAnsi="Calibri" w:cs="Calibri"/>
+          <w:sz w:val="32"/>
+          <w:szCs w:val="32"/>
+        </w:rPr>
+      </w:pPr>
+      <w:r>
+        <w:rPr>
+          <w:rFonts w:ascii="Calibri" w:hAnsi="Calibri" w:cs="Calibri"/>
+          <w:sz w:val="32"/>
+          <w:szCs w:val="32"/>
+        </w:rPr>
+        <w:t xml:space="preserve">Passing </w:t>
+      </w:r>
+      <w:r>
+        <w:rPr>
+          <w:rFonts w:ascii="Calibri" w:hAnsi="Calibri" w:cs="Calibri"/>
+          <w:b/>
+          <w:bCs/>
+          <w:sz w:val="32"/>
+          <w:szCs w:val="32"/>
+        </w:rPr>
+        <w:t>Function()</w:t>
+      </w:r>
+      <w:r>
+        <w:rPr>
+          <w:rFonts w:ascii="Calibri" w:hAnsi="Calibri" w:cs="Calibri"/>
+          <w:sz w:val="32"/>
+          <w:szCs w:val="32"/>
+        </w:rPr>
+        <w:t xml:space="preserve"> as parameter for Calling it</w:t>
+      </w:r>
+      <w:r>
+        <w:rPr>
+          <w:rFonts w:ascii="Calibri" w:hAnsi="Calibri" w:cs="Calibri"/>
+          <w:sz w:val="32"/>
+          <w:szCs w:val="32"/>
+        </w:rPr>
+        <w:t>……………………………….4</w:t>
+      </w:r>
+    </w:p>
+    <w:p>
+      <w:pPr>
+        <w:pStyle w:val="ListParagraph"/>
+        <w:numPr>
+          <w:ilvl w:val="0"/>
+          <w:numId w:val="1"/>
+        </w:numPr>
+        <w:jc w:val="both"/>
+        <w:rPr>
+          <w:rFonts w:ascii="Calibri" w:hAnsi="Calibri" w:cs="Calibri"/>
+          <w:sz w:val="32"/>
+          <w:szCs w:val="32"/>
+        </w:rPr>
+      </w:pPr>
+      <w:r>
+        <w:rPr>
+          <w:rFonts w:ascii="Calibri" w:hAnsi="Calibri" w:cs="Calibri"/>
+          <w:sz w:val="32"/>
+          <w:szCs w:val="32"/>
+        </w:rPr>
+        <w:t>Lambda or Anonymous Functions…………………………………………………5</w:t>
+      </w:r>
+    </w:p>
+    <w:p>
+      <w:pPr>
+        <w:rPr>
+          <w:rFonts w:ascii="Calibri" w:hAnsi="Calibri" w:cs="Calibri"/>
+          <w:sz w:val="32"/>
+          <w:szCs w:val="32"/>
+        </w:rPr>
+      </w:pPr>
+      <w:r>
+        <w:rPr>
+          <w:rFonts w:ascii="Calibri" w:hAnsi="Calibri" w:cs="Calibri"/>
+          <w:sz w:val="32"/>
+          <w:szCs w:val="32"/>
+        </w:rPr>
         <w:br w:type="page"/>
       </w:r>
     </w:p>
@@ -56,30 +149,21 @@
         <w:jc w:val="both"/>
         <w:rPr>
           <w:rFonts w:ascii="Calibri" w:hAnsi="Calibri" w:cs="Calibri"/>
-          <w:sz w:val="36"/>
-          <w:szCs w:val="36"/>
-        </w:rPr>
-      </w:pPr>
-    </w:p>
-    <w:p>
-      <w:pPr>
-        <w:jc w:val="both"/>
-        <w:rPr>
-          <w:rFonts w:ascii="Calibri" w:hAnsi="Calibri" w:cs="Calibri"/>
-          <w:b/>
-          <w:bCs/>
-          <w:sz w:val="36"/>
-          <w:szCs w:val="36"/>
-        </w:rPr>
-      </w:pPr>
-      <w:r>
-        <w:rPr>
-          <w:rFonts w:ascii="Calibri" w:hAnsi="Calibri" w:cs="Calibri"/>
-          <w:b/>
-          <w:bCs/>
-          <w:sz w:val="36"/>
-          <w:szCs w:val="36"/>
-        </w:rPr>
+          <w:b/>
+          <w:bCs/>
+          <w:sz w:val="36"/>
+          <w:szCs w:val="36"/>
+        </w:rPr>
+      </w:pPr>
+      <w:r>
+        <w:rPr>
+          <w:rFonts w:ascii="Calibri" w:hAnsi="Calibri" w:cs="Calibri"/>
+          <w:b/>
+          <w:bCs/>
+          <w:sz w:val="36"/>
+          <w:szCs w:val="36"/>
+        </w:rPr>
+        <w:lastRenderedPageBreak/>
         <w:t>Callback Functions:</w:t>
       </w:r>
     </w:p>
@@ -100,16 +184,16 @@
         </w:rPr>
         <w:t xml:space="preserve"># Callback functions call a function from another file like </w:t>
       </w:r>
-      <w:proofErr w:type="spellStart"/>
-      <w:r>
-        <w:rPr>
-          <w:rFonts w:ascii="Calibri" w:hAnsi="Calibri" w:cs="Calibri"/>
+      <w:r>
+        <w:rPr>
+          <w:rFonts w:ascii="Calibri" w:hAnsi="Calibri" w:cs="Calibri"/>
+          <w:b/>
+          <w:bCs/>
           <w:sz w:val="36"/>
           <w:szCs w:val="36"/>
         </w:rPr>
         <w:t>home_page</w:t>
       </w:r>
-      <w:proofErr w:type="spellEnd"/>
       <w:r>
         <w:rPr>
           <w:rFonts w:ascii="Calibri" w:hAnsi="Calibri" w:cs="Calibri"/>
@@ -118,51 +202,162 @@
         </w:rPr>
         <w:t xml:space="preserve"> it does not return a value, but it may take a parameter. 3 common functions </w:t>
       </w:r>
-      <w:proofErr w:type="gramStart"/>
-      <w:r>
-        <w:rPr>
-          <w:rFonts w:ascii="Calibri" w:hAnsi="Calibri" w:cs="Calibri"/>
-          <w:sz w:val="36"/>
-          <w:szCs w:val="36"/>
-        </w:rPr>
-        <w:t>are :</w:t>
-      </w:r>
-      <w:proofErr w:type="gramEnd"/>
-      <w:r>
-        <w:rPr>
-          <w:rFonts w:ascii="Calibri" w:hAnsi="Calibri" w:cs="Calibri"/>
-          <w:sz w:val="36"/>
-          <w:szCs w:val="36"/>
-        </w:rPr>
-        <w:t>-</w:t>
-      </w:r>
-    </w:p>
-    <w:p>
-      <w:pPr>
-        <w:jc w:val="both"/>
-        <w:rPr>
-          <w:rFonts w:ascii="Calibri" w:hAnsi="Calibri" w:cs="Calibri"/>
-          <w:sz w:val="36"/>
-          <w:szCs w:val="36"/>
-        </w:rPr>
-      </w:pPr>
-      <w:proofErr w:type="spellStart"/>
-      <w:r>
-        <w:rPr>
-          <w:rFonts w:ascii="Calibri" w:hAnsi="Calibri" w:cs="Calibri"/>
+      <w:r>
+        <w:rPr>
+          <w:rFonts w:ascii="Calibri" w:hAnsi="Calibri" w:cs="Calibri"/>
+          <w:sz w:val="36"/>
+          <w:szCs w:val="36"/>
+        </w:rPr>
+        <w:t>are:</w:t>
+      </w:r>
+    </w:p>
+    <w:p>
+      <w:pPr>
+        <w:jc w:val="both"/>
+        <w:rPr>
+          <w:rFonts w:ascii="Calibri" w:hAnsi="Calibri" w:cs="Calibri"/>
+          <w:sz w:val="36"/>
+          <w:szCs w:val="36"/>
+        </w:rPr>
+      </w:pPr>
+    </w:p>
+    <w:p>
+      <w:pPr>
+        <w:jc w:val="both"/>
+        <w:rPr>
+          <w:rFonts w:ascii="Calibri" w:hAnsi="Calibri" w:cs="Calibri"/>
+          <w:sz w:val="36"/>
+          <w:szCs w:val="36"/>
+        </w:rPr>
+      </w:pPr>
+      <w:r>
+        <w:rPr>
+          <w:rFonts w:ascii="Calibri" w:hAnsi="Calibri" w:cs="Calibri"/>
+          <w:sz w:val="36"/>
+          <w:szCs w:val="36"/>
+        </w:rPr>
+        <w:t>VoidCallback:</w:t>
+      </w:r>
+    </w:p>
+    <w:p>
+      <w:pPr>
+        <w:jc w:val="both"/>
+        <w:rPr>
+          <w:rFonts w:ascii="Calibri" w:hAnsi="Calibri" w:cs="Calibri"/>
+          <w:sz w:val="36"/>
+          <w:szCs w:val="36"/>
+        </w:rPr>
+      </w:pPr>
+      <w:r>
+        <w:rPr>
+          <w:rFonts w:ascii="Calibri" w:hAnsi="Calibri" w:cs="Calibri"/>
+          <w:sz w:val="36"/>
+          <w:szCs w:val="36"/>
+        </w:rPr>
+        <w:t>#</w:t>
+      </w:r>
+      <w:r>
+        <w:rPr>
+          <w:rFonts w:ascii="Calibri" w:hAnsi="Calibri" w:cs="Calibri"/>
+          <w:b/>
+          <w:bCs/>
+          <w:sz w:val="36"/>
+          <w:szCs w:val="36"/>
+        </w:rPr>
+        <w:t xml:space="preserve"> VoidCallback</w:t>
+      </w:r>
+      <w:r>
+        <w:rPr>
+          <w:rFonts w:ascii="Calibri" w:hAnsi="Calibri" w:cs="Calibri"/>
+          <w:sz w:val="36"/>
+          <w:szCs w:val="36"/>
+        </w:rPr>
+        <w:t xml:space="preserve"> calls a function, does not accept parameter and return type is void means nothing is returned. Used for buttons, simple taps where not data is passed.</w:t>
+      </w:r>
+    </w:p>
+    <w:p>
+      <w:pPr>
+        <w:jc w:val="both"/>
+        <w:rPr>
+          <w:rFonts w:ascii="Calibri" w:hAnsi="Calibri" w:cs="Calibri"/>
+          <w:b/>
+          <w:bCs/>
+          <w:color w:val="D86DCB" w:themeColor="accent5" w:themeTint="99"/>
+          <w:sz w:val="36"/>
+          <w:szCs w:val="36"/>
+        </w:rPr>
+      </w:pPr>
+      <w:r>
+        <w:rPr>
+          <w:rFonts w:ascii="Calibri" w:hAnsi="Calibri" w:cs="Calibri"/>
+          <w:b/>
+          <w:bCs/>
+          <w:color w:val="D86DCB" w:themeColor="accent5" w:themeTint="99"/>
           <w:sz w:val="36"/>
           <w:szCs w:val="36"/>
         </w:rPr>
         <w:t>VoidCallback</w:t>
       </w:r>
-      <w:proofErr w:type="spellEnd"/>
-      <w:r>
-        <w:rPr>
-          <w:rFonts w:ascii="Calibri" w:hAnsi="Calibri" w:cs="Calibri"/>
-          <w:sz w:val="36"/>
-          <w:szCs w:val="36"/>
-        </w:rPr>
-        <w:t>:</w:t>
+      <w:r>
+        <w:rPr>
+          <w:rFonts w:ascii="Calibri" w:hAnsi="Calibri" w:cs="Calibri"/>
+          <w:b/>
+          <w:bCs/>
+          <w:color w:val="D86DCB" w:themeColor="accent5" w:themeTint="99"/>
+          <w:sz w:val="36"/>
+          <w:szCs w:val="36"/>
+        </w:rPr>
+        <w:tab/>
+      </w:r>
+      <w:r>
+        <w:rPr>
+          <w:rFonts w:ascii="Calibri" w:hAnsi="Calibri" w:cs="Calibri"/>
+          <w:b/>
+          <w:bCs/>
+          <w:color w:val="D86DCB" w:themeColor="accent5" w:themeTint="99"/>
+          <w:sz w:val="36"/>
+          <w:szCs w:val="36"/>
+        </w:rPr>
+        <w:t xml:space="preserve">   </w:t>
+      </w:r>
+      <w:r>
+        <w:rPr>
+          <w:rFonts w:ascii="Calibri" w:hAnsi="Calibri" w:cs="Calibri"/>
+          <w:b/>
+          <w:bCs/>
+          <w:color w:val="D86DCB" w:themeColor="accent5" w:themeTint="99"/>
+          <w:sz w:val="36"/>
+          <w:szCs w:val="36"/>
+        </w:rPr>
+        <w:t>function_name;</w:t>
+      </w:r>
+    </w:p>
+    <w:p>
+      <w:pPr>
+        <w:jc w:val="both"/>
+        <w:rPr>
+          <w:rFonts w:ascii="Calibri" w:hAnsi="Calibri" w:cs="Calibri"/>
+          <w:sz w:val="36"/>
+          <w:szCs w:val="36"/>
+        </w:rPr>
+      </w:pPr>
+    </w:p>
+    <w:p>
+      <w:pPr>
+        <w:jc w:val="both"/>
+        <w:rPr>
+          <w:rFonts w:ascii="Calibri" w:hAnsi="Calibri" w:cs="Calibri"/>
+          <w:sz w:val="36"/>
+          <w:szCs w:val="36"/>
+        </w:rPr>
+      </w:pPr>
+      <w:r>
+        <w:rPr>
+          <w:rFonts w:ascii="Calibri" w:hAnsi="Calibri" w:cs="Calibri"/>
+          <w:sz w:val="36"/>
+          <w:szCs w:val="36"/>
+        </w:rPr>
+        <w:t>ValueChanged:</w:t>
       </w:r>
     </w:p>
     <w:p>
@@ -182,50 +377,75 @@
         </w:rPr>
         <w:t xml:space="preserve"># </w:t>
       </w:r>
-      <w:proofErr w:type="spellStart"/>
-      <w:r>
-        <w:rPr>
-          <w:rFonts w:ascii="Calibri" w:hAnsi="Calibri" w:cs="Calibri"/>
-          <w:sz w:val="36"/>
-          <w:szCs w:val="36"/>
-        </w:rPr>
-        <w:t>VoidCallback</w:t>
-      </w:r>
-      <w:proofErr w:type="spellEnd"/>
-      <w:r>
-        <w:rPr>
-          <w:rFonts w:ascii="Calibri" w:hAnsi="Calibri" w:cs="Calibri"/>
-          <w:sz w:val="36"/>
-          <w:szCs w:val="36"/>
-        </w:rPr>
-        <w:t xml:space="preserve"> calls a function, does not accept parameter and return type is void means nothing is returned. Used for buttons, simple taps where not data is passed.</w:t>
-      </w:r>
-    </w:p>
-    <w:p>
-      <w:pPr>
-        <w:jc w:val="both"/>
-        <w:rPr>
-          <w:rFonts w:ascii="Calibri" w:hAnsi="Calibri" w:cs="Calibri"/>
-          <w:b/>
-          <w:bCs/>
-          <w:color w:val="D86DCB" w:themeColor="accent5" w:themeTint="99"/>
-          <w:sz w:val="36"/>
-          <w:szCs w:val="36"/>
-        </w:rPr>
-      </w:pPr>
-      <w:proofErr w:type="spellStart"/>
-      <w:r>
-        <w:rPr>
-          <w:rFonts w:ascii="Calibri" w:hAnsi="Calibri" w:cs="Calibri"/>
-          <w:b/>
-          <w:bCs/>
-          <w:color w:val="D86DCB" w:themeColor="accent5" w:themeTint="99"/>
-          <w:sz w:val="36"/>
-          <w:szCs w:val="36"/>
-        </w:rPr>
-        <w:t>VoidCallback</w:t>
-      </w:r>
-      <w:proofErr w:type="spellEnd"/>
+      <w:r>
+        <w:rPr>
+          <w:rFonts w:ascii="Calibri" w:hAnsi="Calibri" w:cs="Calibri"/>
+          <w:b/>
+          <w:bCs/>
+          <w:sz w:val="36"/>
+          <w:szCs w:val="36"/>
+        </w:rPr>
+        <w:t>ValueChanged</w:t>
+      </w:r>
+      <w:r>
+        <w:rPr>
+          <w:rFonts w:ascii="Calibri" w:hAnsi="Calibri" w:cs="Calibri"/>
+          <w:b/>
+          <w:bCs/>
+          <w:sz w:val="36"/>
+          <w:szCs w:val="36"/>
+        </w:rPr>
+        <w:t>&lt;T&gt;</w:t>
+      </w:r>
+      <w:r>
+        <w:rPr>
+          <w:rFonts w:ascii="Calibri" w:hAnsi="Calibri" w:cs="Calibri"/>
+          <w:sz w:val="36"/>
+          <w:szCs w:val="36"/>
+        </w:rPr>
+        <w:t xml:space="preserve"> callback function accepts a parameter and does not return any value. Ensures type safety. Used for checkboxes, sliders that pass a value. It has to be wrapped by an anonymous or lambda function like </w:t>
+      </w:r>
+      <w:r>
+        <w:rPr>
+          <w:rFonts w:ascii="Calibri" w:hAnsi="Calibri" w:cs="Calibri"/>
+          <w:b/>
+          <w:bCs/>
+          <w:sz w:val="36"/>
+          <w:szCs w:val="36"/>
+        </w:rPr>
+        <w:t>(value) =&gt; function_name</w:t>
+      </w:r>
+      <w:r>
+        <w:rPr>
+          <w:rFonts w:ascii="Calibri" w:hAnsi="Calibri" w:cs="Calibri"/>
+          <w:sz w:val="36"/>
+          <w:szCs w:val="36"/>
+        </w:rPr>
+        <w:t xml:space="preserve"> in the assigned page. (value) comes internally from flutters checkbox.</w:t>
+      </w:r>
+    </w:p>
+    <w:p>
+      <w:pPr>
+        <w:jc w:val="both"/>
+        <w:rPr>
+          <w:rFonts w:ascii="Calibri" w:hAnsi="Calibri" w:cs="Calibri"/>
+          <w:b/>
+          <w:bCs/>
+          <w:sz w:val="36"/>
+          <w:szCs w:val="36"/>
+        </w:rPr>
+      </w:pPr>
+      <w:r>
+        <w:rPr>
+          <w:rFonts w:ascii="Calibri" w:hAnsi="Calibri" w:cs="Calibri"/>
+          <w:b/>
+          <w:bCs/>
+          <w:color w:val="D86DCB" w:themeColor="accent5" w:themeTint="99"/>
+          <w:sz w:val="36"/>
+          <w:szCs w:val="36"/>
+        </w:rPr>
+        <w:t>ValueChanged&lt;bool?&gt;?</w:t>
+      </w:r>
       <w:r>
         <w:rPr>
           <w:rFonts w:ascii="Calibri" w:hAnsi="Calibri" w:cs="Calibri"/>
@@ -236,246 +456,65 @@
           <w:szCs w:val="36"/>
         </w:rPr>
         <w:tab/>
-      </w:r>
-      <w:r>
-        <w:rPr>
-          <w:rFonts w:ascii="Calibri" w:hAnsi="Calibri" w:cs="Calibri"/>
-          <w:b/>
-          <w:bCs/>
-          <w:color w:val="D86DCB" w:themeColor="accent5" w:themeTint="99"/>
-          <w:sz w:val="36"/>
-          <w:szCs w:val="36"/>
-        </w:rPr>
-        <w:tab/>
-      </w:r>
-      <w:proofErr w:type="spellStart"/>
-      <w:r>
-        <w:rPr>
-          <w:rFonts w:ascii="Calibri" w:hAnsi="Calibri" w:cs="Calibri"/>
-          <w:b/>
-          <w:bCs/>
-          <w:color w:val="D86DCB" w:themeColor="accent5" w:themeTint="99"/>
-          <w:sz w:val="36"/>
-          <w:szCs w:val="36"/>
-        </w:rPr>
-        <w:t>function_name</w:t>
-      </w:r>
-      <w:proofErr w:type="spellEnd"/>
-      <w:r>
-        <w:rPr>
-          <w:rFonts w:ascii="Calibri" w:hAnsi="Calibri" w:cs="Calibri"/>
-          <w:b/>
-          <w:bCs/>
-          <w:color w:val="D86DCB" w:themeColor="accent5" w:themeTint="99"/>
-          <w:sz w:val="36"/>
-          <w:szCs w:val="36"/>
-        </w:rPr>
-        <w:t>;</w:t>
-      </w:r>
-    </w:p>
-    <w:p>
-      <w:pPr>
-        <w:jc w:val="both"/>
-        <w:rPr>
-          <w:rFonts w:ascii="Calibri" w:hAnsi="Calibri" w:cs="Calibri"/>
-          <w:sz w:val="36"/>
-          <w:szCs w:val="36"/>
-        </w:rPr>
-      </w:pPr>
-    </w:p>
-    <w:p>
-      <w:pPr>
-        <w:jc w:val="both"/>
-        <w:rPr>
-          <w:rFonts w:ascii="Calibri" w:hAnsi="Calibri" w:cs="Calibri"/>
-          <w:sz w:val="36"/>
-          <w:szCs w:val="36"/>
-        </w:rPr>
-      </w:pPr>
-      <w:proofErr w:type="spellStart"/>
-      <w:r>
-        <w:rPr>
-          <w:rFonts w:ascii="Calibri" w:hAnsi="Calibri" w:cs="Calibri"/>
-          <w:sz w:val="36"/>
-          <w:szCs w:val="36"/>
-        </w:rPr>
-        <w:t>ValueChanged</w:t>
-      </w:r>
-      <w:proofErr w:type="spellEnd"/>
-      <w:r>
-        <w:rPr>
-          <w:rFonts w:ascii="Calibri" w:hAnsi="Calibri" w:cs="Calibri"/>
-          <w:sz w:val="36"/>
-          <w:szCs w:val="36"/>
-        </w:rPr>
-        <w:t>:</w:t>
-      </w:r>
-    </w:p>
-    <w:p>
-      <w:pPr>
-        <w:jc w:val="both"/>
-        <w:rPr>
-          <w:rFonts w:ascii="Calibri" w:hAnsi="Calibri" w:cs="Calibri"/>
-          <w:sz w:val="36"/>
-          <w:szCs w:val="36"/>
-        </w:rPr>
-      </w:pPr>
-      <w:r>
-        <w:rPr>
-          <w:rFonts w:ascii="Calibri" w:hAnsi="Calibri" w:cs="Calibri"/>
-          <w:sz w:val="36"/>
-          <w:szCs w:val="36"/>
-        </w:rPr>
-        <w:t xml:space="preserve"># </w:t>
-      </w:r>
-      <w:proofErr w:type="spellStart"/>
-      <w:r>
-        <w:rPr>
-          <w:rFonts w:ascii="Calibri" w:hAnsi="Calibri" w:cs="Calibri"/>
-          <w:b/>
-          <w:bCs/>
-          <w:sz w:val="36"/>
-          <w:szCs w:val="36"/>
-        </w:rPr>
-        <w:t>ValueChanged</w:t>
-      </w:r>
-      <w:proofErr w:type="spellEnd"/>
-      <w:r>
-        <w:rPr>
-          <w:rFonts w:ascii="Calibri" w:hAnsi="Calibri" w:cs="Calibri"/>
-          <w:sz w:val="36"/>
-          <w:szCs w:val="36"/>
-        </w:rPr>
-        <w:t xml:space="preserve"> callback function accepts a parameter and does not return any value. Ensures type safety. Used for checkboxes, sliders that pass a value. It has to be wrapped by an anonymous or lambda function like </w:t>
-      </w:r>
-      <w:r>
-        <w:rPr>
-          <w:rFonts w:ascii="Calibri" w:hAnsi="Calibri" w:cs="Calibri"/>
-          <w:b/>
-          <w:bCs/>
-          <w:sz w:val="36"/>
-          <w:szCs w:val="36"/>
-        </w:rPr>
-        <w:t xml:space="preserve">(value) =&gt; </w:t>
-      </w:r>
-      <w:proofErr w:type="spellStart"/>
-      <w:r>
-        <w:rPr>
-          <w:rFonts w:ascii="Calibri" w:hAnsi="Calibri" w:cs="Calibri"/>
-          <w:b/>
-          <w:bCs/>
-          <w:sz w:val="36"/>
-          <w:szCs w:val="36"/>
-        </w:rPr>
-        <w:t>function_name</w:t>
-      </w:r>
-      <w:proofErr w:type="spellEnd"/>
-      <w:r>
-        <w:rPr>
-          <w:rFonts w:ascii="Calibri" w:hAnsi="Calibri" w:cs="Calibri"/>
-          <w:sz w:val="36"/>
-          <w:szCs w:val="36"/>
-        </w:rPr>
-        <w:t xml:space="preserve"> in the assigned page. (value) comes internally from flutters checkbox.</w:t>
-      </w:r>
-    </w:p>
-    <w:p>
-      <w:pPr>
-        <w:jc w:val="both"/>
-        <w:rPr>
-          <w:rFonts w:ascii="Calibri" w:hAnsi="Calibri" w:cs="Calibri"/>
-          <w:b/>
-          <w:bCs/>
-          <w:sz w:val="36"/>
-          <w:szCs w:val="36"/>
-        </w:rPr>
-      </w:pPr>
-      <w:proofErr w:type="spellStart"/>
-      <w:r>
-        <w:rPr>
-          <w:rFonts w:ascii="Calibri" w:hAnsi="Calibri" w:cs="Calibri"/>
-          <w:b/>
-          <w:bCs/>
-          <w:color w:val="D86DCB" w:themeColor="accent5" w:themeTint="99"/>
-          <w:sz w:val="36"/>
-          <w:szCs w:val="36"/>
-        </w:rPr>
-        <w:t>ValueChanged</w:t>
-      </w:r>
-      <w:proofErr w:type="spellEnd"/>
-      <w:r>
-        <w:rPr>
-          <w:rFonts w:ascii="Calibri" w:hAnsi="Calibri" w:cs="Calibri"/>
-          <w:b/>
-          <w:bCs/>
-          <w:color w:val="D86DCB" w:themeColor="accent5" w:themeTint="99"/>
-          <w:sz w:val="36"/>
-          <w:szCs w:val="36"/>
-        </w:rPr>
-        <w:t>&lt;bool?&gt;?</w:t>
-      </w:r>
-      <w:r>
-        <w:rPr>
-          <w:rFonts w:ascii="Calibri" w:hAnsi="Calibri" w:cs="Calibri"/>
-          <w:b/>
-          <w:bCs/>
-          <w:color w:val="D86DCB" w:themeColor="accent5" w:themeTint="99"/>
-          <w:sz w:val="36"/>
-          <w:szCs w:val="36"/>
-        </w:rPr>
-        <w:tab/>
-      </w:r>
-      <w:proofErr w:type="spellStart"/>
-      <w:r>
-        <w:rPr>
-          <w:rFonts w:ascii="Calibri" w:hAnsi="Calibri" w:cs="Calibri"/>
-          <w:b/>
-          <w:bCs/>
-          <w:color w:val="D86DCB" w:themeColor="accent5" w:themeTint="99"/>
-          <w:sz w:val="36"/>
-          <w:szCs w:val="36"/>
-        </w:rPr>
-        <w:t>function_name</w:t>
-      </w:r>
-      <w:proofErr w:type="spellEnd"/>
-      <w:r>
-        <w:rPr>
-          <w:rFonts w:ascii="Calibri" w:hAnsi="Calibri" w:cs="Calibri"/>
-          <w:b/>
-          <w:bCs/>
-          <w:color w:val="D86DCB" w:themeColor="accent5" w:themeTint="99"/>
-          <w:sz w:val="36"/>
-          <w:szCs w:val="36"/>
-        </w:rPr>
-        <w:t>;</w:t>
-      </w:r>
-    </w:p>
-    <w:p>
-      <w:pPr>
-        <w:jc w:val="both"/>
-        <w:rPr>
-          <w:rFonts w:ascii="Calibri" w:hAnsi="Calibri" w:cs="Calibri"/>
-          <w:sz w:val="36"/>
-          <w:szCs w:val="36"/>
-        </w:rPr>
-      </w:pPr>
-    </w:p>
-    <w:p>
-      <w:pPr>
-        <w:jc w:val="both"/>
-        <w:rPr>
-          <w:rFonts w:ascii="Calibri" w:hAnsi="Calibri" w:cs="Calibri"/>
-          <w:sz w:val="36"/>
-          <w:szCs w:val="36"/>
-        </w:rPr>
-      </w:pPr>
-      <w:r>
-        <w:rPr>
-          <w:rFonts w:ascii="Calibri" w:hAnsi="Calibri" w:cs="Calibri"/>
-          <w:sz w:val="36"/>
-          <w:szCs w:val="36"/>
-        </w:rPr>
-        <w:t xml:space="preserve">Note: Use this when we need a value from another class (notifier class of Provider) or file to be passed internally </w:t>
+        <w:t>function_name;</w:t>
+      </w:r>
+    </w:p>
+    <w:p>
+      <w:pPr>
+        <w:jc w:val="both"/>
+        <w:rPr>
+          <w:rFonts w:ascii="Calibri" w:hAnsi="Calibri" w:cs="Calibri"/>
+          <w:sz w:val="36"/>
+          <w:szCs w:val="36"/>
+        </w:rPr>
+      </w:pPr>
+    </w:p>
+    <w:p>
+      <w:pPr>
+        <w:jc w:val="both"/>
+        <w:rPr>
+          <w:rFonts w:ascii="Calibri" w:hAnsi="Calibri" w:cs="Calibri"/>
+          <w:sz w:val="36"/>
+          <w:szCs w:val="36"/>
+        </w:rPr>
+      </w:pPr>
+      <w:r>
+        <w:rPr>
+          <w:rFonts w:ascii="Calibri" w:hAnsi="Calibri" w:cs="Calibri"/>
+          <w:b/>
+          <w:bCs/>
+          <w:sz w:val="36"/>
+          <w:szCs w:val="36"/>
+        </w:rPr>
+        <w:t>N</w:t>
+      </w:r>
+      <w:r>
+        <w:rPr>
+          <w:rFonts w:ascii="Calibri" w:hAnsi="Calibri" w:cs="Calibri"/>
+          <w:b/>
+          <w:bCs/>
+          <w:sz w:val="36"/>
+          <w:szCs w:val="36"/>
+        </w:rPr>
+        <w:t>OTE</w:t>
+      </w:r>
+      <w:r>
+        <w:rPr>
+          <w:rFonts w:ascii="Calibri" w:hAnsi="Calibri" w:cs="Calibri"/>
+          <w:b/>
+          <w:bCs/>
+          <w:sz w:val="36"/>
+          <w:szCs w:val="36"/>
+        </w:rPr>
+        <w:t xml:space="preserve">: </w:t>
+      </w:r>
+      <w:r>
+        <w:rPr>
+          <w:rFonts w:ascii="Calibri" w:hAnsi="Calibri" w:cs="Calibri"/>
+          <w:sz w:val="36"/>
+          <w:szCs w:val="36"/>
+        </w:rPr>
+        <w:t xml:space="preserve">Use this when we need a value from another class (notifier class of Provider) or file to be passed internally </w:t>
       </w:r>
       <w:r>
         <w:rPr>
@@ -526,92 +565,7 @@
           <w:szCs w:val="36"/>
         </w:rPr>
         <w:lastRenderedPageBreak/>
-        <w:t xml:space="preserve">void </w:t>
-      </w:r>
-      <w:proofErr w:type="spellStart"/>
-      <w:proofErr w:type="gramStart"/>
-      <w:r>
-        <w:rPr>
-          <w:rFonts w:ascii="Calibri" w:hAnsi="Calibri" w:cs="Calibri"/>
-          <w:b/>
-          <w:bCs/>
-          <w:color w:val="D86DCB" w:themeColor="accent5" w:themeTint="99"/>
-          <w:sz w:val="36"/>
-          <w:szCs w:val="36"/>
-        </w:rPr>
-        <w:t>getValue</w:t>
-      </w:r>
-      <w:proofErr w:type="spellEnd"/>
-      <w:r>
-        <w:rPr>
-          <w:rFonts w:ascii="Calibri" w:hAnsi="Calibri" w:cs="Calibri"/>
-          <w:b/>
-          <w:bCs/>
-          <w:color w:val="D86DCB" w:themeColor="accent5" w:themeTint="99"/>
-          <w:sz w:val="36"/>
-          <w:szCs w:val="36"/>
-        </w:rPr>
-        <w:t>(</w:t>
-      </w:r>
-      <w:proofErr w:type="gramEnd"/>
-      <w:r>
-        <w:rPr>
-          <w:rFonts w:ascii="Calibri" w:hAnsi="Calibri" w:cs="Calibri"/>
-          <w:b/>
-          <w:bCs/>
-          <w:color w:val="D86DCB" w:themeColor="accent5" w:themeTint="99"/>
-          <w:sz w:val="36"/>
-          <w:szCs w:val="36"/>
-        </w:rPr>
-        <w:t xml:space="preserve">{required </w:t>
-      </w:r>
-      <w:proofErr w:type="spellStart"/>
-      <w:r>
-        <w:rPr>
-          <w:rFonts w:ascii="Calibri" w:hAnsi="Calibri" w:cs="Calibri"/>
-          <w:b/>
-          <w:bCs/>
-          <w:color w:val="D86DCB" w:themeColor="accent5" w:themeTint="99"/>
-          <w:sz w:val="36"/>
-          <w:szCs w:val="36"/>
-        </w:rPr>
-        <w:t>ValueChanged</w:t>
-      </w:r>
-      <w:proofErr w:type="spellEnd"/>
-      <w:r>
-        <w:rPr>
-          <w:rFonts w:ascii="Calibri" w:hAnsi="Calibri" w:cs="Calibri"/>
-          <w:b/>
-          <w:bCs/>
-          <w:color w:val="D86DCB" w:themeColor="accent5" w:themeTint="99"/>
-          <w:sz w:val="36"/>
-          <w:szCs w:val="36"/>
-        </w:rPr>
-        <w:t xml:space="preserve">&lt;int&gt; </w:t>
-      </w:r>
-      <w:proofErr w:type="spellStart"/>
-      <w:r>
-        <w:rPr>
-          <w:rFonts w:ascii="Calibri" w:hAnsi="Calibri" w:cs="Calibri"/>
-          <w:b/>
-          <w:bCs/>
-          <w:color w:val="D86DCB" w:themeColor="accent5" w:themeTint="99"/>
-          <w:sz w:val="36"/>
-          <w:szCs w:val="36"/>
-        </w:rPr>
-        <w:t>onTap</w:t>
-      </w:r>
-      <w:proofErr w:type="spellEnd"/>
-      <w:r>
-        <w:rPr>
-          <w:rFonts w:ascii="Calibri" w:hAnsi="Calibri" w:cs="Calibri"/>
-          <w:b/>
-          <w:bCs/>
-          <w:color w:val="D86DCB" w:themeColor="accent5" w:themeTint="99"/>
-          <w:sz w:val="36"/>
-          <w:szCs w:val="36"/>
-        </w:rPr>
-        <w:t>}){</w:t>
+        <w:t>void getValue({required ValueChanged&lt;int&gt; onTap}){</w:t>
       </w:r>
     </w:p>
     <w:p>
@@ -659,31 +613,7 @@
           <w:sz w:val="36"/>
           <w:szCs w:val="36"/>
         </w:rPr>
-        <w:t xml:space="preserve">    </w:t>
-      </w:r>
-      <w:proofErr w:type="spellStart"/>
-      <w:r>
-        <w:rPr>
-          <w:rFonts w:ascii="Calibri" w:hAnsi="Calibri" w:cs="Calibri"/>
-          <w:b/>
-          <w:bCs/>
-          <w:color w:val="D86DCB" w:themeColor="accent5" w:themeTint="99"/>
-          <w:sz w:val="36"/>
-          <w:szCs w:val="36"/>
-        </w:rPr>
-        <w:t>onTap</w:t>
-      </w:r>
-      <w:proofErr w:type="spellEnd"/>
-      <w:r>
-        <w:rPr>
-          <w:rFonts w:ascii="Calibri" w:hAnsi="Calibri" w:cs="Calibri"/>
-          <w:b/>
-          <w:bCs/>
-          <w:color w:val="D86DCB" w:themeColor="accent5" w:themeTint="99"/>
-          <w:sz w:val="36"/>
-          <w:szCs w:val="36"/>
-        </w:rPr>
-        <w:t>(num);</w:t>
+        <w:t xml:space="preserve">    onTap(num);</w:t>
       </w:r>
     </w:p>
     <w:p>
@@ -749,120 +679,31 @@
           <w:sz w:val="36"/>
           <w:szCs w:val="36"/>
         </w:rPr>
-        <w:t xml:space="preserve">final provider = </w:t>
-      </w:r>
-      <w:proofErr w:type="spellStart"/>
-      <w:proofErr w:type="gramStart"/>
-      <w:r>
-        <w:rPr>
-          <w:rFonts w:ascii="Calibri" w:hAnsi="Calibri" w:cs="Calibri"/>
-          <w:b/>
-          <w:bCs/>
-          <w:color w:val="D86DCB" w:themeColor="accent5" w:themeTint="99"/>
-          <w:sz w:val="36"/>
-          <w:szCs w:val="36"/>
-        </w:rPr>
-        <w:t>context.read</w:t>
-      </w:r>
-      <w:proofErr w:type="spellEnd"/>
-      <w:proofErr w:type="gramEnd"/>
-      <w:r>
-        <w:rPr>
-          <w:rFonts w:ascii="Calibri" w:hAnsi="Calibri" w:cs="Calibri"/>
-          <w:b/>
-          <w:bCs/>
-          <w:color w:val="D86DCB" w:themeColor="accent5" w:themeTint="99"/>
-          <w:sz w:val="36"/>
-          <w:szCs w:val="36"/>
-        </w:rPr>
-        <w:t>&lt;</w:t>
-      </w:r>
-      <w:proofErr w:type="spellStart"/>
-      <w:r>
-        <w:rPr>
-          <w:rFonts w:ascii="Calibri" w:hAnsi="Calibri" w:cs="Calibri"/>
-          <w:b/>
-          <w:bCs/>
-          <w:color w:val="D86DCB" w:themeColor="accent5" w:themeTint="99"/>
-          <w:sz w:val="36"/>
-          <w:szCs w:val="36"/>
-        </w:rPr>
-        <w:t>MainNavProvider</w:t>
-      </w:r>
-      <w:proofErr w:type="spellEnd"/>
-      <w:r>
-        <w:rPr>
-          <w:rFonts w:ascii="Calibri" w:hAnsi="Calibri" w:cs="Calibri"/>
-          <w:b/>
-          <w:bCs/>
-          <w:color w:val="D86DCB" w:themeColor="accent5" w:themeTint="99"/>
-          <w:sz w:val="36"/>
-          <w:szCs w:val="36"/>
-        </w:rPr>
-        <w:t>&gt;();</w:t>
-      </w:r>
-    </w:p>
-    <w:p>
-      <w:pPr>
-        <w:jc w:val="both"/>
-        <w:rPr>
-          <w:rFonts w:ascii="Calibri" w:hAnsi="Calibri" w:cs="Calibri"/>
-          <w:b/>
-          <w:bCs/>
-          <w:color w:val="D86DCB" w:themeColor="accent5" w:themeTint="99"/>
-          <w:sz w:val="36"/>
-          <w:szCs w:val="36"/>
-        </w:rPr>
-      </w:pPr>
-      <w:proofErr w:type="spellStart"/>
-      <w:proofErr w:type="gramStart"/>
-      <w:r>
-        <w:rPr>
-          <w:rFonts w:ascii="Calibri" w:hAnsi="Calibri" w:cs="Calibri"/>
-          <w:b/>
-          <w:bCs/>
-          <w:color w:val="D86DCB" w:themeColor="accent5" w:themeTint="99"/>
-          <w:sz w:val="36"/>
-          <w:szCs w:val="36"/>
-        </w:rPr>
-        <w:t>provider.getValue</w:t>
-      </w:r>
-      <w:proofErr w:type="spellEnd"/>
-      <w:proofErr w:type="gramEnd"/>
-      <w:r>
-        <w:rPr>
-          <w:rFonts w:ascii="Calibri" w:hAnsi="Calibri" w:cs="Calibri"/>
-          <w:b/>
-          <w:bCs/>
-          <w:color w:val="D86DCB" w:themeColor="accent5" w:themeTint="99"/>
-          <w:sz w:val="36"/>
-          <w:szCs w:val="36"/>
-        </w:rPr>
-        <w:t>(</w:t>
-      </w:r>
-      <w:proofErr w:type="spellStart"/>
-      <w:r>
-        <w:rPr>
-          <w:rFonts w:ascii="Calibri" w:hAnsi="Calibri" w:cs="Calibri"/>
-          <w:b/>
-          <w:bCs/>
-          <w:color w:val="D86DCB" w:themeColor="accent5" w:themeTint="99"/>
-          <w:sz w:val="36"/>
-          <w:szCs w:val="36"/>
-        </w:rPr>
-        <w:t>onTap</w:t>
-      </w:r>
-      <w:proofErr w:type="spellEnd"/>
-      <w:r>
-        <w:rPr>
-          <w:rFonts w:ascii="Calibri" w:hAnsi="Calibri" w:cs="Calibri"/>
-          <w:b/>
-          <w:bCs/>
-          <w:color w:val="D86DCB" w:themeColor="accent5" w:themeTint="99"/>
-          <w:sz w:val="36"/>
-          <w:szCs w:val="36"/>
-        </w:rPr>
-        <w:t>: (value){</w:t>
+        <w:t>final provider = context.read&lt;MainNavProvider&gt;();</w:t>
+      </w:r>
+    </w:p>
+    <w:p>
+      <w:pPr>
+        <w:jc w:val="both"/>
+        <w:rPr>
+          <w:rFonts w:ascii="Calibri" w:hAnsi="Calibri" w:cs="Calibri"/>
+          <w:b/>
+          <w:bCs/>
+          <w:color w:val="D86DCB" w:themeColor="accent5" w:themeTint="99"/>
+          <w:sz w:val="36"/>
+          <w:szCs w:val="36"/>
+        </w:rPr>
+      </w:pPr>
+      <w:r>
+        <w:rPr>
+          <w:rFonts w:ascii="Calibri" w:hAnsi="Calibri" w:cs="Calibri"/>
+          <w:b/>
+          <w:bCs/>
+          <w:color w:val="D86DCB" w:themeColor="accent5" w:themeTint="99"/>
+          <w:sz w:val="36"/>
+          <w:szCs w:val="36"/>
+        </w:rPr>
+        <w:t>provider.getValue(onTap: (value){</w:t>
       </w:r>
       <w:r>
         <w:rPr>
@@ -874,31 +715,7 @@
           <w:szCs w:val="36"/>
         </w:rPr>
         <w:br/>
-        <w:t xml:space="preserve">  </w:t>
-      </w:r>
-      <w:proofErr w:type="spellStart"/>
-      <w:r>
-        <w:rPr>
-          <w:rFonts w:ascii="Calibri" w:hAnsi="Calibri" w:cs="Calibri"/>
-          <w:b/>
-          <w:bCs/>
-          <w:color w:val="D86DCB" w:themeColor="accent5" w:themeTint="99"/>
-          <w:sz w:val="36"/>
-          <w:szCs w:val="36"/>
-        </w:rPr>
-        <w:t>debugPrint</w:t>
-      </w:r>
-      <w:proofErr w:type="spellEnd"/>
-      <w:r>
-        <w:rPr>
-          <w:rFonts w:ascii="Calibri" w:hAnsi="Calibri" w:cs="Calibri"/>
-          <w:b/>
-          <w:bCs/>
-          <w:color w:val="D86DCB" w:themeColor="accent5" w:themeTint="99"/>
-          <w:sz w:val="36"/>
-          <w:szCs w:val="36"/>
-        </w:rPr>
-        <w:t>('$value');</w:t>
+        <w:t xml:space="preserve">  debugPrint('$value');</w:t>
       </w:r>
       <w:r>
         <w:rPr>
@@ -946,25 +763,7 @@
           <w:sz w:val="36"/>
           <w:szCs w:val="36"/>
         </w:rPr>
-        <w:t xml:space="preserve"> (</w:t>
-      </w:r>
-      <w:proofErr w:type="spellStart"/>
-      <w:r>
-        <w:rPr>
-          <w:rFonts w:ascii="Calibri" w:hAnsi="Calibri" w:cs="Calibri"/>
-          <w:sz w:val="36"/>
-          <w:szCs w:val="36"/>
-        </w:rPr>
-        <w:t>ValueChanged</w:t>
-      </w:r>
-      <w:proofErr w:type="spellEnd"/>
-      <w:r>
-        <w:rPr>
-          <w:rFonts w:ascii="Calibri" w:hAnsi="Calibri" w:cs="Calibri"/>
-          <w:sz w:val="36"/>
-          <w:szCs w:val="36"/>
-        </w:rPr>
-        <w:t xml:space="preserve"> Alternative)</w:t>
+        <w:t xml:space="preserve"> (ValueChanged Alternative)</w:t>
       </w:r>
       <w:r>
         <w:rPr>
@@ -992,7 +791,6 @@
         </w:rPr>
         <w:t xml:space="preserve"># </w:t>
       </w:r>
-      <w:proofErr w:type="gramStart"/>
       <w:r>
         <w:rPr>
           <w:rFonts w:ascii="Calibri" w:hAnsi="Calibri" w:cs="Calibri"/>
@@ -1011,18 +809,7 @@
           <w:sz w:val="36"/>
           <w:szCs w:val="36"/>
         </w:rPr>
-        <w:t>(</w:t>
-      </w:r>
-      <w:proofErr w:type="gramEnd"/>
-      <w:r>
-        <w:rPr>
-          <w:rFonts w:ascii="Calibri" w:hAnsi="Calibri" w:cs="Calibri"/>
-          <w:b/>
-          <w:bCs/>
-          <w:sz w:val="36"/>
-          <w:szCs w:val="36"/>
-        </w:rPr>
-        <w:t>)</w:t>
+        <w:t>()</w:t>
       </w:r>
       <w:r>
         <w:rPr>
@@ -1088,18 +875,7 @@
           <w:sz w:val="36"/>
           <w:szCs w:val="36"/>
         </w:rPr>
-        <w:t xml:space="preserve"> </w:t>
-      </w:r>
-      <w:proofErr w:type="spellStart"/>
-      <w:r>
-        <w:rPr>
-          <w:rFonts w:ascii="Calibri" w:hAnsi="Calibri" w:cs="Calibri"/>
-          <w:b/>
-          <w:bCs/>
-          <w:sz w:val="36"/>
-          <w:szCs w:val="36"/>
-        </w:rPr>
-        <w:t>V</w:t>
+        <w:t xml:space="preserve"> V</w:t>
       </w:r>
       <w:r>
         <w:rPr>
@@ -1121,7 +897,6 @@
         </w:rPr>
         <w:t>Changed</w:t>
       </w:r>
-      <w:proofErr w:type="spellEnd"/>
       <w:r>
         <w:rPr>
           <w:rFonts w:ascii="Calibri" w:hAnsi="Calibri" w:cs="Calibri"/>
@@ -1193,30 +968,7 @@
           <w:szCs w:val="36"/>
         </w:rPr>
         <w:tab/>
-      </w:r>
-      <w:proofErr w:type="spellStart"/>
-      <w:r>
-        <w:rPr>
-          <w:rFonts w:ascii="Calibri" w:hAnsi="Calibri" w:cs="Calibri"/>
-          <w:b/>
-          <w:bCs/>
-          <w:color w:val="D86DCB" w:themeColor="accent5" w:themeTint="99"/>
-          <w:sz w:val="36"/>
-          <w:szCs w:val="36"/>
-        </w:rPr>
-        <w:t>function_name</w:t>
-      </w:r>
-      <w:proofErr w:type="spellEnd"/>
-      <w:r>
-        <w:rPr>
-          <w:rFonts w:ascii="Calibri" w:hAnsi="Calibri" w:cs="Calibri"/>
-          <w:b/>
-          <w:bCs/>
-          <w:color w:val="D86DCB" w:themeColor="accent5" w:themeTint="99"/>
-          <w:sz w:val="36"/>
-          <w:szCs w:val="36"/>
-        </w:rPr>
-        <w:t>:</w:t>
+        <w:t>function_name:</w:t>
       </w:r>
     </w:p>
     <w:p>
@@ -1262,55 +1014,7 @@
           <w:sz w:val="36"/>
           <w:szCs w:val="36"/>
         </w:rPr>
-        <w:t xml:space="preserve"> </w:t>
-      </w:r>
-      <w:proofErr w:type="gramStart"/>
-      <w:r>
-        <w:rPr>
-          <w:rFonts w:ascii="Calibri" w:hAnsi="Calibri" w:cs="Calibri"/>
-          <w:b/>
-          <w:bCs/>
-          <w:color w:val="D86DCB" w:themeColor="accent5" w:themeTint="99"/>
-          <w:sz w:val="36"/>
-          <w:szCs w:val="36"/>
-        </w:rPr>
-        <w:t>Function(</w:t>
-      </w:r>
-      <w:proofErr w:type="gramEnd"/>
-      <w:r>
-        <w:rPr>
-          <w:rFonts w:ascii="Calibri" w:hAnsi="Calibri" w:cs="Calibri"/>
-          <w:b/>
-          <w:bCs/>
-          <w:color w:val="D86DCB" w:themeColor="accent5" w:themeTint="99"/>
-          <w:sz w:val="36"/>
-          <w:szCs w:val="36"/>
-        </w:rPr>
-        <w:t xml:space="preserve">String, bool) </w:t>
-      </w:r>
-      <w:proofErr w:type="spellStart"/>
-      <w:r>
-        <w:rPr>
-          <w:rFonts w:ascii="Calibri" w:hAnsi="Calibri" w:cs="Calibri"/>
-          <w:b/>
-          <w:bCs/>
-          <w:color w:val="D86DCB" w:themeColor="accent5" w:themeTint="99"/>
-          <w:sz w:val="36"/>
-          <w:szCs w:val="36"/>
-        </w:rPr>
-        <w:t>onTap</w:t>
-      </w:r>
-      <w:proofErr w:type="spellEnd"/>
-      <w:r>
-        <w:rPr>
-          <w:rFonts w:ascii="Calibri" w:hAnsi="Calibri" w:cs="Calibri"/>
-          <w:b/>
-          <w:bCs/>
-          <w:color w:val="D86DCB" w:themeColor="accent5" w:themeTint="99"/>
-          <w:sz w:val="36"/>
-          <w:szCs w:val="36"/>
-        </w:rPr>
-        <w:t>;</w:t>
+        <w:t xml:space="preserve"> Function(String, bool) onTap;</w:t>
       </w:r>
     </w:p>
     <w:p>
@@ -1370,103 +1074,31 @@
           <w:sz w:val="36"/>
           <w:szCs w:val="36"/>
         </w:rPr>
-        <w:t xml:space="preserve">final void </w:t>
-      </w:r>
-      <w:proofErr w:type="gramStart"/>
-      <w:r>
-        <w:rPr>
-          <w:rFonts w:ascii="Calibri" w:hAnsi="Calibri" w:cs="Calibri"/>
-          <w:b/>
-          <w:bCs/>
-          <w:color w:val="D86DCB" w:themeColor="accent5" w:themeTint="99"/>
-          <w:sz w:val="36"/>
-          <w:szCs w:val="36"/>
-        </w:rPr>
-        <w:t>Function(</w:t>
-      </w:r>
-      <w:proofErr w:type="gramEnd"/>
-      <w:r>
-        <w:rPr>
-          <w:rFonts w:ascii="Calibri" w:hAnsi="Calibri" w:cs="Calibri"/>
-          <w:b/>
-          <w:bCs/>
-          <w:color w:val="D86DCB" w:themeColor="accent5" w:themeTint="99"/>
-          <w:sz w:val="36"/>
-          <w:szCs w:val="36"/>
-        </w:rPr>
-        <w:t xml:space="preserve">String, int) </w:t>
-      </w:r>
-      <w:proofErr w:type="spellStart"/>
-      <w:r>
-        <w:rPr>
-          <w:rFonts w:ascii="Calibri" w:hAnsi="Calibri" w:cs="Calibri"/>
-          <w:b/>
-          <w:bCs/>
-          <w:color w:val="D86DCB" w:themeColor="accent5" w:themeTint="99"/>
-          <w:sz w:val="36"/>
-          <w:szCs w:val="36"/>
-        </w:rPr>
-        <w:t>onChanged</w:t>
-      </w:r>
-      <w:proofErr w:type="spellEnd"/>
-      <w:r>
-        <w:rPr>
-          <w:rFonts w:ascii="Calibri" w:hAnsi="Calibri" w:cs="Calibri"/>
-          <w:b/>
-          <w:bCs/>
-          <w:color w:val="D86DCB" w:themeColor="accent5" w:themeTint="99"/>
-          <w:sz w:val="36"/>
-          <w:szCs w:val="36"/>
-        </w:rPr>
-        <w:t>;</w:t>
-      </w:r>
-    </w:p>
-    <w:p>
-      <w:pPr>
-        <w:jc w:val="both"/>
-        <w:rPr>
-          <w:rFonts w:ascii="Calibri" w:hAnsi="Calibri" w:cs="Calibri"/>
-          <w:b/>
-          <w:bCs/>
-          <w:color w:val="D86DCB" w:themeColor="accent5" w:themeTint="99"/>
-          <w:sz w:val="36"/>
-          <w:szCs w:val="36"/>
-        </w:rPr>
-      </w:pPr>
-      <w:r>
-        <w:rPr>
-          <w:rFonts w:ascii="Calibri" w:hAnsi="Calibri" w:cs="Calibri"/>
-          <w:b/>
-          <w:bCs/>
-          <w:color w:val="D86DCB" w:themeColor="accent5" w:themeTint="99"/>
-          <w:sz w:val="36"/>
-          <w:szCs w:val="36"/>
-        </w:rPr>
-        <w:t xml:space="preserve">final bool Function(int) </w:t>
-      </w:r>
-      <w:proofErr w:type="spellStart"/>
-      <w:r>
-        <w:rPr>
-          <w:rFonts w:ascii="Calibri" w:hAnsi="Calibri" w:cs="Calibri"/>
-          <w:b/>
-          <w:bCs/>
-          <w:color w:val="D86DCB" w:themeColor="accent5" w:themeTint="99"/>
-          <w:sz w:val="36"/>
-          <w:szCs w:val="36"/>
-        </w:rPr>
-        <w:t>onTapped</w:t>
-      </w:r>
-      <w:proofErr w:type="spellEnd"/>
-      <w:r>
-        <w:rPr>
-          <w:rFonts w:ascii="Calibri" w:hAnsi="Calibri" w:cs="Calibri"/>
-          <w:b/>
-          <w:bCs/>
-          <w:color w:val="D86DCB" w:themeColor="accent5" w:themeTint="99"/>
-          <w:sz w:val="36"/>
-          <w:szCs w:val="36"/>
-        </w:rPr>
-        <w:t>; // returns a bool</w:t>
+        <w:t>final void Function(String, int) onChanged;</w:t>
+      </w:r>
+    </w:p>
+    <w:p>
+      <w:pPr>
+        <w:jc w:val="both"/>
+        <w:rPr>
+          <w:rFonts w:ascii="Calibri" w:hAnsi="Calibri" w:cs="Calibri"/>
+          <w:b/>
+          <w:bCs/>
+          <w:color w:val="D86DCB" w:themeColor="accent5" w:themeTint="99"/>
+          <w:sz w:val="36"/>
+          <w:szCs w:val="36"/>
+        </w:rPr>
+      </w:pPr>
+      <w:r>
+        <w:rPr>
+          <w:rFonts w:ascii="Calibri" w:hAnsi="Calibri" w:cs="Calibri"/>
+          <w:b/>
+          <w:bCs/>
+          <w:color w:val="D86DCB" w:themeColor="accent5" w:themeTint="99"/>
+          <w:sz w:val="36"/>
+          <w:szCs w:val="36"/>
+        </w:rPr>
+        <w:t>final bool Function(int) onTapped; // returns a bool</w:t>
       </w:r>
     </w:p>
     <w:p>
@@ -1517,7 +1149,6 @@
         </w:rPr>
         <w:t xml:space="preserve">final can be used for </w:t>
       </w:r>
-      <w:proofErr w:type="spellStart"/>
       <w:r>
         <w:rPr>
           <w:rFonts w:ascii="Calibri" w:hAnsi="Calibri" w:cs="Calibri"/>
@@ -1528,7 +1159,6 @@
         </w:rPr>
         <w:t>VoidCallback</w:t>
       </w:r>
-      <w:proofErr w:type="spellEnd"/>
       <w:r>
         <w:rPr>
           <w:rFonts w:ascii="Calibri" w:hAnsi="Calibri" w:cs="Calibri"/>
@@ -1537,7 +1167,6 @@
         </w:rPr>
         <w:t xml:space="preserve"> and </w:t>
       </w:r>
-      <w:proofErr w:type="spellStart"/>
       <w:r>
         <w:rPr>
           <w:rFonts w:ascii="Calibri" w:hAnsi="Calibri" w:cs="Calibri"/>
@@ -1548,7 +1177,6 @@
         </w:rPr>
         <w:t>VoidChanged</w:t>
       </w:r>
-      <w:proofErr w:type="spellEnd"/>
       <w:r>
         <w:rPr>
           <w:rFonts w:ascii="Calibri" w:hAnsi="Calibri" w:cs="Calibri"/>
@@ -1611,202 +1239,172 @@
           <w:sz w:val="36"/>
           <w:szCs w:val="36"/>
         </w:rPr>
+        <w:t xml:space="preserve"> Function()</w:t>
+      </w:r>
+      <w:r>
+        <w:rPr>
+          <w:rFonts w:ascii="Calibri" w:hAnsi="Calibri" w:cs="Calibri"/>
+          <w:sz w:val="36"/>
+          <w:szCs w:val="36"/>
+        </w:rPr>
+        <w:t xml:space="preserve"> callback is better approach</w:t>
+      </w:r>
+    </w:p>
+    <w:p>
+      <w:pPr>
+        <w:jc w:val="both"/>
+        <w:rPr>
+          <w:rFonts w:ascii="Calibri" w:hAnsi="Calibri" w:cs="Calibri"/>
+          <w:sz w:val="36"/>
+          <w:szCs w:val="36"/>
+        </w:rPr>
+      </w:pPr>
+    </w:p>
+    <w:p>
+      <w:pPr>
+        <w:jc w:val="center"/>
+        <w:rPr>
+          <w:rFonts w:ascii="Calibri" w:hAnsi="Calibri" w:cs="Calibri"/>
+          <w:sz w:val="36"/>
+          <w:szCs w:val="36"/>
+        </w:rPr>
+      </w:pPr>
+      <w:r>
+        <w:rPr>
+          <w:rFonts w:ascii="Calibri" w:hAnsi="Calibri" w:cs="Calibri"/>
+          <w:sz w:val="36"/>
+          <w:szCs w:val="36"/>
+        </w:rPr>
+        <w:t>Break</w:t>
+      </w:r>
+    </w:p>
+    <w:p>
+      <w:pPr>
+        <w:jc w:val="both"/>
+        <w:rPr>
+          <w:rFonts w:ascii="Calibri" w:hAnsi="Calibri" w:cs="Calibri"/>
+          <w:sz w:val="36"/>
+          <w:szCs w:val="36"/>
+        </w:rPr>
+      </w:pPr>
+    </w:p>
+    <w:p>
+      <w:pPr>
+        <w:jc w:val="both"/>
+        <w:rPr>
+          <w:rFonts w:ascii="Calibri" w:hAnsi="Calibri" w:cs="Calibri"/>
+          <w:b/>
+          <w:bCs/>
+          <w:sz w:val="36"/>
+          <w:szCs w:val="36"/>
+        </w:rPr>
+      </w:pPr>
+      <w:r>
+        <w:rPr>
+          <w:rFonts w:ascii="Calibri" w:hAnsi="Calibri" w:cs="Calibri"/>
+          <w:b/>
+          <w:bCs/>
+          <w:sz w:val="36"/>
+          <w:szCs w:val="36"/>
+        </w:rPr>
+        <w:t>Passing</w:t>
+      </w:r>
+      <w:r>
+        <w:rPr>
+          <w:rFonts w:ascii="Calibri" w:hAnsi="Calibri" w:cs="Calibri"/>
+          <w:b/>
+          <w:bCs/>
+          <w:sz w:val="36"/>
+          <w:szCs w:val="36"/>
+        </w:rPr>
+        <w:t xml:space="preserve"> F</w:t>
+      </w:r>
+      <w:r>
+        <w:rPr>
+          <w:rFonts w:ascii="Calibri" w:hAnsi="Calibri" w:cs="Calibri"/>
+          <w:b/>
+          <w:bCs/>
+          <w:sz w:val="36"/>
+          <w:szCs w:val="36"/>
+        </w:rPr>
+        <w:t>unction</w:t>
+      </w:r>
+      <w:r>
+        <w:rPr>
+          <w:rFonts w:ascii="Calibri" w:hAnsi="Calibri" w:cs="Calibri"/>
+          <w:b/>
+          <w:bCs/>
+          <w:sz w:val="36"/>
+          <w:szCs w:val="36"/>
+        </w:rPr>
+        <w:t>()</w:t>
+      </w:r>
+      <w:r>
+        <w:rPr>
+          <w:rFonts w:ascii="Calibri" w:hAnsi="Calibri" w:cs="Calibri"/>
+          <w:b/>
+          <w:bCs/>
+          <w:sz w:val="36"/>
+          <w:szCs w:val="36"/>
+        </w:rPr>
+        <w:t xml:space="preserve"> as </w:t>
+      </w:r>
+      <w:r>
+        <w:rPr>
+          <w:rFonts w:ascii="Calibri" w:hAnsi="Calibri" w:cs="Calibri"/>
+          <w:b/>
+          <w:bCs/>
+          <w:sz w:val="36"/>
+          <w:szCs w:val="36"/>
+        </w:rPr>
+        <w:t>parameter for Calling it:</w:t>
+      </w:r>
+    </w:p>
+    <w:p>
+      <w:pPr>
+        <w:jc w:val="both"/>
+        <w:rPr>
+          <w:rFonts w:ascii="Calibri" w:hAnsi="Calibri" w:cs="Calibri"/>
+          <w:sz w:val="36"/>
+          <w:szCs w:val="36"/>
+        </w:rPr>
+      </w:pPr>
+      <w:r>
+        <w:rPr>
+          <w:rFonts w:ascii="Calibri" w:hAnsi="Calibri" w:cs="Calibri"/>
+          <w:sz w:val="36"/>
+          <w:szCs w:val="36"/>
+        </w:rPr>
+        <w:t xml:space="preserve"># </w:t>
+      </w:r>
+      <w:r>
+        <w:rPr>
+          <w:rFonts w:ascii="Calibri" w:hAnsi="Calibri" w:cs="Calibri"/>
+          <w:sz w:val="36"/>
+          <w:szCs w:val="36"/>
+        </w:rPr>
+        <w:t xml:space="preserve">We can also pass a function as parameter or argument of a class or function specifying the data type </w:t>
+      </w:r>
+      <w:r>
+        <w:rPr>
+          <w:rFonts w:ascii="Calibri" w:hAnsi="Calibri" w:cs="Calibri"/>
+          <w:b/>
+          <w:bCs/>
+          <w:sz w:val="36"/>
+          <w:szCs w:val="36"/>
+        </w:rPr>
+        <w:t>Future&lt;void&gt; Function()</w:t>
+      </w:r>
+      <w:r>
+        <w:rPr>
+          <w:rFonts w:ascii="Calibri" w:hAnsi="Calibri" w:cs="Calibri"/>
+          <w:b/>
+          <w:bCs/>
+          <w:sz w:val="36"/>
+          <w:szCs w:val="36"/>
+        </w:rPr>
         <w:t xml:space="preserve"> </w:t>
       </w:r>
-      <w:proofErr w:type="gramStart"/>
-      <w:r>
-        <w:rPr>
-          <w:rFonts w:ascii="Calibri" w:hAnsi="Calibri" w:cs="Calibri"/>
-          <w:b/>
-          <w:bCs/>
-          <w:sz w:val="36"/>
-          <w:szCs w:val="36"/>
-        </w:rPr>
-        <w:t>Function(</w:t>
-      </w:r>
-      <w:proofErr w:type="gramEnd"/>
-      <w:r>
-        <w:rPr>
-          <w:rFonts w:ascii="Calibri" w:hAnsi="Calibri" w:cs="Calibri"/>
-          <w:b/>
-          <w:bCs/>
-          <w:sz w:val="36"/>
-          <w:szCs w:val="36"/>
-        </w:rPr>
-        <w:t>)</w:t>
-      </w:r>
-      <w:r>
-        <w:rPr>
-          <w:rFonts w:ascii="Calibri" w:hAnsi="Calibri" w:cs="Calibri"/>
-          <w:sz w:val="36"/>
-          <w:szCs w:val="36"/>
-        </w:rPr>
-        <w:t xml:space="preserve"> callback is better approach</w:t>
-      </w:r>
-    </w:p>
-    <w:p>
-      <w:pPr>
-        <w:jc w:val="both"/>
-        <w:rPr>
-          <w:rFonts w:ascii="Calibri" w:hAnsi="Calibri" w:cs="Calibri"/>
-          <w:sz w:val="36"/>
-          <w:szCs w:val="36"/>
-        </w:rPr>
-      </w:pPr>
-    </w:p>
-    <w:p>
-      <w:pPr>
-        <w:jc w:val="both"/>
-        <w:rPr>
-          <w:rFonts w:ascii="Calibri" w:hAnsi="Calibri" w:cs="Calibri"/>
-          <w:sz w:val="36"/>
-          <w:szCs w:val="36"/>
-        </w:rPr>
-      </w:pPr>
-    </w:p>
-    <w:p>
-      <w:pPr>
-        <w:jc w:val="both"/>
-        <w:rPr>
-          <w:rFonts w:ascii="Calibri" w:hAnsi="Calibri" w:cs="Calibri"/>
-          <w:sz w:val="36"/>
-          <w:szCs w:val="36"/>
-        </w:rPr>
-      </w:pPr>
-      <w:r>
-        <w:rPr>
-          <w:rFonts w:ascii="Calibri" w:hAnsi="Calibri" w:cs="Calibri"/>
-          <w:sz w:val="36"/>
-          <w:szCs w:val="36"/>
-        </w:rPr>
-        <w:t>Passing</w:t>
-      </w:r>
-      <w:r>
-        <w:rPr>
-          <w:rFonts w:ascii="Calibri" w:hAnsi="Calibri" w:cs="Calibri"/>
-          <w:sz w:val="36"/>
-          <w:szCs w:val="36"/>
-        </w:rPr>
-        <w:t xml:space="preserve"> </w:t>
-      </w:r>
-      <w:proofErr w:type="gramStart"/>
-      <w:r>
-        <w:rPr>
-          <w:rFonts w:ascii="Calibri" w:hAnsi="Calibri" w:cs="Calibri"/>
-          <w:sz w:val="36"/>
-          <w:szCs w:val="36"/>
-        </w:rPr>
-        <w:t>F</w:t>
-      </w:r>
-      <w:r>
-        <w:rPr>
-          <w:rFonts w:ascii="Calibri" w:hAnsi="Calibri" w:cs="Calibri"/>
-          <w:sz w:val="36"/>
-          <w:szCs w:val="36"/>
-        </w:rPr>
-        <w:t>unction</w:t>
-      </w:r>
-      <w:r>
-        <w:rPr>
-          <w:rFonts w:ascii="Calibri" w:hAnsi="Calibri" w:cs="Calibri"/>
-          <w:sz w:val="36"/>
-          <w:szCs w:val="36"/>
-        </w:rPr>
-        <w:t>(</w:t>
-      </w:r>
-      <w:proofErr w:type="gramEnd"/>
-      <w:r>
-        <w:rPr>
-          <w:rFonts w:ascii="Calibri" w:hAnsi="Calibri" w:cs="Calibri"/>
-          <w:sz w:val="36"/>
-          <w:szCs w:val="36"/>
-        </w:rPr>
-        <w:t>)</w:t>
-      </w:r>
-      <w:r>
-        <w:rPr>
-          <w:rFonts w:ascii="Calibri" w:hAnsi="Calibri" w:cs="Calibri"/>
-          <w:sz w:val="36"/>
-          <w:szCs w:val="36"/>
-        </w:rPr>
-        <w:t xml:space="preserve"> as </w:t>
-      </w:r>
-      <w:r>
-        <w:rPr>
-          <w:rFonts w:ascii="Calibri" w:hAnsi="Calibri" w:cs="Calibri"/>
-          <w:sz w:val="36"/>
-          <w:szCs w:val="36"/>
-        </w:rPr>
-        <w:t>parameter for Calling it:</w:t>
-      </w:r>
-    </w:p>
-    <w:p>
-      <w:pPr>
-        <w:jc w:val="both"/>
-        <w:rPr>
-          <w:rFonts w:ascii="Calibri" w:hAnsi="Calibri" w:cs="Calibri"/>
-          <w:sz w:val="36"/>
-          <w:szCs w:val="36"/>
-        </w:rPr>
-      </w:pPr>
-      <w:r>
-        <w:rPr>
-          <w:rFonts w:ascii="Calibri" w:hAnsi="Calibri" w:cs="Calibri"/>
-          <w:sz w:val="36"/>
-          <w:szCs w:val="36"/>
-        </w:rPr>
-        <w:t xml:space="preserve"># </w:t>
-      </w:r>
-      <w:r>
-        <w:rPr>
-          <w:rFonts w:ascii="Calibri" w:hAnsi="Calibri" w:cs="Calibri"/>
-          <w:sz w:val="36"/>
-          <w:szCs w:val="36"/>
-        </w:rPr>
-        <w:t xml:space="preserve">We can also pass a function as parameter or argument of a class or function specifying the data type </w:t>
-      </w:r>
-      <w:r>
-        <w:rPr>
-          <w:rFonts w:ascii="Calibri" w:hAnsi="Calibri" w:cs="Calibri"/>
-          <w:b/>
-          <w:bCs/>
-          <w:sz w:val="36"/>
-          <w:szCs w:val="36"/>
-        </w:rPr>
-        <w:t xml:space="preserve">Future&lt;void&gt; </w:t>
-      </w:r>
-      <w:proofErr w:type="gramStart"/>
-      <w:r>
-        <w:rPr>
-          <w:rFonts w:ascii="Calibri" w:hAnsi="Calibri" w:cs="Calibri"/>
-          <w:b/>
-          <w:bCs/>
-          <w:sz w:val="36"/>
-          <w:szCs w:val="36"/>
-        </w:rPr>
-        <w:t>Function(</w:t>
-      </w:r>
-      <w:proofErr w:type="gramEnd"/>
-      <w:r>
-        <w:rPr>
-          <w:rFonts w:ascii="Calibri" w:hAnsi="Calibri" w:cs="Calibri"/>
-          <w:b/>
-          <w:bCs/>
-          <w:sz w:val="36"/>
-          <w:szCs w:val="36"/>
-        </w:rPr>
-        <w:t>)</w:t>
-      </w:r>
-      <w:r>
-        <w:rPr>
-          <w:rFonts w:ascii="Calibri" w:hAnsi="Calibri" w:cs="Calibri"/>
-          <w:b/>
-          <w:bCs/>
-          <w:sz w:val="36"/>
-          <w:szCs w:val="36"/>
-        </w:rPr>
-        <w:t xml:space="preserve"> </w:t>
-      </w:r>
       <w:r>
         <w:rPr>
           <w:rFonts w:ascii="Calibri" w:hAnsi="Calibri" w:cs="Calibri"/>
@@ -1837,286 +1435,103 @@
           <w:sz w:val="36"/>
           <w:szCs w:val="36"/>
         </w:rPr>
-        <w:t xml:space="preserve">class </w:t>
-      </w:r>
-      <w:proofErr w:type="spellStart"/>
-      <w:r>
-        <w:rPr>
-          <w:rFonts w:ascii="Calibri" w:hAnsi="Calibri" w:cs="Calibri"/>
-          <w:b/>
-          <w:bCs/>
-          <w:color w:val="D86DCB" w:themeColor="accent5" w:themeTint="99"/>
-          <w:sz w:val="36"/>
-          <w:szCs w:val="36"/>
-        </w:rPr>
-        <w:t>ProductDialog</w:t>
-      </w:r>
-      <w:proofErr w:type="spellEnd"/>
-      <w:r>
-        <w:rPr>
-          <w:rFonts w:ascii="Calibri" w:hAnsi="Calibri" w:cs="Calibri"/>
-          <w:b/>
-          <w:bCs/>
-          <w:color w:val="D86DCB" w:themeColor="accent5" w:themeTint="99"/>
-          <w:sz w:val="36"/>
-          <w:szCs w:val="36"/>
-        </w:rPr>
-        <w:t xml:space="preserve"> extends </w:t>
-      </w:r>
-      <w:proofErr w:type="spellStart"/>
-      <w:r>
-        <w:rPr>
-          <w:rFonts w:ascii="Calibri" w:hAnsi="Calibri" w:cs="Calibri"/>
-          <w:b/>
-          <w:bCs/>
-          <w:color w:val="D86DCB" w:themeColor="accent5" w:themeTint="99"/>
-          <w:sz w:val="36"/>
-          <w:szCs w:val="36"/>
-        </w:rPr>
-        <w:t>StatefulWidget</w:t>
-      </w:r>
-      <w:proofErr w:type="spellEnd"/>
-      <w:r>
-        <w:rPr>
-          <w:rFonts w:ascii="Calibri" w:hAnsi="Calibri" w:cs="Calibri"/>
-          <w:b/>
-          <w:bCs/>
-          <w:color w:val="D86DCB" w:themeColor="accent5" w:themeTint="99"/>
-          <w:sz w:val="36"/>
-          <w:szCs w:val="36"/>
-        </w:rPr>
-        <w:t xml:space="preserve"> {</w:t>
-      </w:r>
-    </w:p>
-    <w:p>
-      <w:pPr>
-        <w:jc w:val="both"/>
-        <w:rPr>
-          <w:rFonts w:ascii="Calibri" w:hAnsi="Calibri" w:cs="Calibri"/>
-          <w:b/>
-          <w:bCs/>
-          <w:color w:val="D86DCB" w:themeColor="accent5" w:themeTint="99"/>
-          <w:sz w:val="36"/>
-          <w:szCs w:val="36"/>
-        </w:rPr>
-      </w:pPr>
-      <w:r>
-        <w:rPr>
-          <w:rFonts w:ascii="Calibri" w:hAnsi="Calibri" w:cs="Calibri"/>
-          <w:b/>
-          <w:bCs/>
-          <w:color w:val="D86DCB" w:themeColor="accent5" w:themeTint="99"/>
-          <w:sz w:val="36"/>
-          <w:szCs w:val="36"/>
-        </w:rPr>
-        <w:t xml:space="preserve">  final Future&lt;void&gt; </w:t>
-      </w:r>
-      <w:proofErr w:type="gramStart"/>
-      <w:r>
-        <w:rPr>
-          <w:rFonts w:ascii="Calibri" w:hAnsi="Calibri" w:cs="Calibri"/>
-          <w:b/>
-          <w:bCs/>
-          <w:color w:val="D86DCB" w:themeColor="accent5" w:themeTint="99"/>
-          <w:sz w:val="36"/>
-          <w:szCs w:val="36"/>
-        </w:rPr>
-        <w:t>Function(</w:t>
-      </w:r>
-      <w:proofErr w:type="gramEnd"/>
-      <w:r>
-        <w:rPr>
-          <w:rFonts w:ascii="Calibri" w:hAnsi="Calibri" w:cs="Calibri"/>
-          <w:b/>
-          <w:bCs/>
-          <w:color w:val="D86DCB" w:themeColor="accent5" w:themeTint="99"/>
-          <w:sz w:val="36"/>
-          <w:szCs w:val="36"/>
-        </w:rPr>
-        <w:t xml:space="preserve">) </w:t>
-      </w:r>
-      <w:proofErr w:type="spellStart"/>
-      <w:r>
-        <w:rPr>
-          <w:rFonts w:ascii="Calibri" w:hAnsi="Calibri" w:cs="Calibri"/>
-          <w:b/>
-          <w:bCs/>
-          <w:color w:val="D86DCB" w:themeColor="accent5" w:themeTint="99"/>
-          <w:sz w:val="36"/>
-          <w:szCs w:val="36"/>
-        </w:rPr>
-        <w:t>fetchProductsData</w:t>
-      </w:r>
-      <w:proofErr w:type="spellEnd"/>
-      <w:r>
-        <w:rPr>
-          <w:rFonts w:ascii="Calibri" w:hAnsi="Calibri" w:cs="Calibri"/>
-          <w:b/>
-          <w:bCs/>
-          <w:color w:val="D86DCB" w:themeColor="accent5" w:themeTint="99"/>
-          <w:sz w:val="36"/>
-          <w:szCs w:val="36"/>
-        </w:rPr>
-        <w:t>;</w:t>
-      </w:r>
-    </w:p>
-    <w:p>
-      <w:pPr>
-        <w:jc w:val="both"/>
-        <w:rPr>
-          <w:rFonts w:ascii="Calibri" w:hAnsi="Calibri" w:cs="Calibri"/>
-          <w:b/>
-          <w:bCs/>
-          <w:color w:val="D86DCB" w:themeColor="accent5" w:themeTint="99"/>
-          <w:sz w:val="36"/>
-          <w:szCs w:val="36"/>
-        </w:rPr>
-      </w:pPr>
-      <w:r>
-        <w:rPr>
-          <w:rFonts w:ascii="Calibri" w:hAnsi="Calibri" w:cs="Calibri"/>
-          <w:b/>
-          <w:bCs/>
-          <w:color w:val="D86DCB" w:themeColor="accent5" w:themeTint="99"/>
-          <w:sz w:val="36"/>
-          <w:szCs w:val="36"/>
-        </w:rPr>
-        <w:t xml:space="preserve">  const </w:t>
-      </w:r>
-      <w:proofErr w:type="spellStart"/>
-      <w:proofErr w:type="gramStart"/>
-      <w:r>
-        <w:rPr>
-          <w:rFonts w:ascii="Calibri" w:hAnsi="Calibri" w:cs="Calibri"/>
-          <w:b/>
-          <w:bCs/>
-          <w:color w:val="D86DCB" w:themeColor="accent5" w:themeTint="99"/>
-          <w:sz w:val="36"/>
-          <w:szCs w:val="36"/>
-        </w:rPr>
-        <w:t>ProductDialog</w:t>
-      </w:r>
-      <w:proofErr w:type="spellEnd"/>
-      <w:r>
-        <w:rPr>
-          <w:rFonts w:ascii="Calibri" w:hAnsi="Calibri" w:cs="Calibri"/>
-          <w:b/>
-          <w:bCs/>
-          <w:color w:val="D86DCB" w:themeColor="accent5" w:themeTint="99"/>
-          <w:sz w:val="36"/>
-          <w:szCs w:val="36"/>
-        </w:rPr>
-        <w:t>(</w:t>
-      </w:r>
-      <w:proofErr w:type="gramEnd"/>
-      <w:r>
-        <w:rPr>
-          <w:rFonts w:ascii="Calibri" w:hAnsi="Calibri" w:cs="Calibri"/>
-          <w:b/>
-          <w:bCs/>
-          <w:color w:val="D86DCB" w:themeColor="accent5" w:themeTint="99"/>
-          <w:sz w:val="36"/>
-          <w:szCs w:val="36"/>
-        </w:rPr>
-        <w:t>{</w:t>
-      </w:r>
-    </w:p>
-    <w:p>
-      <w:pPr>
-        <w:jc w:val="both"/>
-        <w:rPr>
-          <w:rFonts w:ascii="Calibri" w:hAnsi="Calibri" w:cs="Calibri"/>
-          <w:b/>
-          <w:bCs/>
-          <w:color w:val="D86DCB" w:themeColor="accent5" w:themeTint="99"/>
-          <w:sz w:val="36"/>
-          <w:szCs w:val="36"/>
-        </w:rPr>
-      </w:pPr>
-      <w:r>
-        <w:rPr>
-          <w:rFonts w:ascii="Calibri" w:hAnsi="Calibri" w:cs="Calibri"/>
-          <w:b/>
-          <w:bCs/>
-          <w:color w:val="D86DCB" w:themeColor="accent5" w:themeTint="99"/>
-          <w:sz w:val="36"/>
-          <w:szCs w:val="36"/>
-        </w:rPr>
-        <w:t xml:space="preserve">    </w:t>
-      </w:r>
-      <w:proofErr w:type="spellStart"/>
-      <w:r>
-        <w:rPr>
-          <w:rFonts w:ascii="Calibri" w:hAnsi="Calibri" w:cs="Calibri"/>
-          <w:b/>
-          <w:bCs/>
-          <w:color w:val="D86DCB" w:themeColor="accent5" w:themeTint="99"/>
-          <w:sz w:val="36"/>
-          <w:szCs w:val="36"/>
-        </w:rPr>
-        <w:t>super.key</w:t>
-      </w:r>
-      <w:proofErr w:type="spellEnd"/>
-      <w:r>
-        <w:rPr>
-          <w:rFonts w:ascii="Calibri" w:hAnsi="Calibri" w:cs="Calibri"/>
-          <w:b/>
-          <w:bCs/>
-          <w:color w:val="D86DCB" w:themeColor="accent5" w:themeTint="99"/>
-          <w:sz w:val="36"/>
-          <w:szCs w:val="36"/>
-        </w:rPr>
-        <w:t>,</w:t>
-      </w:r>
-    </w:p>
-    <w:p>
-      <w:pPr>
-        <w:jc w:val="both"/>
-        <w:rPr>
-          <w:rFonts w:ascii="Calibri" w:hAnsi="Calibri" w:cs="Calibri"/>
-          <w:b/>
-          <w:bCs/>
-          <w:color w:val="D86DCB" w:themeColor="accent5" w:themeTint="99"/>
-          <w:sz w:val="36"/>
-          <w:szCs w:val="36"/>
-        </w:rPr>
-      </w:pPr>
-      <w:r>
-        <w:rPr>
-          <w:rFonts w:ascii="Calibri" w:hAnsi="Calibri" w:cs="Calibri"/>
-          <w:b/>
-          <w:bCs/>
-          <w:color w:val="D86DCB" w:themeColor="accent5" w:themeTint="99"/>
-          <w:sz w:val="36"/>
-          <w:szCs w:val="36"/>
-        </w:rPr>
-        <w:t xml:space="preserve">    required </w:t>
-      </w:r>
-      <w:proofErr w:type="spellStart"/>
-      <w:proofErr w:type="gramStart"/>
-      <w:r>
-        <w:rPr>
-          <w:rFonts w:ascii="Calibri" w:hAnsi="Calibri" w:cs="Calibri"/>
-          <w:b/>
-          <w:bCs/>
-          <w:color w:val="D86DCB" w:themeColor="accent5" w:themeTint="99"/>
-          <w:sz w:val="36"/>
-          <w:szCs w:val="36"/>
-        </w:rPr>
-        <w:t>this.fetchProductsData</w:t>
-      </w:r>
-      <w:proofErr w:type="spellEnd"/>
-      <w:proofErr w:type="gramEnd"/>
-      <w:r>
-        <w:rPr>
-          <w:rFonts w:ascii="Calibri" w:hAnsi="Calibri" w:cs="Calibri"/>
-          <w:b/>
-          <w:bCs/>
-          <w:color w:val="D86DCB" w:themeColor="accent5" w:themeTint="99"/>
-          <w:sz w:val="36"/>
-          <w:szCs w:val="36"/>
-        </w:rPr>
-        <w:t>,</w:t>
+        <w:t>class ProductDialog extends StatefulWidget {</w:t>
+      </w:r>
+    </w:p>
+    <w:p>
+      <w:pPr>
+        <w:jc w:val="both"/>
+        <w:rPr>
+          <w:rFonts w:ascii="Calibri" w:hAnsi="Calibri" w:cs="Calibri"/>
+          <w:b/>
+          <w:bCs/>
+          <w:color w:val="D86DCB" w:themeColor="accent5" w:themeTint="99"/>
+          <w:sz w:val="36"/>
+          <w:szCs w:val="36"/>
+        </w:rPr>
+      </w:pPr>
+      <w:r>
+        <w:rPr>
+          <w:rFonts w:ascii="Calibri" w:hAnsi="Calibri" w:cs="Calibri"/>
+          <w:b/>
+          <w:bCs/>
+          <w:color w:val="D86DCB" w:themeColor="accent5" w:themeTint="99"/>
+          <w:sz w:val="36"/>
+          <w:szCs w:val="36"/>
+        </w:rPr>
+        <w:t xml:space="preserve">  final Future&lt;void&gt; Function() fetchProductsData;</w:t>
+      </w:r>
+    </w:p>
+    <w:p>
+      <w:pPr>
+        <w:jc w:val="both"/>
+        <w:rPr>
+          <w:rFonts w:ascii="Calibri" w:hAnsi="Calibri" w:cs="Calibri"/>
+          <w:b/>
+          <w:bCs/>
+          <w:color w:val="D86DCB" w:themeColor="accent5" w:themeTint="99"/>
+          <w:sz w:val="36"/>
+          <w:szCs w:val="36"/>
+        </w:rPr>
+      </w:pPr>
+      <w:r>
+        <w:rPr>
+          <w:rFonts w:ascii="Calibri" w:hAnsi="Calibri" w:cs="Calibri"/>
+          <w:b/>
+          <w:bCs/>
+          <w:color w:val="D86DCB" w:themeColor="accent5" w:themeTint="99"/>
+          <w:sz w:val="36"/>
+          <w:szCs w:val="36"/>
+        </w:rPr>
+        <w:t xml:space="preserve">  const ProductDialog({</w:t>
+      </w:r>
+    </w:p>
+    <w:p>
+      <w:pPr>
+        <w:jc w:val="both"/>
+        <w:rPr>
+          <w:rFonts w:ascii="Calibri" w:hAnsi="Calibri" w:cs="Calibri"/>
+          <w:b/>
+          <w:bCs/>
+          <w:color w:val="D86DCB" w:themeColor="accent5" w:themeTint="99"/>
+          <w:sz w:val="36"/>
+          <w:szCs w:val="36"/>
+        </w:rPr>
+      </w:pPr>
+      <w:r>
+        <w:rPr>
+          <w:rFonts w:ascii="Calibri" w:hAnsi="Calibri" w:cs="Calibri"/>
+          <w:b/>
+          <w:bCs/>
+          <w:color w:val="D86DCB" w:themeColor="accent5" w:themeTint="99"/>
+          <w:sz w:val="36"/>
+          <w:szCs w:val="36"/>
+        </w:rPr>
+        <w:t xml:space="preserve">    super.key,</w:t>
+      </w:r>
+    </w:p>
+    <w:p>
+      <w:pPr>
+        <w:jc w:val="both"/>
+        <w:rPr>
+          <w:rFonts w:ascii="Calibri" w:hAnsi="Calibri" w:cs="Calibri"/>
+          <w:b/>
+          <w:bCs/>
+          <w:color w:val="D86DCB" w:themeColor="accent5" w:themeTint="99"/>
+          <w:sz w:val="36"/>
+          <w:szCs w:val="36"/>
+        </w:rPr>
+      </w:pPr>
+      <w:r>
+        <w:rPr>
+          <w:rFonts w:ascii="Calibri" w:hAnsi="Calibri" w:cs="Calibri"/>
+          <w:b/>
+          <w:bCs/>
+          <w:color w:val="D86DCB" w:themeColor="accent5" w:themeTint="99"/>
+          <w:sz w:val="36"/>
+          <w:szCs w:val="36"/>
+        </w:rPr>
+        <w:t xml:space="preserve">    required this.fetchProductsData,</w:t>
       </w:r>
     </w:p>
     <w:p>
@@ -2188,31 +1603,7 @@
           <w:sz w:val="36"/>
           <w:szCs w:val="36"/>
         </w:rPr>
-        <w:t xml:space="preserve">await </w:t>
-      </w:r>
-      <w:proofErr w:type="spellStart"/>
-      <w:r>
-        <w:rPr>
-          <w:rFonts w:ascii="Calibri" w:hAnsi="Calibri" w:cs="Calibri"/>
-          <w:b/>
-          <w:bCs/>
-          <w:color w:val="D86DCB" w:themeColor="accent5" w:themeTint="99"/>
-          <w:sz w:val="36"/>
-          <w:szCs w:val="36"/>
-        </w:rPr>
-        <w:t>fetchProductsData</w:t>
-      </w:r>
-      <w:proofErr w:type="spellEnd"/>
-      <w:r>
-        <w:rPr>
-          <w:rFonts w:ascii="Calibri" w:hAnsi="Calibri" w:cs="Calibri"/>
-          <w:b/>
-          <w:bCs/>
-          <w:color w:val="D86DCB" w:themeColor="accent5" w:themeTint="99"/>
-          <w:sz w:val="36"/>
-          <w:szCs w:val="36"/>
-        </w:rPr>
-        <w:t>;</w:t>
+        <w:t>await fetchProductsData;</w:t>
       </w:r>
     </w:p>
     <w:p>
@@ -2260,31 +1651,7 @@
           <w:sz w:val="36"/>
           <w:szCs w:val="36"/>
         </w:rPr>
-        <w:t xml:space="preserve">class </w:t>
-      </w:r>
-      <w:proofErr w:type="spellStart"/>
-      <w:r>
-        <w:rPr>
-          <w:rFonts w:ascii="Calibri" w:hAnsi="Calibri" w:cs="Calibri"/>
-          <w:b/>
-          <w:bCs/>
-          <w:color w:val="D86DCB" w:themeColor="accent5" w:themeTint="99"/>
-          <w:sz w:val="36"/>
-          <w:szCs w:val="36"/>
-        </w:rPr>
-        <w:t>AuthProvider</w:t>
-      </w:r>
-      <w:proofErr w:type="spellEnd"/>
-      <w:r>
-        <w:rPr>
-          <w:rFonts w:ascii="Calibri" w:hAnsi="Calibri" w:cs="Calibri"/>
-          <w:b/>
-          <w:bCs/>
-          <w:color w:val="D86DCB" w:themeColor="accent5" w:themeTint="99"/>
-          <w:sz w:val="36"/>
-          <w:szCs w:val="36"/>
-        </w:rPr>
-        <w:t xml:space="preserve"> {</w:t>
+        <w:t>class AuthProvider {</w:t>
       </w:r>
     </w:p>
     <w:p>
@@ -2332,6 +1699,7 @@
           <w:sz w:val="36"/>
           <w:szCs w:val="36"/>
         </w:rPr>
+        <w:lastRenderedPageBreak/>
         <w:t xml:space="preserve">     …</w:t>
       </w:r>
     </w:p>
@@ -2356,7 +1724,6 @@
           <w:sz w:val="36"/>
           <w:szCs w:val="36"/>
         </w:rPr>
-        <w:lastRenderedPageBreak/>
         <w:t>}</w:t>
       </w:r>
     </w:p>
@@ -2381,188 +1748,55 @@
           <w:sz w:val="36"/>
           <w:szCs w:val="36"/>
         </w:rPr>
-        <w:t xml:space="preserve">class </w:t>
-      </w:r>
-      <w:proofErr w:type="spellStart"/>
-      <w:r>
-        <w:rPr>
-          <w:rFonts w:ascii="Calibri" w:hAnsi="Calibri" w:cs="Calibri"/>
-          <w:b/>
-          <w:bCs/>
-          <w:color w:val="D86DCB" w:themeColor="accent5" w:themeTint="99"/>
-          <w:sz w:val="36"/>
-          <w:szCs w:val="36"/>
-        </w:rPr>
-        <w:t>APICaller</w:t>
-      </w:r>
-      <w:proofErr w:type="spellEnd"/>
-      <w:r>
-        <w:rPr>
-          <w:rFonts w:ascii="Calibri" w:hAnsi="Calibri" w:cs="Calibri"/>
-          <w:b/>
-          <w:bCs/>
-          <w:color w:val="D86DCB" w:themeColor="accent5" w:themeTint="99"/>
-          <w:sz w:val="36"/>
-          <w:szCs w:val="36"/>
-        </w:rPr>
-        <w:t xml:space="preserve"> {</w:t>
-      </w:r>
-    </w:p>
-    <w:p>
-      <w:pPr>
-        <w:jc w:val="both"/>
-        <w:rPr>
-          <w:rFonts w:ascii="Calibri" w:hAnsi="Calibri" w:cs="Calibri"/>
-          <w:b/>
-          <w:bCs/>
-          <w:color w:val="D86DCB" w:themeColor="accent5" w:themeTint="99"/>
-          <w:sz w:val="36"/>
-          <w:szCs w:val="36"/>
-        </w:rPr>
-      </w:pPr>
-      <w:r>
-        <w:rPr>
-          <w:rFonts w:ascii="Calibri" w:hAnsi="Calibri" w:cs="Calibri"/>
-          <w:b/>
-          <w:bCs/>
-          <w:color w:val="D86DCB" w:themeColor="accent5" w:themeTint="99"/>
-          <w:sz w:val="36"/>
-          <w:szCs w:val="36"/>
-        </w:rPr>
-        <w:t xml:space="preserve">     final String? </w:t>
-      </w:r>
-      <w:proofErr w:type="gramStart"/>
-      <w:r>
-        <w:rPr>
-          <w:rFonts w:ascii="Calibri" w:hAnsi="Calibri" w:cs="Calibri"/>
-          <w:b/>
-          <w:bCs/>
-          <w:color w:val="D86DCB" w:themeColor="accent5" w:themeTint="99"/>
-          <w:sz w:val="36"/>
-          <w:szCs w:val="36"/>
-        </w:rPr>
-        <w:t>Function(</w:t>
-      </w:r>
-      <w:proofErr w:type="gramEnd"/>
-      <w:r>
-        <w:rPr>
-          <w:rFonts w:ascii="Calibri" w:hAnsi="Calibri" w:cs="Calibri"/>
-          <w:b/>
-          <w:bCs/>
-          <w:color w:val="D86DCB" w:themeColor="accent5" w:themeTint="99"/>
-          <w:sz w:val="36"/>
-          <w:szCs w:val="36"/>
-        </w:rPr>
-        <w:t xml:space="preserve">) </w:t>
-      </w:r>
-      <w:proofErr w:type="spellStart"/>
-      <w:r>
-        <w:rPr>
-          <w:rFonts w:ascii="Calibri" w:hAnsi="Calibri" w:cs="Calibri"/>
-          <w:b/>
-          <w:bCs/>
-          <w:color w:val="D86DCB" w:themeColor="accent5" w:themeTint="99"/>
-          <w:sz w:val="36"/>
-          <w:szCs w:val="36"/>
-        </w:rPr>
-        <w:t>getToken</w:t>
-      </w:r>
-      <w:proofErr w:type="spellEnd"/>
-      <w:r>
-        <w:rPr>
-          <w:rFonts w:ascii="Calibri" w:hAnsi="Calibri" w:cs="Calibri"/>
-          <w:b/>
-          <w:bCs/>
-          <w:color w:val="D86DCB" w:themeColor="accent5" w:themeTint="99"/>
-          <w:sz w:val="36"/>
-          <w:szCs w:val="36"/>
-        </w:rPr>
-        <w:t>;</w:t>
-      </w:r>
-    </w:p>
-    <w:p>
-      <w:pPr>
-        <w:jc w:val="both"/>
-        <w:rPr>
-          <w:rFonts w:ascii="Calibri" w:hAnsi="Calibri" w:cs="Calibri"/>
-          <w:b/>
-          <w:bCs/>
-          <w:color w:val="D86DCB" w:themeColor="accent5" w:themeTint="99"/>
-          <w:sz w:val="36"/>
-          <w:szCs w:val="36"/>
-        </w:rPr>
-      </w:pPr>
-      <w:r>
-        <w:rPr>
-          <w:rFonts w:ascii="Calibri" w:hAnsi="Calibri" w:cs="Calibri"/>
-          <w:b/>
-          <w:bCs/>
-          <w:color w:val="D86DCB" w:themeColor="accent5" w:themeTint="99"/>
-          <w:sz w:val="36"/>
-          <w:szCs w:val="36"/>
-        </w:rPr>
-        <w:t xml:space="preserve">     </w:t>
-      </w:r>
-      <w:proofErr w:type="spellStart"/>
-      <w:proofErr w:type="gramStart"/>
-      <w:r>
-        <w:rPr>
-          <w:rFonts w:ascii="Calibri" w:hAnsi="Calibri" w:cs="Calibri"/>
-          <w:b/>
-          <w:bCs/>
-          <w:color w:val="D86DCB" w:themeColor="accent5" w:themeTint="99"/>
-          <w:sz w:val="36"/>
-          <w:szCs w:val="36"/>
-        </w:rPr>
-        <w:t>APICaller</w:t>
-      </w:r>
-      <w:proofErr w:type="spellEnd"/>
-      <w:r>
-        <w:rPr>
-          <w:rFonts w:ascii="Calibri" w:hAnsi="Calibri" w:cs="Calibri"/>
-          <w:b/>
-          <w:bCs/>
-          <w:color w:val="D86DCB" w:themeColor="accent5" w:themeTint="99"/>
-          <w:sz w:val="36"/>
-          <w:szCs w:val="36"/>
-        </w:rPr>
-        <w:t>(</w:t>
-      </w:r>
-      <w:proofErr w:type="gramEnd"/>
-      <w:r>
-        <w:rPr>
-          <w:rFonts w:ascii="Calibri" w:hAnsi="Calibri" w:cs="Calibri"/>
-          <w:b/>
-          <w:bCs/>
-          <w:color w:val="D86DCB" w:themeColor="accent5" w:themeTint="99"/>
-          <w:sz w:val="36"/>
-          <w:szCs w:val="36"/>
-        </w:rPr>
-        <w:t xml:space="preserve">{required </w:t>
-      </w:r>
-      <w:proofErr w:type="spellStart"/>
-      <w:r>
-        <w:rPr>
-          <w:rFonts w:ascii="Calibri" w:hAnsi="Calibri" w:cs="Calibri"/>
-          <w:b/>
-          <w:bCs/>
-          <w:color w:val="D86DCB" w:themeColor="accent5" w:themeTint="99"/>
-          <w:sz w:val="36"/>
-          <w:szCs w:val="36"/>
-        </w:rPr>
-        <w:t>this.token</w:t>
-      </w:r>
-      <w:proofErr w:type="spellEnd"/>
-      <w:r>
-        <w:rPr>
-          <w:rFonts w:ascii="Calibri" w:hAnsi="Calibri" w:cs="Calibri"/>
-          <w:b/>
-          <w:bCs/>
-          <w:color w:val="D86DCB" w:themeColor="accent5" w:themeTint="99"/>
-          <w:sz w:val="36"/>
-          <w:szCs w:val="36"/>
-        </w:rPr>
-        <w:t>);</w:t>
+        <w:t>class APICaller {</w:t>
+      </w:r>
+    </w:p>
+    <w:p>
+      <w:pPr>
+        <w:jc w:val="both"/>
+        <w:rPr>
+          <w:rFonts w:ascii="Calibri" w:hAnsi="Calibri" w:cs="Calibri"/>
+          <w:b/>
+          <w:bCs/>
+          <w:color w:val="D86DCB" w:themeColor="accent5" w:themeTint="99"/>
+          <w:sz w:val="36"/>
+          <w:szCs w:val="36"/>
+        </w:rPr>
+      </w:pPr>
+      <w:r>
+        <w:rPr>
+          <w:rFonts w:ascii="Calibri" w:hAnsi="Calibri" w:cs="Calibri"/>
+          <w:b/>
+          <w:bCs/>
+          <w:color w:val="D86DCB" w:themeColor="accent5" w:themeTint="99"/>
+          <w:sz w:val="36"/>
+          <w:szCs w:val="36"/>
+        </w:rPr>
+        <w:t xml:space="preserve">     final String? Function() getToken;</w:t>
+      </w:r>
+    </w:p>
+    <w:p>
+      <w:pPr>
+        <w:jc w:val="both"/>
+        <w:rPr>
+          <w:rFonts w:ascii="Calibri" w:hAnsi="Calibri" w:cs="Calibri"/>
+          <w:b/>
+          <w:bCs/>
+          <w:color w:val="D86DCB" w:themeColor="accent5" w:themeTint="99"/>
+          <w:sz w:val="36"/>
+          <w:szCs w:val="36"/>
+        </w:rPr>
+      </w:pPr>
+      <w:r>
+        <w:rPr>
+          <w:rFonts w:ascii="Calibri" w:hAnsi="Calibri" w:cs="Calibri"/>
+          <w:b/>
+          <w:bCs/>
+          <w:color w:val="D86DCB" w:themeColor="accent5" w:themeTint="99"/>
+          <w:sz w:val="36"/>
+          <w:szCs w:val="36"/>
+        </w:rPr>
+        <w:t xml:space="preserve">     APICaller({required this.token);</w:t>
       </w:r>
     </w:p>
     <w:p>
@@ -2634,55 +1868,7 @@
           <w:sz w:val="36"/>
           <w:szCs w:val="36"/>
         </w:rPr>
-        <w:t xml:space="preserve">        “token</w:t>
-      </w:r>
-      <w:proofErr w:type="gramStart"/>
-      <w:r>
-        <w:rPr>
-          <w:rFonts w:ascii="Calibri" w:hAnsi="Calibri" w:cs="Calibri"/>
-          <w:b/>
-          <w:bCs/>
-          <w:color w:val="D86DCB" w:themeColor="accent5" w:themeTint="99"/>
-          <w:sz w:val="36"/>
-          <w:szCs w:val="36"/>
-        </w:rPr>
-        <w:t>” :</w:t>
-      </w:r>
-      <w:proofErr w:type="gramEnd"/>
-      <w:r>
-        <w:rPr>
-          <w:rFonts w:ascii="Calibri" w:hAnsi="Calibri" w:cs="Calibri"/>
-          <w:b/>
-          <w:bCs/>
-          <w:color w:val="D86DCB" w:themeColor="accent5" w:themeTint="99"/>
-          <w:sz w:val="36"/>
-          <w:szCs w:val="36"/>
-        </w:rPr>
-        <w:t xml:space="preserve"> </w:t>
-      </w:r>
-      <w:proofErr w:type="spellStart"/>
-      <w:r>
-        <w:rPr>
-          <w:rFonts w:ascii="Calibri" w:hAnsi="Calibri" w:cs="Calibri"/>
-          <w:b/>
-          <w:bCs/>
-          <w:color w:val="D86DCB" w:themeColor="accent5" w:themeTint="99"/>
-          <w:sz w:val="36"/>
-          <w:szCs w:val="36"/>
-        </w:rPr>
-        <w:t>getToken</w:t>
-      </w:r>
-      <w:proofErr w:type="spellEnd"/>
-      <w:r>
-        <w:rPr>
-          <w:rFonts w:ascii="Calibri" w:hAnsi="Calibri" w:cs="Calibri"/>
-          <w:b/>
-          <w:bCs/>
-          <w:color w:val="D86DCB" w:themeColor="accent5" w:themeTint="99"/>
-          <w:sz w:val="36"/>
-          <w:szCs w:val="36"/>
-        </w:rPr>
-        <w:t>,</w:t>
+        <w:t xml:space="preserve">        “token” : getToken,</w:t>
       </w:r>
     </w:p>
     <w:p>
@@ -2754,105 +1940,7 @@
           <w:sz w:val="36"/>
           <w:szCs w:val="36"/>
         </w:rPr>
-        <w:t xml:space="preserve">final </w:t>
-      </w:r>
-      <w:proofErr w:type="spellStart"/>
-      <w:r>
-        <w:rPr>
-          <w:rFonts w:ascii="Calibri" w:hAnsi="Calibri" w:cs="Calibri"/>
-          <w:b/>
-          <w:bCs/>
-          <w:color w:val="D86DCB" w:themeColor="accent5" w:themeTint="99"/>
-          <w:sz w:val="36"/>
-          <w:szCs w:val="36"/>
-        </w:rPr>
-        <w:t>apiCaller</w:t>
-      </w:r>
-      <w:proofErr w:type="spellEnd"/>
-      <w:r>
-        <w:rPr>
-          <w:rFonts w:ascii="Calibri" w:hAnsi="Calibri" w:cs="Calibri"/>
-          <w:b/>
-          <w:bCs/>
-          <w:color w:val="D86DCB" w:themeColor="accent5" w:themeTint="99"/>
-          <w:sz w:val="36"/>
-          <w:szCs w:val="36"/>
-        </w:rPr>
-        <w:t xml:space="preserve"> = </w:t>
-      </w:r>
-      <w:proofErr w:type="spellStart"/>
-      <w:proofErr w:type="gramStart"/>
-      <w:r>
-        <w:rPr>
-          <w:rFonts w:ascii="Calibri" w:hAnsi="Calibri" w:cs="Calibri"/>
-          <w:b/>
-          <w:bCs/>
-          <w:color w:val="D86DCB" w:themeColor="accent5" w:themeTint="99"/>
-          <w:sz w:val="36"/>
-          <w:szCs w:val="36"/>
-        </w:rPr>
-        <w:t>APICaller</w:t>
-      </w:r>
-      <w:proofErr w:type="spellEnd"/>
-      <w:r>
-        <w:rPr>
-          <w:rFonts w:ascii="Calibri" w:hAnsi="Calibri" w:cs="Calibri"/>
-          <w:b/>
-          <w:bCs/>
-          <w:color w:val="D86DCB" w:themeColor="accent5" w:themeTint="99"/>
-          <w:sz w:val="36"/>
-          <w:szCs w:val="36"/>
-        </w:rPr>
-        <w:t>(</w:t>
-      </w:r>
-      <w:proofErr w:type="spellStart"/>
-      <w:proofErr w:type="gramEnd"/>
-      <w:r>
-        <w:rPr>
-          <w:rFonts w:ascii="Calibri" w:hAnsi="Calibri" w:cs="Calibri"/>
-          <w:b/>
-          <w:bCs/>
-          <w:color w:val="D86DCB" w:themeColor="accent5" w:themeTint="99"/>
-          <w:sz w:val="36"/>
-          <w:szCs w:val="36"/>
-        </w:rPr>
-        <w:t>getToken</w:t>
-      </w:r>
-      <w:proofErr w:type="spellEnd"/>
-      <w:r>
-        <w:rPr>
-          <w:rFonts w:ascii="Calibri" w:hAnsi="Calibri" w:cs="Calibri"/>
-          <w:b/>
-          <w:bCs/>
-          <w:color w:val="D86DCB" w:themeColor="accent5" w:themeTint="99"/>
-          <w:sz w:val="36"/>
-          <w:szCs w:val="36"/>
-        </w:rPr>
-        <w:t xml:space="preserve">: () =&gt; </w:t>
-      </w:r>
-      <w:proofErr w:type="spellStart"/>
-      <w:r>
-        <w:rPr>
-          <w:rFonts w:ascii="Calibri" w:hAnsi="Calibri" w:cs="Calibri"/>
-          <w:b/>
-          <w:bCs/>
-          <w:color w:val="D86DCB" w:themeColor="accent5" w:themeTint="99"/>
-          <w:sz w:val="36"/>
-          <w:szCs w:val="36"/>
-        </w:rPr>
-        <w:t>AuthProvider.token</w:t>
-      </w:r>
-      <w:proofErr w:type="spellEnd"/>
-      <w:r>
-        <w:rPr>
-          <w:rFonts w:ascii="Calibri" w:hAnsi="Calibri" w:cs="Calibri"/>
-          <w:b/>
-          <w:bCs/>
-          <w:color w:val="D86DCB" w:themeColor="accent5" w:themeTint="99"/>
-          <w:sz w:val="36"/>
-          <w:szCs w:val="36"/>
-        </w:rPr>
-        <w:t>);</w:t>
+        <w:t>final apiCaller = APICaller(getToken: () =&gt; AuthProvider.token);</w:t>
       </w:r>
     </w:p>
     <w:p>
@@ -2944,39 +2032,15 @@
         </w:rPr>
         <w:t xml:space="preserve"> like </w:t>
       </w:r>
-      <w:proofErr w:type="spellStart"/>
-      <w:proofErr w:type="gramStart"/>
-      <w:r>
-        <w:rPr>
-          <w:rFonts w:ascii="Calibri" w:hAnsi="Calibri" w:cs="Calibri"/>
-          <w:b/>
-          <w:bCs/>
-          <w:sz w:val="36"/>
-          <w:szCs w:val="36"/>
-        </w:rPr>
-        <w:t>getToken</w:t>
-      </w:r>
-      <w:proofErr w:type="spellEnd"/>
-      <w:r>
-        <w:rPr>
-          <w:rFonts w:ascii="Calibri" w:hAnsi="Calibri" w:cs="Calibri"/>
-          <w:b/>
-          <w:bCs/>
-          <w:sz w:val="36"/>
-          <w:szCs w:val="36"/>
-        </w:rPr>
-        <w:t>(</w:t>
-      </w:r>
-      <w:proofErr w:type="gramEnd"/>
-      <w:r>
-        <w:rPr>
-          <w:rFonts w:ascii="Calibri" w:hAnsi="Calibri" w:cs="Calibri"/>
-          <w:b/>
-          <w:bCs/>
-          <w:sz w:val="36"/>
-          <w:szCs w:val="36"/>
-        </w:rPr>
-        <w:t>)</w:t>
+      <w:r>
+        <w:rPr>
+          <w:rFonts w:ascii="Calibri" w:hAnsi="Calibri" w:cs="Calibri"/>
+          <w:b/>
+          <w:bCs/>
+          <w:sz w:val="36"/>
+          <w:szCs w:val="36"/>
+        </w:rPr>
+        <w:t>getToken()</w:t>
       </w:r>
       <w:r>
         <w:rPr>
@@ -2999,34 +2063,72 @@
     </w:p>
     <w:p>
       <w:pPr>
-        <w:jc w:val="both"/>
-        <w:rPr>
-          <w:rFonts w:ascii="Calibri" w:hAnsi="Calibri" w:cs="Calibri"/>
-          <w:sz w:val="36"/>
-          <w:szCs w:val="36"/>
-        </w:rPr>
-      </w:pPr>
-    </w:p>
-    <w:p>
-      <w:pPr>
-        <w:jc w:val="both"/>
-        <w:rPr>
-          <w:rFonts w:ascii="Calibri" w:hAnsi="Calibri" w:cs="Calibri"/>
-          <w:b/>
-          <w:bCs/>
-          <w:sz w:val="36"/>
-          <w:szCs w:val="36"/>
-        </w:rPr>
-      </w:pPr>
-      <w:r>
-        <w:rPr>
-          <w:rFonts w:ascii="Calibri" w:hAnsi="Calibri" w:cs="Calibri"/>
-          <w:b/>
-          <w:bCs/>
-          <w:sz w:val="36"/>
-          <w:szCs w:val="36"/>
-        </w:rPr>
-        <w:t>Lambda Function:</w:t>
+        <w:jc w:val="center"/>
+        <w:rPr>
+          <w:rFonts w:ascii="Calibri" w:hAnsi="Calibri" w:cs="Calibri"/>
+          <w:sz w:val="36"/>
+          <w:szCs w:val="36"/>
+        </w:rPr>
+      </w:pPr>
+      <w:r>
+        <w:rPr>
+          <w:rFonts w:ascii="Calibri" w:hAnsi="Calibri" w:cs="Calibri"/>
+          <w:sz w:val="36"/>
+          <w:szCs w:val="36"/>
+        </w:rPr>
+        <w:t>Break</w:t>
+      </w:r>
+    </w:p>
+    <w:p>
+      <w:pPr>
+        <w:jc w:val="both"/>
+        <w:rPr>
+          <w:rFonts w:ascii="Calibri" w:hAnsi="Calibri" w:cs="Calibri"/>
+          <w:sz w:val="36"/>
+          <w:szCs w:val="36"/>
+        </w:rPr>
+      </w:pPr>
+    </w:p>
+    <w:p>
+      <w:pPr>
+        <w:jc w:val="both"/>
+        <w:rPr>
+          <w:rFonts w:ascii="Calibri" w:hAnsi="Calibri" w:cs="Calibri"/>
+          <w:b/>
+          <w:bCs/>
+          <w:sz w:val="36"/>
+          <w:szCs w:val="36"/>
+        </w:rPr>
+      </w:pPr>
+      <w:r>
+        <w:rPr>
+          <w:rFonts w:ascii="Calibri" w:hAnsi="Calibri" w:cs="Calibri"/>
+          <w:b/>
+          <w:bCs/>
+          <w:sz w:val="36"/>
+          <w:szCs w:val="36"/>
+        </w:rPr>
+        <w:t>Lambda</w:t>
+      </w:r>
+      <w:r>
+        <w:rPr>
+          <w:rFonts w:ascii="Calibri" w:hAnsi="Calibri" w:cs="Calibri"/>
+          <w:b/>
+          <w:bCs/>
+          <w:sz w:val="36"/>
+          <w:szCs w:val="36"/>
+        </w:rPr>
+        <w:t xml:space="preserve"> Or Annonymous</w:t>
+      </w:r>
+      <w:r>
+        <w:rPr>
+          <w:rFonts w:ascii="Calibri" w:hAnsi="Calibri" w:cs="Calibri"/>
+          <w:b/>
+          <w:bCs/>
+          <w:sz w:val="36"/>
+          <w:szCs w:val="36"/>
+        </w:rPr>
+        <w:t xml:space="preserve"> Function:</w:t>
       </w:r>
     </w:p>
     <w:p>
@@ -3112,7 +2214,6 @@
         </w:rPr>
         <w:tab/>
       </w:r>
-      <w:proofErr w:type="gramStart"/>
       <w:r>
         <w:rPr>
           <w:rFonts w:ascii="Calibri" w:hAnsi="Calibri" w:cs="Calibri"/>
@@ -3130,19 +2231,7 @@
           <w:sz w:val="36"/>
           <w:szCs w:val="36"/>
         </w:rPr>
-        <w:t>( )</w:t>
-      </w:r>
-      <w:proofErr w:type="gramEnd"/>
-      <w:r>
-        <w:rPr>
-          <w:rFonts w:ascii="Calibri" w:hAnsi="Calibri" w:cs="Calibri"/>
-          <w:b/>
-          <w:bCs/>
-          <w:color w:val="D86DCB" w:themeColor="accent5" w:themeTint="99"/>
-          <w:sz w:val="36"/>
-          <w:szCs w:val="36"/>
-        </w:rPr>
-        <w:t xml:space="preserve"> {  }</w:t>
+        <w:t>( ) {  }</w:t>
       </w:r>
     </w:p>
     <w:p>
@@ -3202,196 +2291,73 @@
           <w:sz w:val="36"/>
           <w:szCs w:val="36"/>
         </w:rPr>
-        <w:t xml:space="preserve"># This lambda returns the </w:t>
-      </w:r>
-      <w:proofErr w:type="spellStart"/>
-      <w:r>
-        <w:rPr>
-          <w:rFonts w:ascii="Calibri" w:hAnsi="Calibri" w:cs="Calibri"/>
-          <w:sz w:val="36"/>
-          <w:szCs w:val="36"/>
-        </w:rPr>
-        <w:t>cancelNewTask</w:t>
-      </w:r>
-      <w:proofErr w:type="spellEnd"/>
-      <w:r>
-        <w:rPr>
-          <w:rFonts w:ascii="Calibri" w:hAnsi="Calibri" w:cs="Calibri"/>
-          <w:sz w:val="36"/>
-          <w:szCs w:val="36"/>
-        </w:rPr>
-        <w:t xml:space="preserve"> function itself.</w:t>
-      </w:r>
-    </w:p>
-    <w:p>
-      <w:pPr>
-        <w:jc w:val="both"/>
-        <w:rPr>
-          <w:rFonts w:ascii="Calibri" w:hAnsi="Calibri" w:cs="Calibri"/>
-          <w:b/>
-          <w:bCs/>
-          <w:color w:val="D86DCB" w:themeColor="accent5" w:themeTint="99"/>
-          <w:sz w:val="36"/>
-          <w:szCs w:val="36"/>
-        </w:rPr>
-      </w:pPr>
-      <w:proofErr w:type="spellStart"/>
-      <w:r>
-        <w:rPr>
-          <w:rFonts w:ascii="Calibri" w:hAnsi="Calibri" w:cs="Calibri"/>
-          <w:b/>
-          <w:bCs/>
-          <w:color w:val="D86DCB" w:themeColor="accent5" w:themeTint="99"/>
-          <w:sz w:val="36"/>
-          <w:szCs w:val="36"/>
-        </w:rPr>
-        <w:t>onCancel</w:t>
-      </w:r>
-      <w:proofErr w:type="spellEnd"/>
-      <w:r>
-        <w:rPr>
-          <w:rFonts w:ascii="Calibri" w:hAnsi="Calibri" w:cs="Calibri"/>
-          <w:b/>
-          <w:bCs/>
-          <w:color w:val="D86DCB" w:themeColor="accent5" w:themeTint="99"/>
-          <w:sz w:val="36"/>
-          <w:szCs w:val="36"/>
-        </w:rPr>
-        <w:t xml:space="preserve">: () =&gt; </w:t>
-      </w:r>
-      <w:proofErr w:type="spellStart"/>
-      <w:r>
-        <w:rPr>
-          <w:rFonts w:ascii="Calibri" w:hAnsi="Calibri" w:cs="Calibri"/>
-          <w:b/>
-          <w:bCs/>
-          <w:color w:val="D86DCB" w:themeColor="accent5" w:themeTint="99"/>
-          <w:sz w:val="36"/>
-          <w:szCs w:val="36"/>
-        </w:rPr>
-        <w:t>cancelNewTastk</w:t>
-      </w:r>
-      <w:proofErr w:type="spellEnd"/>
-      <w:r>
-        <w:rPr>
-          <w:rFonts w:ascii="Calibri" w:hAnsi="Calibri" w:cs="Calibri"/>
-          <w:b/>
-          <w:bCs/>
-          <w:color w:val="D86DCB" w:themeColor="accent5" w:themeTint="99"/>
-          <w:sz w:val="36"/>
-          <w:szCs w:val="36"/>
-        </w:rPr>
-        <w:t>,</w:t>
-      </w:r>
-    </w:p>
-    <w:p>
-      <w:pPr>
-        <w:jc w:val="both"/>
-        <w:rPr>
-          <w:rFonts w:ascii="Calibri" w:hAnsi="Calibri" w:cs="Calibri"/>
-          <w:sz w:val="36"/>
-          <w:szCs w:val="36"/>
-        </w:rPr>
-      </w:pPr>
-      <w:r>
-        <w:rPr>
-          <w:rFonts w:ascii="Calibri" w:hAnsi="Calibri" w:cs="Calibri"/>
-          <w:sz w:val="36"/>
-          <w:szCs w:val="36"/>
-        </w:rPr>
-        <w:t xml:space="preserve"># This calls the </w:t>
-      </w:r>
-      <w:proofErr w:type="spellStart"/>
-      <w:r>
-        <w:rPr>
-          <w:rFonts w:ascii="Calibri" w:hAnsi="Calibri" w:cs="Calibri"/>
-          <w:sz w:val="36"/>
-          <w:szCs w:val="36"/>
-        </w:rPr>
-        <w:t>cancelNewTask</w:t>
-      </w:r>
-      <w:proofErr w:type="spellEnd"/>
-      <w:r>
-        <w:rPr>
-          <w:rFonts w:ascii="Calibri" w:hAnsi="Calibri" w:cs="Calibri"/>
-          <w:sz w:val="36"/>
-          <w:szCs w:val="36"/>
-        </w:rPr>
-        <w:t xml:space="preserve"> function in the lambda function. In this way for logic can be applied for future use.</w:t>
-      </w:r>
-    </w:p>
-    <w:p>
-      <w:pPr>
-        <w:jc w:val="both"/>
-        <w:rPr>
-          <w:rFonts w:ascii="Calibri" w:hAnsi="Calibri" w:cs="Calibri"/>
-          <w:b/>
-          <w:bCs/>
-          <w:color w:val="D86DCB" w:themeColor="accent5" w:themeTint="99"/>
-          <w:sz w:val="36"/>
-          <w:szCs w:val="36"/>
-        </w:rPr>
-      </w:pPr>
-      <w:proofErr w:type="spellStart"/>
-      <w:r>
-        <w:rPr>
-          <w:rFonts w:ascii="Calibri" w:hAnsi="Calibri" w:cs="Calibri"/>
-          <w:b/>
-          <w:bCs/>
-          <w:color w:val="D86DCB" w:themeColor="accent5" w:themeTint="99"/>
-          <w:sz w:val="36"/>
-          <w:szCs w:val="36"/>
-        </w:rPr>
-        <w:t>onCanel</w:t>
-      </w:r>
-      <w:proofErr w:type="spellEnd"/>
-      <w:r>
-        <w:rPr>
-          <w:rFonts w:ascii="Calibri" w:hAnsi="Calibri" w:cs="Calibri"/>
-          <w:b/>
-          <w:bCs/>
-          <w:color w:val="D86DCB" w:themeColor="accent5" w:themeTint="99"/>
-          <w:sz w:val="36"/>
-          <w:szCs w:val="36"/>
-        </w:rPr>
-        <w:t xml:space="preserve">: () =&gt; </w:t>
-      </w:r>
-      <w:proofErr w:type="spellStart"/>
-      <w:proofErr w:type="gramStart"/>
-      <w:r>
-        <w:rPr>
-          <w:rFonts w:ascii="Calibri" w:hAnsi="Calibri" w:cs="Calibri"/>
-          <w:b/>
-          <w:bCs/>
-          <w:color w:val="D86DCB" w:themeColor="accent5" w:themeTint="99"/>
-          <w:sz w:val="36"/>
-          <w:szCs w:val="36"/>
-        </w:rPr>
-        <w:t>cancelNewTask</w:t>
-      </w:r>
-      <w:proofErr w:type="spellEnd"/>
-      <w:r>
-        <w:rPr>
-          <w:rFonts w:ascii="Calibri" w:hAnsi="Calibri" w:cs="Calibri"/>
-          <w:b/>
-          <w:bCs/>
-          <w:color w:val="D86DCB" w:themeColor="accent5" w:themeTint="99"/>
-          <w:sz w:val="36"/>
-          <w:szCs w:val="36"/>
-        </w:rPr>
-        <w:t>(</w:t>
-      </w:r>
-      <w:proofErr w:type="gramEnd"/>
-      <w:r>
-        <w:rPr>
-          <w:rFonts w:ascii="Calibri" w:hAnsi="Calibri" w:cs="Calibri"/>
-          <w:b/>
-          <w:bCs/>
-          <w:color w:val="D86DCB" w:themeColor="accent5" w:themeTint="99"/>
-          <w:sz w:val="36"/>
-          <w:szCs w:val="36"/>
-        </w:rPr>
-        <w:t>),</w:t>
+        <w:t># This lambda returns the cancelNewTask function itself.</w:t>
+      </w:r>
+    </w:p>
+    <w:p>
+      <w:pPr>
+        <w:jc w:val="both"/>
+        <w:rPr>
+          <w:rFonts w:ascii="Calibri" w:hAnsi="Calibri" w:cs="Calibri"/>
+          <w:b/>
+          <w:bCs/>
+          <w:color w:val="D86DCB" w:themeColor="accent5" w:themeTint="99"/>
+          <w:sz w:val="36"/>
+          <w:szCs w:val="36"/>
+        </w:rPr>
+      </w:pPr>
+      <w:r>
+        <w:rPr>
+          <w:rFonts w:ascii="Calibri" w:hAnsi="Calibri" w:cs="Calibri"/>
+          <w:b/>
+          <w:bCs/>
+          <w:color w:val="D86DCB" w:themeColor="accent5" w:themeTint="99"/>
+          <w:sz w:val="36"/>
+          <w:szCs w:val="36"/>
+        </w:rPr>
+        <w:t>onCancel: () =&gt; cancelNewTastk,</w:t>
+      </w:r>
+    </w:p>
+    <w:p>
+      <w:pPr>
+        <w:jc w:val="both"/>
+        <w:rPr>
+          <w:rFonts w:ascii="Calibri" w:hAnsi="Calibri" w:cs="Calibri"/>
+          <w:sz w:val="36"/>
+          <w:szCs w:val="36"/>
+        </w:rPr>
+      </w:pPr>
+      <w:r>
+        <w:rPr>
+          <w:rFonts w:ascii="Calibri" w:hAnsi="Calibri" w:cs="Calibri"/>
+          <w:sz w:val="36"/>
+          <w:szCs w:val="36"/>
+        </w:rPr>
+        <w:t># This calls the cancelNewTask function in the lambda function. In this way for logic can be applied for future use.</w:t>
+      </w:r>
+    </w:p>
+    <w:p>
+      <w:pPr>
+        <w:jc w:val="both"/>
+        <w:rPr>
+          <w:rFonts w:ascii="Calibri" w:hAnsi="Calibri" w:cs="Calibri"/>
+          <w:b/>
+          <w:bCs/>
+          <w:color w:val="D86DCB" w:themeColor="accent5" w:themeTint="99"/>
+          <w:sz w:val="36"/>
+          <w:szCs w:val="36"/>
+        </w:rPr>
+      </w:pPr>
+      <w:r>
+        <w:rPr>
+          <w:rFonts w:ascii="Calibri" w:hAnsi="Calibri" w:cs="Calibri"/>
+          <w:b/>
+          <w:bCs/>
+          <w:color w:val="D86DCB" w:themeColor="accent5" w:themeTint="99"/>
+          <w:sz w:val="36"/>
+          <w:szCs w:val="36"/>
+        </w:rPr>
+        <w:t>onCanel: () =&gt; cancelNewTask(),</w:t>
       </w:r>
     </w:p>
     <w:p>
@@ -3405,6 +2371,7 @@
       </w:pPr>
     </w:p>
     <w:sectPr>
+      <w:footerReference w:type="default" r:id="rId7"/>
       <w:pgSz w:w="11906" w:h="16838" w:code="9"/>
       <w:pgMar w:top="1440" w:right="1440" w:bottom="1440" w:left="1440" w:header="720" w:footer="720" w:gutter="0"/>
       <w:cols w:space="720"/>
@@ -3412,6 +2379,208 @@
     </w:sectPr>
   </w:body>
 </w:document>
+</file>
+
+<file path=word/endnotes.xml><?xml version="1.0" encoding="utf-8"?>
+<w:endnotes xmlns:wpc="http://schemas.microsoft.com/office/word/2010/wordprocessingCanvas" xmlns:cx="http://schemas.microsoft.com/office/drawing/2014/chartex" xmlns:cx1="http://schemas.microsoft.com/office/drawing/2015/9/8/chartex" xmlns:cx2="http://schemas.microsoft.com/office/drawing/2015/10/21/chartex" xmlns:cx3="http://schemas.microsoft.com/office/drawing/2016/5/9/chartex" xmlns:cx4="http://schemas.microsoft.com/office/drawing/2016/5/10/chartex" xmlns:cx5="http://schemas.microsoft.com/office/drawing/2016/5/11/chartex" xmlns:cx6="http://schemas.microsoft.com/office/drawing/2016/5/12/chartex" xmlns:cx7="http://schemas.microsoft.com/office/drawing/2016/5/13/chartex" xmlns:cx8="http://schemas.microsoft.com/office/drawing/2016/5/14/chartex" xmlns:mc="http://schemas.openxmlformats.org/markup-compatibility/2006" xmlns:aink="http://schemas.microsoft.com/office/drawing/2016/ink" xmlns:am3d="http://schemas.microsoft.com/office/drawing/2017/model3d" xmlns:o="urn:schemas-microsoft-com:office:office" xmlns:oel="http://schemas.microsoft.com/office/2019/extlst" xmlns:r="http://schemas.openxmlformats.org/officeDocument/2006/relationships" xmlns:m="http://schemas.openxmlformats.org/officeDocument/2006/math" xmlns:v="urn:schemas-microsoft-com:vml" xmlns:wp14="http://schemas.microsoft.com/office/word/2010/wordprocessingDrawing" xmlns:wp="http://schemas.openxmlformats.org/drawingml/2006/wordprocessingDrawing" xmlns:w10="urn:schemas-microsoft-com:office:word" xmlns:w="http://schemas.openxmlformats.org/wordprocessingml/2006/main" xmlns:w14="http://schemas.microsoft.com/office/word/2010/wordml" xmlns:w15="http://schemas.microsoft.com/office/word/2012/wordml" xmlns:w16cex="http://schemas.microsoft.com/office/word/2018/wordml/cex" xmlns:w16cid="http://schemas.microsoft.com/office/word/2016/wordml/cid" xmlns:w16="http://schemas.microsoft.com/office/word/2018/wordml" xmlns:w16sdtdh="http://schemas.microsoft.com/office/word/2020/wordml/sdtdatahash" xmlns:w16se="http://schemas.microsoft.com/office/word/2015/wordml/symex" xmlns:wpg="http://schemas.microsoft.com/office/word/2010/wordprocessingGroup" xmlns:wpi="http://schemas.microsoft.com/office/word/2010/wordprocessingInk" xmlns:wne="http://schemas.microsoft.com/office/word/2006/wordml" xmlns:wps="http://schemas.microsoft.com/office/word/2010/wordprocessingShape" mc:Ignorable="w14 w15 w16se w16cid w16 w16cex w16sdtdh wp14">
+  <w:endnote w:type="separator" w:id="-1">
+    <w:p>
+      <w:pPr>
+        <w:spacing w:after="0" w:line="240" w:lineRule="auto"/>
+      </w:pPr>
+      <w:r>
+        <w:separator/>
+      </w:r>
+    </w:p>
+  </w:endnote>
+  <w:endnote w:type="continuationSeparator" w:id="0">
+    <w:p>
+      <w:pPr>
+        <w:spacing w:after="0" w:line="240" w:lineRule="auto"/>
+      </w:pPr>
+      <w:r>
+        <w:continuationSeparator/>
+      </w:r>
+    </w:p>
+  </w:endnote>
+</w:endnotes>
+</file>
+
+<file path=word/footer1.xml><?xml version="1.0" encoding="utf-8"?>
+<w:ftr xmlns:wpc="http://schemas.microsoft.com/office/word/2010/wordprocessingCanvas" xmlns:cx="http://schemas.microsoft.com/office/drawing/2014/chartex" xmlns:cx1="http://schemas.microsoft.com/office/drawing/2015/9/8/chartex" xmlns:cx2="http://schemas.microsoft.com/office/drawing/2015/10/21/chartex" xmlns:cx3="http://schemas.microsoft.com/office/drawing/2016/5/9/chartex" xmlns:cx4="http://schemas.microsoft.com/office/drawing/2016/5/10/chartex" xmlns:cx5="http://schemas.microsoft.com/office/drawing/2016/5/11/chartex" xmlns:cx6="http://schemas.microsoft.com/office/drawing/2016/5/12/chartex" xmlns:cx7="http://schemas.microsoft.com/office/drawing/2016/5/13/chartex" xmlns:cx8="http://schemas.microsoft.com/office/drawing/2016/5/14/chartex" xmlns:mc="http://schemas.openxmlformats.org/markup-compatibility/2006" xmlns:aink="http://schemas.microsoft.com/office/drawing/2016/ink" xmlns:am3d="http://schemas.microsoft.com/office/drawing/2017/model3d" xmlns:o="urn:schemas-microsoft-com:office:office" xmlns:oel="http://schemas.microsoft.com/office/2019/extlst" xmlns:r="http://schemas.openxmlformats.org/officeDocument/2006/relationships" xmlns:m="http://schemas.openxmlformats.org/officeDocument/2006/math" xmlns:v="urn:schemas-microsoft-com:vml" xmlns:wp14="http://schemas.microsoft.com/office/word/2010/wordprocessingDrawing" xmlns:wp="http://schemas.openxmlformats.org/drawingml/2006/wordprocessingDrawing" xmlns:w10="urn:schemas-microsoft-com:office:word" xmlns:w="http://schemas.openxmlformats.org/wordprocessingml/2006/main" xmlns:w14="http://schemas.microsoft.com/office/word/2010/wordml" xmlns:w15="http://schemas.microsoft.com/office/word/2012/wordml" xmlns:w16cex="http://schemas.microsoft.com/office/word/2018/wordml/cex" xmlns:w16cid="http://schemas.microsoft.com/office/word/2016/wordml/cid" xmlns:w16="http://schemas.microsoft.com/office/word/2018/wordml" xmlns:w16sdtdh="http://schemas.microsoft.com/office/word/2020/wordml/sdtdatahash" xmlns:w16se="http://schemas.microsoft.com/office/word/2015/wordml/symex" xmlns:wpg="http://schemas.microsoft.com/office/word/2010/wordprocessingGroup" xmlns:wpi="http://schemas.microsoft.com/office/word/2010/wordprocessingInk" xmlns:wne="http://schemas.microsoft.com/office/word/2006/wordml" xmlns:wps="http://schemas.microsoft.com/office/word/2010/wordprocessingShape" mc:Ignorable="w14 w15 w16se w16cid w16 w16cex w16sdtdh wp14">
+  <w:sdt>
+    <w:sdtPr>
+      <w:id w:val="1467776199"/>
+      <w:docPartObj>
+        <w:docPartGallery w:val="Page Numbers (Bottom of Page)"/>
+        <w:docPartUnique/>
+      </w:docPartObj>
+    </w:sdtPr>
+    <w:sdtEndPr>
+      <w:rPr>
+        <w:noProof/>
+      </w:rPr>
+    </w:sdtEndPr>
+    <w:sdtContent>
+      <w:p>
+        <w:pPr>
+          <w:pStyle w:val="Footer"/>
+          <w:jc w:val="center"/>
+        </w:pPr>
+        <w:r>
+          <w:fldChar w:fldCharType="begin"/>
+        </w:r>
+        <w:r>
+          <w:instrText xml:space="preserve"> PAGE   \* MERGEFORMAT </w:instrText>
+        </w:r>
+        <w:r>
+          <w:fldChar w:fldCharType="separate"/>
+        </w:r>
+        <w:r>
+          <w:rPr>
+            <w:noProof/>
+          </w:rPr>
+          <w:t>2</w:t>
+        </w:r>
+        <w:r>
+          <w:rPr>
+            <w:noProof/>
+          </w:rPr>
+          <w:fldChar w:fldCharType="end"/>
+        </w:r>
+      </w:p>
+    </w:sdtContent>
+  </w:sdt>
+  <w:p>
+    <w:pPr>
+      <w:pStyle w:val="Footer"/>
+    </w:pPr>
+  </w:p>
+</w:ftr>
+</file>
+
+<file path=word/footnotes.xml><?xml version="1.0" encoding="utf-8"?>
+<w:footnotes xmlns:wpc="http://schemas.microsoft.com/office/word/2010/wordprocessingCanvas" xmlns:cx="http://schemas.microsoft.com/office/drawing/2014/chartex" xmlns:cx1="http://schemas.microsoft.com/office/drawing/2015/9/8/chartex" xmlns:cx2="http://schemas.microsoft.com/office/drawing/2015/10/21/chartex" xmlns:cx3="http://schemas.microsoft.com/office/drawing/2016/5/9/chartex" xmlns:cx4="http://schemas.microsoft.com/office/drawing/2016/5/10/chartex" xmlns:cx5="http://schemas.microsoft.com/office/drawing/2016/5/11/chartex" xmlns:cx6="http://schemas.microsoft.com/office/drawing/2016/5/12/chartex" xmlns:cx7="http://schemas.microsoft.com/office/drawing/2016/5/13/chartex" xmlns:cx8="http://schemas.microsoft.com/office/drawing/2016/5/14/chartex" xmlns:mc="http://schemas.openxmlformats.org/markup-compatibility/2006" xmlns:aink="http://schemas.microsoft.com/office/drawing/2016/ink" xmlns:am3d="http://schemas.microsoft.com/office/drawing/2017/model3d" xmlns:o="urn:schemas-microsoft-com:office:office" xmlns:oel="http://schemas.microsoft.com/office/2019/extlst" xmlns:r="http://schemas.openxmlformats.org/officeDocument/2006/relationships" xmlns:m="http://schemas.openxmlformats.org/officeDocument/2006/math" xmlns:v="urn:schemas-microsoft-com:vml" xmlns:wp14="http://schemas.microsoft.com/office/word/2010/wordprocessingDrawing" xmlns:wp="http://schemas.openxmlformats.org/drawingml/2006/wordprocessingDrawing" xmlns:w10="urn:schemas-microsoft-com:office:word" xmlns:w="http://schemas.openxmlformats.org/wordprocessingml/2006/main" xmlns:w14="http://schemas.microsoft.com/office/word/2010/wordml" xmlns:w15="http://schemas.microsoft.com/office/word/2012/wordml" xmlns:w16cex="http://schemas.microsoft.com/office/word/2018/wordml/cex" xmlns:w16cid="http://schemas.microsoft.com/office/word/2016/wordml/cid" xmlns:w16="http://schemas.microsoft.com/office/word/2018/wordml" xmlns:w16sdtdh="http://schemas.microsoft.com/office/word/2020/wordml/sdtdatahash" xmlns:w16se="http://schemas.microsoft.com/office/word/2015/wordml/symex" xmlns:wpg="http://schemas.microsoft.com/office/word/2010/wordprocessingGroup" xmlns:wpi="http://schemas.microsoft.com/office/word/2010/wordprocessingInk" xmlns:wne="http://schemas.microsoft.com/office/word/2006/wordml" xmlns:wps="http://schemas.microsoft.com/office/word/2010/wordprocessingShape" mc:Ignorable="w14 w15 w16se w16cid w16 w16cex w16sdtdh wp14">
+  <w:footnote w:type="separator" w:id="-1">
+    <w:p>
+      <w:pPr>
+        <w:spacing w:after="0" w:line="240" w:lineRule="auto"/>
+      </w:pPr>
+      <w:r>
+        <w:separator/>
+      </w:r>
+    </w:p>
+  </w:footnote>
+  <w:footnote w:type="continuationSeparator" w:id="0">
+    <w:p>
+      <w:pPr>
+        <w:spacing w:after="0" w:line="240" w:lineRule="auto"/>
+      </w:pPr>
+      <w:r>
+        <w:continuationSeparator/>
+      </w:r>
+    </w:p>
+  </w:footnote>
+</w:footnotes>
+</file>
+
+<file path=word/numbering.xml><?xml version="1.0" encoding="utf-8"?>
+<w:numbering xmlns:wpc="http://schemas.microsoft.com/office/word/2010/wordprocessingCanvas" xmlns:cx="http://schemas.microsoft.com/office/drawing/2014/chartex" xmlns:cx1="http://schemas.microsoft.com/office/drawing/2015/9/8/chartex" xmlns:cx2="http://schemas.microsoft.com/office/drawing/2015/10/21/chartex" xmlns:cx3="http://schemas.microsoft.com/office/drawing/2016/5/9/chartex" xmlns:cx4="http://schemas.microsoft.com/office/drawing/2016/5/10/chartex" xmlns:cx5="http://schemas.microsoft.com/office/drawing/2016/5/11/chartex" xmlns:cx6="http://schemas.microsoft.com/office/drawing/2016/5/12/chartex" xmlns:cx7="http://schemas.microsoft.com/office/drawing/2016/5/13/chartex" xmlns:cx8="http://schemas.microsoft.com/office/drawing/2016/5/14/chartex" xmlns:mc="http://schemas.openxmlformats.org/markup-compatibility/2006" xmlns:aink="http://schemas.microsoft.com/office/drawing/2016/ink" xmlns:am3d="http://schemas.microsoft.com/office/drawing/2017/model3d" xmlns:o="urn:schemas-microsoft-com:office:office" xmlns:oel="http://schemas.microsoft.com/office/2019/extlst" xmlns:r="http://schemas.openxmlformats.org/officeDocument/2006/relationships" xmlns:m="http://schemas.openxmlformats.org/officeDocument/2006/math" xmlns:v="urn:schemas-microsoft-com:vml" xmlns:wp14="http://schemas.microsoft.com/office/word/2010/wordprocessingDrawing" xmlns:wp="http://schemas.openxmlformats.org/drawingml/2006/wordprocessingDrawing" xmlns:w10="urn:schemas-microsoft-com:office:word" xmlns:w="http://schemas.openxmlformats.org/wordprocessingml/2006/main" xmlns:w14="http://schemas.microsoft.com/office/word/2010/wordml" xmlns:w15="http://schemas.microsoft.com/office/word/2012/wordml" xmlns:w16cex="http://schemas.microsoft.com/office/word/2018/wordml/cex" xmlns:w16cid="http://schemas.microsoft.com/office/word/2016/wordml/cid" xmlns:w16="http://schemas.microsoft.com/office/word/2018/wordml" xmlns:w16sdtdh="http://schemas.microsoft.com/office/word/2020/wordml/sdtdatahash" xmlns:w16se="http://schemas.microsoft.com/office/word/2015/wordml/symex" xmlns:wpg="http://schemas.microsoft.com/office/word/2010/wordprocessingGroup" xmlns:wpi="http://schemas.microsoft.com/office/word/2010/wordprocessingInk" xmlns:wne="http://schemas.microsoft.com/office/word/2006/wordml" xmlns:wps="http://schemas.microsoft.com/office/word/2010/wordprocessingShape" mc:Ignorable="w14 w15 w16se w16cid w16 w16cex w16sdtdh wp14">
+  <w:abstractNum w:abstractNumId="0" w15:restartNumberingAfterBreak="0">
+    <w:nsid w:val="7C2D1A79"/>
+    <w:multiLevelType w:val="hybridMultilevel"/>
+    <w:tmpl w:val="FABA6E98"/>
+    <w:lvl w:ilvl="0" w:tplc="39943338">
+      <w:start w:val="1"/>
+      <w:numFmt w:val="decimal"/>
+      <w:lvlText w:val="%1."/>
+      <w:lvlJc w:val="left"/>
+      <w:pPr>
+        <w:ind w:left="360" w:hanging="360"/>
+      </w:pPr>
+      <w:rPr>
+        <w:rFonts w:hint="default"/>
+        <w:b/>
+        <w:bCs/>
+      </w:rPr>
+    </w:lvl>
+    <w:lvl w:ilvl="1" w:tplc="04090019" w:tentative="1">
+      <w:start w:val="1"/>
+      <w:numFmt w:val="lowerLetter"/>
+      <w:lvlText w:val="%2."/>
+      <w:lvlJc w:val="left"/>
+      <w:pPr>
+        <w:ind w:left="1080" w:hanging="360"/>
+      </w:pPr>
+    </w:lvl>
+    <w:lvl w:ilvl="2" w:tplc="0409001B" w:tentative="1">
+      <w:start w:val="1"/>
+      <w:numFmt w:val="lowerRoman"/>
+      <w:lvlText w:val="%3."/>
+      <w:lvlJc w:val="right"/>
+      <w:pPr>
+        <w:ind w:left="1800" w:hanging="180"/>
+      </w:pPr>
+    </w:lvl>
+    <w:lvl w:ilvl="3" w:tplc="0409000F" w:tentative="1">
+      <w:start w:val="1"/>
+      <w:numFmt w:val="decimal"/>
+      <w:lvlText w:val="%4."/>
+      <w:lvlJc w:val="left"/>
+      <w:pPr>
+        <w:ind w:left="2520" w:hanging="360"/>
+      </w:pPr>
+    </w:lvl>
+    <w:lvl w:ilvl="4" w:tplc="04090019" w:tentative="1">
+      <w:start w:val="1"/>
+      <w:numFmt w:val="lowerLetter"/>
+      <w:lvlText w:val="%5."/>
+      <w:lvlJc w:val="left"/>
+      <w:pPr>
+        <w:ind w:left="3240" w:hanging="360"/>
+      </w:pPr>
+    </w:lvl>
+    <w:lvl w:ilvl="5" w:tplc="0409001B" w:tentative="1">
+      <w:start w:val="1"/>
+      <w:numFmt w:val="lowerRoman"/>
+      <w:lvlText w:val="%6."/>
+      <w:lvlJc w:val="right"/>
+      <w:pPr>
+        <w:ind w:left="3960" w:hanging="180"/>
+      </w:pPr>
+    </w:lvl>
+    <w:lvl w:ilvl="6" w:tplc="0409000F" w:tentative="1">
+      <w:start w:val="1"/>
+      <w:numFmt w:val="decimal"/>
+      <w:lvlText w:val="%7."/>
+      <w:lvlJc w:val="left"/>
+      <w:pPr>
+        <w:ind w:left="4680" w:hanging="360"/>
+      </w:pPr>
+    </w:lvl>
+    <w:lvl w:ilvl="7" w:tplc="04090019" w:tentative="1">
+      <w:start w:val="1"/>
+      <w:numFmt w:val="lowerLetter"/>
+      <w:lvlText w:val="%8."/>
+      <w:lvlJc w:val="left"/>
+      <w:pPr>
+        <w:ind w:left="5400" w:hanging="360"/>
+      </w:pPr>
+    </w:lvl>
+    <w:lvl w:ilvl="8" w:tplc="0409001B" w:tentative="1">
+      <w:start w:val="1"/>
+      <w:numFmt w:val="lowerRoman"/>
+      <w:lvlText w:val="%9."/>
+      <w:lvlJc w:val="right"/>
+      <w:pPr>
+        <w:ind w:left="6120" w:hanging="180"/>
+      </w:pPr>
+    </w:lvl>
+  </w:abstractNum>
+  <w:num w:numId="1" w16cid:durableId="1458984331">
+    <w:abstractNumId w:val="0"/>
+  </w:num>
+</w:numbering>
 </file>
 
 <file path=word/styles.xml><?xml version="1.0" encoding="utf-8"?>
@@ -4331,6 +3500,50 @@
       <w:spacing w:val="5"/>
     </w:rPr>
   </w:style>
+  <w:style w:type="paragraph" w:styleId="Header">
+    <w:name w:val="header"/>
+    <w:basedOn w:val="Normal"/>
+    <w:link w:val="HeaderChar"/>
+    <w:uiPriority w:val="99"/>
+    <w:unhideWhenUsed/>
+    <w:rsid w:val="003360CE"/>
+    <w:pPr>
+      <w:tabs>
+        <w:tab w:val="center" w:pos="4680"/>
+        <w:tab w:val="right" w:pos="9360"/>
+      </w:tabs>
+      <w:spacing w:after="0" w:line="240" w:lineRule="auto"/>
+    </w:pPr>
+  </w:style>
+  <w:style w:type="character" w:customStyle="1" w:styleId="HeaderChar">
+    <w:name w:val="Header Char"/>
+    <w:basedOn w:val="DefaultParagraphFont"/>
+    <w:link w:val="Header"/>
+    <w:uiPriority w:val="99"/>
+    <w:rsid w:val="003360CE"/>
+  </w:style>
+  <w:style w:type="paragraph" w:styleId="Footer">
+    <w:name w:val="footer"/>
+    <w:basedOn w:val="Normal"/>
+    <w:link w:val="FooterChar"/>
+    <w:uiPriority w:val="99"/>
+    <w:unhideWhenUsed/>
+    <w:rsid w:val="003360CE"/>
+    <w:pPr>
+      <w:tabs>
+        <w:tab w:val="center" w:pos="4680"/>
+        <w:tab w:val="right" w:pos="9360"/>
+      </w:tabs>
+      <w:spacing w:after="0" w:line="240" w:lineRule="auto"/>
+    </w:pPr>
+  </w:style>
+  <w:style w:type="character" w:customStyle="1" w:styleId="FooterChar">
+    <w:name w:val="Footer Char"/>
+    <w:basedOn w:val="DefaultParagraphFont"/>
+    <w:link w:val="Footer"/>
+    <w:uiPriority w:val="99"/>
+    <w:rsid w:val="003360CE"/>
+  </w:style>
 </w:styles>
 </file>
 
